--- a/storage/docs/template-url.docx
+++ b/storage/docs/template-url.docx
@@ -7,7 +7,7 @@
         <w:tabs>
           <w:tab w:val="center" w:pos="5184"/>
         </w:tabs>
-        <w:spacing w:after="0" w:line="240" w:lineRule="auto"/>
+        <w:spacing w:before="120" w:after="80" w:line="240" w:lineRule="auto"/>
         <w:jc w:val="center"/>
         <w:rPr>
           <w:rFonts w:ascii="Times New Roman" w:hAnsi="Times New Roman"/>
@@ -269,6 +269,81 @@
     </w:p>
     <w:p>
       <w:pPr>
+        <w:pStyle w:val="Affiliation"/>
+        <w:rPr>
+          <w:sz w:val="18"/>
+          <w:szCs w:val="18"/>
+        </w:rPr>
+      </w:pPr>
+      <w:r>
+        <w:rPr>
+          <w:sz w:val="18"/>
+          <w:szCs w:val="18"/>
+          <w:vertAlign w:val="superscript"/>
+        </w:rPr>
+        <w:t>1</w:t>
+      </w:r>
+      <w:r>
+        <w:rPr>
+          <w:sz w:val="18"/>
+          <w:szCs w:val="18"/>
+        </w:rPr>
+        <w:t xml:space="preserve">mail id, </w:t>
+      </w:r>
+      <w:r>
+        <w:rPr>
+          <w:sz w:val="18"/>
+          <w:szCs w:val="18"/>
+          <w:vertAlign w:val="superscript"/>
+        </w:rPr>
+        <w:t>2</w:t>
+      </w:r>
+      <w:r>
+        <w:rPr>
+          <w:sz w:val="18"/>
+          <w:szCs w:val="18"/>
+        </w:rPr>
+        <w:t xml:space="preserve">mail id, </w:t>
+      </w:r>
+      <w:r>
+        <w:rPr>
+          <w:sz w:val="18"/>
+          <w:szCs w:val="18"/>
+          <w:vertAlign w:val="superscript"/>
+        </w:rPr>
+        <w:t>3</w:t>
+      </w:r>
+      <w:r>
+        <w:rPr>
+          <w:sz w:val="18"/>
+          <w:szCs w:val="18"/>
+        </w:rPr>
+        <w:t xml:space="preserve">mail id, </w:t>
+      </w:r>
+    </w:p>
+    <w:p>
+      <w:pPr>
+        <w:pStyle w:val="Affiliation"/>
+        <w:rPr>
+          <w:sz w:val="18"/>
+          <w:szCs w:val="18"/>
+        </w:rPr>
+      </w:pPr>
+    </w:p>
+    <w:p>
+      <w:pPr>
+        <w:tabs>
+          <w:tab w:val="center" w:pos="5184"/>
+        </w:tabs>
+        <w:spacing w:after="0" w:line="240" w:lineRule="auto"/>
+        <w:jc w:val="center"/>
+        <w:rPr>
+          <w:rFonts w:ascii="Times New Roman" w:hAnsi="Times New Roman"/>
+        </w:rPr>
+      </w:pPr>
+    </w:p>
+    <w:p>
+      <w:pPr>
         <w:tabs>
           <w:tab w:val="center" w:pos="5184"/>
         </w:tabs>
@@ -279,26 +354,15 @@
           <w:b/>
           <w:sz w:val="18"/>
         </w:rPr>
-      </w:pPr>
-    </w:p>
-    <w:p>
-      <w:pPr>
-        <w:tabs>
-          <w:tab w:val="center" w:pos="5184"/>
-        </w:tabs>
-        <w:spacing w:after="240" w:line="240" w:lineRule="auto"/>
-        <w:jc w:val="both"/>
-        <w:rPr>
-          <w:rFonts w:ascii="Times New Roman" w:hAnsi="Times New Roman"/>
-          <w:b/>
-          <w:sz w:val="18"/>
-        </w:rPr>
         <w:sectPr>
-          <w:headerReference w:type="default" r:id="rId9"/>
-          <w:footerReference w:type="default" r:id="rId10"/>
+          <w:headerReference w:type="even" r:id="rId9"/>
+          <w:headerReference w:type="default" r:id="rId10"/>
+          <w:footerReference w:type="even" r:id="rId11"/>
+          <w:footerReference w:type="default" r:id="rId12"/>
+          <w:headerReference w:type="first" r:id="rId13"/>
+          <w:footerReference w:type="first" r:id="rId14"/>
           <w:pgSz w:w="12240" w:h="15840"/>
-          <w:pgMar w:top="1008" w:right="936" w:bottom="1008" w:left="936" w:header="720" w:footer="720" w:gutter="0"/>
-          <w:pgNumType w:start="21"/>
+          <w:pgMar w:top="1008" w:right="936" w:bottom="1008" w:left="936" w:header="720" w:footer="397" w:gutter="0"/>
           <w:cols w:space="720"/>
           <w:docGrid w:linePitch="360"/>
         </w:sectPr>
@@ -314,51 +378,16 @@
         <w:rPr>
           <w:rFonts w:ascii="Times New Roman" w:hAnsi="Times New Roman"/>
           <w:b/>
-          <w:sz w:val="14"/>
-        </w:rPr>
-      </w:pPr>
-      <w:r>
-        <w:rPr>
-          <w:rFonts w:ascii="Times New Roman" w:hAnsi="Times New Roman"/>
           <w:sz w:val="18"/>
         </w:rPr>
-        <w:lastRenderedPageBreak/>
-        <w:t>Published online: XX</w:t>
-      </w:r>
-      <w:r>
-        <w:rPr>
-          <w:rFonts w:ascii="Times New Roman" w:hAnsi="Times New Roman"/>
-          <w:sz w:val="18"/>
-        </w:rPr>
-        <w:t xml:space="preserve"> March </w:t>
-      </w:r>
-      <w:r>
-        <w:rPr>
-          <w:rFonts w:ascii="Times New Roman" w:hAnsi="Times New Roman"/>
-          <w:sz w:val="18"/>
-        </w:rPr>
-        <w:t>XXXX</w:t>
-      </w:r>
-    </w:p>
-    <w:p>
-      <w:pPr>
-        <w:tabs>
-          <w:tab w:val="center" w:pos="5184"/>
-        </w:tabs>
-        <w:spacing w:after="120" w:line="240" w:lineRule="auto"/>
-        <w:jc w:val="both"/>
+      </w:pPr>
+      <w:r>
         <w:rPr>
           <w:rFonts w:ascii="Times New Roman" w:hAnsi="Times New Roman"/>
           <w:b/>
           <w:sz w:val="18"/>
         </w:rPr>
-      </w:pPr>
-      <w:r>
-        <w:rPr>
-          <w:rFonts w:ascii="Times New Roman" w:hAnsi="Times New Roman"/>
-          <w:b/>
-          <w:sz w:val="18"/>
-        </w:rPr>
+        <w:lastRenderedPageBreak/>
         <w:t xml:space="preserve">Abstract –This article gives the overall view of the articles published in </w:t>
       </w:r>
       <w:r>
@@ -416,8 +445,17 @@
     <w:p>
       <w:pPr>
         <w:pStyle w:val="IEEEHeading1"/>
-      </w:pPr>
-      <w:r>
+        <w:spacing w:after="120"/>
+        <w:rPr>
+          <w:sz w:val="24"/>
+          <w:szCs w:val="32"/>
+        </w:rPr>
+      </w:pPr>
+      <w:r>
+        <w:rPr>
+          <w:sz w:val="24"/>
+          <w:szCs w:val="32"/>
+        </w:rPr>
         <w:t>Introduction</w:t>
       </w:r>
     </w:p>
@@ -446,12 +484,12 @@
         <w:pStyle w:val="ListParagraph"/>
         <w:numPr>
           <w:ilvl w:val="0"/>
-          <w:numId w:val="3"/>
+          <w:numId w:val="41"/>
         </w:numPr>
         <w:tabs>
           <w:tab w:val="center" w:pos="5184"/>
         </w:tabs>
-        <w:spacing w:line="240" w:lineRule="auto"/>
+        <w:spacing w:after="120" w:line="240" w:lineRule="auto"/>
         <w:jc w:val="both"/>
         <w:rPr>
           <w:rFonts w:ascii="Times New Roman" w:hAnsi="Times New Roman"/>
@@ -471,12 +509,12 @@
         <w:pStyle w:val="ListParagraph"/>
         <w:numPr>
           <w:ilvl w:val="0"/>
-          <w:numId w:val="3"/>
+          <w:numId w:val="41"/>
         </w:numPr>
         <w:tabs>
           <w:tab w:val="center" w:pos="5184"/>
         </w:tabs>
-        <w:spacing w:line="240" w:lineRule="auto"/>
+        <w:spacing w:after="120" w:line="240" w:lineRule="auto"/>
         <w:jc w:val="both"/>
         <w:rPr>
           <w:rFonts w:ascii="Times New Roman" w:hAnsi="Times New Roman"/>
@@ -496,12 +534,12 @@
         <w:pStyle w:val="ListParagraph"/>
         <w:numPr>
           <w:ilvl w:val="0"/>
-          <w:numId w:val="3"/>
+          <w:numId w:val="41"/>
         </w:numPr>
         <w:tabs>
           <w:tab w:val="center" w:pos="5184"/>
         </w:tabs>
-        <w:spacing w:line="240" w:lineRule="auto"/>
+        <w:spacing w:after="120" w:line="240" w:lineRule="auto"/>
         <w:jc w:val="both"/>
         <w:rPr>
           <w:rFonts w:ascii="Times New Roman" w:hAnsi="Times New Roman"/>
@@ -555,9 +593,18 @@
     <w:p>
       <w:pPr>
         <w:pStyle w:val="IEEEHeading1"/>
-      </w:pPr>
-      <w:r>
-        <w:t>RELATED WORK</w:t>
+        <w:spacing w:after="120"/>
+        <w:rPr>
+          <w:sz w:val="24"/>
+          <w:szCs w:val="32"/>
+        </w:rPr>
+      </w:pPr>
+      <w:r>
+        <w:rPr>
+          <w:sz w:val="24"/>
+          <w:szCs w:val="32"/>
+        </w:rPr>
+        <w:t>Related work</w:t>
       </w:r>
     </w:p>
     <w:p>
@@ -577,7 +624,15 @@
           <w:rFonts w:ascii="Times New Roman" w:hAnsi="Times New Roman"/>
           <w:sz w:val="20"/>
         </w:rPr>
-        <w:t>All the related works that have been done by other researchers that are related to the current research problem should be summarized in this section. Times New Roman font with size 10 must be used in this section. Sub topic should be written as given below:</w:t>
+        <w:t xml:space="preserve">All the related works that have been done by other researchers that are related to the current research problem should be summarized in this section. Times New Roman font with size </w:t>
+      </w:r>
+      <w:r>
+        <w:rPr>
+          <w:rFonts w:ascii="Times New Roman" w:hAnsi="Times New Roman"/>
+          <w:sz w:val="20"/>
+        </w:rPr>
+        <w:lastRenderedPageBreak/>
+        <w:t>10 must be used in this section. Sub topic should be written as given below:</w:t>
       </w:r>
     </w:p>
     <w:p>
@@ -585,7 +640,7 @@
         <w:pStyle w:val="ListParagraph"/>
         <w:numPr>
           <w:ilvl w:val="0"/>
-          <w:numId w:val="4"/>
+          <w:numId w:val="42"/>
         </w:numPr>
         <w:tabs>
           <w:tab w:val="center" w:pos="5184"/>
@@ -602,7 +657,6 @@
           <w:rFonts w:ascii="Times New Roman" w:hAnsi="Times New Roman"/>
           <w:sz w:val="20"/>
         </w:rPr>
-        <w:lastRenderedPageBreak/>
         <w:t>Sub topic 1</w:t>
       </w:r>
     </w:p>
@@ -611,7 +665,7 @@
         <w:pStyle w:val="ListParagraph"/>
         <w:numPr>
           <w:ilvl w:val="0"/>
-          <w:numId w:val="4"/>
+          <w:numId w:val="42"/>
         </w:numPr>
         <w:tabs>
           <w:tab w:val="center" w:pos="5184"/>
@@ -636,7 +690,7 @@
         <w:pStyle w:val="ListParagraph"/>
         <w:numPr>
           <w:ilvl w:val="0"/>
-          <w:numId w:val="4"/>
+          <w:numId w:val="42"/>
         </w:numPr>
         <w:tabs>
           <w:tab w:val="center" w:pos="5184"/>
@@ -662,7 +716,7 @@
         <w:pStyle w:val="ListParagraph"/>
         <w:numPr>
           <w:ilvl w:val="1"/>
-          <w:numId w:val="8"/>
+          <w:numId w:val="1"/>
         </w:numPr>
         <w:tabs>
           <w:tab w:val="center" w:pos="5184"/>
@@ -713,7 +767,7 @@
         <w:pStyle w:val="ListParagraph"/>
         <w:numPr>
           <w:ilvl w:val="1"/>
-          <w:numId w:val="8"/>
+          <w:numId w:val="1"/>
         </w:numPr>
         <w:tabs>
           <w:tab w:val="center" w:pos="5184"/>
@@ -778,7 +832,7 @@
         <w:pStyle w:val="ListParagraph"/>
         <w:numPr>
           <w:ilvl w:val="1"/>
-          <w:numId w:val="8"/>
+          <w:numId w:val="1"/>
         </w:numPr>
         <w:tabs>
           <w:tab w:val="center" w:pos="5184"/>
@@ -827,24 +881,18 @@
     <w:p>
       <w:pPr>
         <w:pStyle w:val="IEEEHeading1"/>
-      </w:pPr>
-      <w:r>
-        <w:t>P</w:t>
-      </w:r>
-      <w:r>
-        <w:t>R</w:t>
-      </w:r>
-      <w:r>
-        <w:t>O</w:t>
-      </w:r>
-      <w:r>
-        <w:t>POSED M</w:t>
-      </w:r>
-      <w:r>
-        <w:t>ETHOD</w:t>
-      </w:r>
-      <w:r>
-        <w:t xml:space="preserve"> </w:t>
+        <w:spacing w:after="120"/>
+        <w:rPr>
+          <w:sz w:val="24"/>
+          <w:szCs w:val="32"/>
+        </w:rPr>
+      </w:pPr>
+      <w:r>
+        <w:rPr>
+          <w:sz w:val="24"/>
+          <w:szCs w:val="32"/>
+        </w:rPr>
+        <w:t>Proposed Method</w:t>
       </w:r>
     </w:p>
     <w:p>
@@ -864,15 +912,24 @@
           <w:rFonts w:ascii="Times New Roman" w:hAnsi="Times New Roman"/>
           <w:sz w:val="20"/>
         </w:rPr>
-        <w:t xml:space="preserve">The entire proposed modelling and architecture of the current research paper should be presented in this section. This section gives the original contribution of the authors. This section should be written in Times New Roman font with size 10. Accepted manuscripts should be written by following this template. Once the manuscript is accepted authors should transfer the copyright form to the journal editorial office. Authors should write their manuscripts without any mistakes especially spelling and grammar. </w:t>
+        <w:t xml:space="preserve">The entire proposed modeling and architecture of the current research paper should be presented in this section. This section gives the original contribution of the authors. This section should be written in Times New Roman font with size 10. Accepted manuscripts should be written by following this template. Once the manuscript is accepted authors should transfer the copyright form to the journal editorial office. Authors should write their manuscripts without any mistakes especially spelling and grammar. </w:t>
       </w:r>
     </w:p>
     <w:p>
       <w:pPr>
         <w:pStyle w:val="IEEEHeading1"/>
-      </w:pPr>
-      <w:r>
-        <w:t>RESULTS AND DISCUSSIONS</w:t>
+        <w:spacing w:after="120"/>
+        <w:rPr>
+          <w:sz w:val="24"/>
+          <w:szCs w:val="32"/>
+        </w:rPr>
+      </w:pPr>
+      <w:r>
+        <w:rPr>
+          <w:sz w:val="24"/>
+          <w:szCs w:val="32"/>
+        </w:rPr>
+        <w:t>Results and Discussions</w:t>
       </w:r>
     </w:p>
     <w:p>
@@ -896,11 +953,8 @@
     </w:p>
     <w:p>
       <w:pPr>
-        <w:tabs>
-          <w:tab w:val="center" w:pos="5184"/>
-        </w:tabs>
-        <w:spacing w:after="120" w:line="240" w:lineRule="auto"/>
-        <w:jc w:val="both"/>
+        <w:spacing w:after="120"/>
+        <w:ind w:firstLine="202"/>
         <w:rPr>
           <w:rFonts w:ascii="Times New Roman" w:hAnsi="Times New Roman"/>
           <w:sz w:val="20"/>
@@ -913,16 +967,13 @@
           <w:sz w:val="20"/>
           <w:szCs w:val="20"/>
         </w:rPr>
-        <w:t>If you have a figure, simply paste it in the template and adjust the size of the figure as per the requirement</w:t>
+        <w:t>If you have a figure, simply paste it in the template and adjust the size of the figure as per the requirement.</w:t>
       </w:r>
     </w:p>
     <w:p>
       <w:pPr>
-        <w:tabs>
-          <w:tab w:val="center" w:pos="5184"/>
-        </w:tabs>
-        <w:spacing w:after="120" w:line="240" w:lineRule="auto"/>
-        <w:jc w:val="both"/>
+        <w:spacing w:after="120"/>
+        <w:ind w:firstLine="202"/>
         <w:rPr>
           <w:rFonts w:ascii="Times New Roman" w:hAnsi="Times New Roman"/>
           <w:sz w:val="20"/>
@@ -932,62 +983,7 @@
     </w:p>
     <w:p>
       <w:pPr>
-        <w:tabs>
-          <w:tab w:val="center" w:pos="5184"/>
-        </w:tabs>
-        <w:spacing w:after="120" w:line="240" w:lineRule="auto"/>
-        <w:jc w:val="both"/>
-        <w:rPr>
-          <w:rFonts w:ascii="Times New Roman" w:hAnsi="Times New Roman"/>
-          <w:sz w:val="20"/>
-          <w:szCs w:val="20"/>
-        </w:rPr>
-      </w:pPr>
-    </w:p>
-    <w:p>
-      <w:pPr>
-        <w:tabs>
-          <w:tab w:val="center" w:pos="5184"/>
-        </w:tabs>
-        <w:spacing w:after="120" w:line="240" w:lineRule="auto"/>
-        <w:jc w:val="both"/>
-        <w:rPr>
-          <w:rFonts w:ascii="Times New Roman" w:hAnsi="Times New Roman"/>
-          <w:sz w:val="20"/>
-          <w:szCs w:val="20"/>
-        </w:rPr>
-      </w:pPr>
-    </w:p>
-    <w:p>
-      <w:pPr>
-        <w:tabs>
-          <w:tab w:val="center" w:pos="5184"/>
-        </w:tabs>
-        <w:spacing w:after="120" w:line="240" w:lineRule="auto"/>
-        <w:jc w:val="both"/>
-        <w:rPr>
-          <w:rFonts w:ascii="Times New Roman" w:hAnsi="Times New Roman"/>
-          <w:sz w:val="20"/>
-          <w:szCs w:val="20"/>
-        </w:rPr>
-      </w:pPr>
-    </w:p>
-    <w:p>
-      <w:pPr>
-        <w:tabs>
-          <w:tab w:val="center" w:pos="5184"/>
-        </w:tabs>
-        <w:spacing w:after="120" w:line="240" w:lineRule="auto"/>
-        <w:jc w:val="both"/>
-        <w:rPr>
-          <w:rFonts w:ascii="Times New Roman" w:hAnsi="Times New Roman"/>
-          <w:sz w:val="20"/>
-          <w:szCs w:val="20"/>
-        </w:rPr>
-      </w:pPr>
-    </w:p>
-    <w:p>
-      <w:pPr>
+        <w:spacing w:after="120"/>
         <w:ind w:firstLine="202"/>
         <w:rPr>
           <w:rFonts w:ascii="Times New Roman" w:hAnsi="Times New Roman"/>
@@ -1020,7 +1016,7 @@
           <wp:inline distT="0" distB="0" distL="0" distR="0">
             <wp:extent cx="3162300" cy="2400300"/>
             <wp:effectExtent l="19050" t="0" r="0" b="0"/>
-            <wp:docPr id="7" name="Picture 4"/>
+            <wp:docPr id="2" name="Picture 4"/>
             <wp:cNvGraphicFramePr>
               <a:graphicFrameLocks xmlns:a="http://schemas.openxmlformats.org/drawingml/2006/main" noChangeAspect="1"/>
             </wp:cNvGraphicFramePr>
@@ -1034,7 +1030,7 @@
                     </pic:cNvPicPr>
                   </pic:nvPicPr>
                   <pic:blipFill>
-                    <a:blip r:embed="rId11">
+                    <a:blip r:embed="rId15">
                       <a:extLst>
                         <a:ext uri="{28A0092B-C50C-407E-A947-70E740481C1C}">
                           <a14:useLocalDpi xmlns:a14="http://schemas.microsoft.com/office/drawing/2010/main" xmlns:wps="http://schemas.microsoft.com/office/word/2010/wordprocessingShape" xmlns:wpi="http://schemas.microsoft.com/office/word/2010/wordprocessingInk" xmlns:wpg="http://schemas.microsoft.com/office/word/2010/wordprocessingGroup" xmlns:w15="http://schemas.microsoft.com/office/word/2012/wordml" xmlns:w14="http://schemas.microsoft.com/office/word/2010/wordml" xmlns:w="http://schemas.openxmlformats.org/wordprocessingml/2006/main" xmlns:w10="urn:schemas-microsoft-com:office:word" xmlns:wp14="http://schemas.microsoft.com/office/word/2010/wordprocessingDrawing" xmlns:v="urn:schemas-microsoft-com:vml" xmlns:o="urn:schemas-microsoft-com:office:office" xmlns:mc="http://schemas.openxmlformats.org/markup-compatibility/2006" xmlns:wpc="http://schemas.microsoft.com/office/word/2010/wordprocessingCanvas" xmlns="" val="0"/>
@@ -1529,11 +1525,11 @@
             <v:path o:extrusionok="f" gradientshapeok="t" o:connecttype="rect"/>
             <o:lock v:ext="edit" aspectratio="t"/>
           </v:shapetype>
-          <v:shape id="_x0000_s1064" type="#_x0000_t75" style="position:absolute;left:0;text-align:left;margin-left:6.55pt;margin-top:2pt;width:191.15pt;height:45.75pt;z-index:-251658240" wrapcoords="239 1770 80 8498 1435 11685 2790 13102 2232 15934 2710 18767 2630 19475 2710 19830 3029 19830 3348 19830 21361 18767 21281 13456 3826 13102 13948 7436 13709 2833 1116 1770 239 1770" fillcolor="window">
-            <v:imagedata r:id="rId12" o:title=""/>
+          <v:shape id="_x0000_s1028" type="#_x0000_t75" style="position:absolute;left:0;text-align:left;margin-left:6.55pt;margin-top:2pt;width:191.15pt;height:45.75pt;z-index:-251658240" wrapcoords="239 1770 80 8498 1435 11685 2790 13102 2232 15934 2710 18767 2630 19475 2710 19830 3029 19830 3348 19830 21361 18767 21281 13456 3826 13102 13948 7436 13709 2833 1116 1770 239 1770" fillcolor="window">
+            <v:imagedata r:id="rId16" o:title=""/>
             <w10:wrap type="through"/>
           </v:shape>
-          <o:OLEObject Type="Embed" ProgID="Equation.3" ShapeID="_x0000_s1064" DrawAspect="Content" ObjectID="_1837700272" r:id="rId13"/>
+          <o:OLEObject Type="Embed" ProgID="Equation.3" ShapeID="_x0000_s1028" DrawAspect="Content" ObjectID="_1850652182" r:id="rId17"/>
         </w:pict>
       </w:r>
       <w:r>
@@ -1587,9 +1583,18 @@
     <w:p>
       <w:pPr>
         <w:pStyle w:val="IEEEHeading1"/>
-      </w:pPr>
-      <w:r>
-        <w:t>CONCLUSION</w:t>
+        <w:spacing w:after="120"/>
+        <w:rPr>
+          <w:sz w:val="24"/>
+          <w:szCs w:val="32"/>
+        </w:rPr>
+      </w:pPr>
+      <w:r>
+        <w:rPr>
+          <w:sz w:val="24"/>
+          <w:szCs w:val="32"/>
+        </w:rPr>
+        <w:t>Conclusion</w:t>
       </w:r>
     </w:p>
     <w:p>
@@ -1614,29 +1619,34 @@
     </w:p>
     <w:p>
       <w:pPr>
+        <w:pStyle w:val="IEEEHeading1"/>
+        <w:numPr>
+          <w:ilvl w:val="0"/>
+          <w:numId w:val="0"/>
+        </w:numPr>
         <w:tabs>
           <w:tab w:val="center" w:pos="5184"/>
         </w:tabs>
-        <w:spacing w:after="120" w:line="240" w:lineRule="auto"/>
-        <w:jc w:val="center"/>
-        <w:rPr>
-          <w:rFonts w:ascii="Times New Roman" w:hAnsi="Times New Roman"/>
-          <w:sz w:val="20"/>
-        </w:rPr>
-      </w:pPr>
-      <w:r>
-        <w:rPr>
-          <w:rFonts w:ascii="Times New Roman" w:hAnsi="Times New Roman"/>
-          <w:sz w:val="20"/>
-        </w:rPr>
-        <w:t>REFERENCES</w:t>
+        <w:spacing w:after="120"/>
+        <w:ind w:left="289"/>
+        <w:rPr>
+          <w:sz w:val="24"/>
+          <w:szCs w:val="32"/>
+        </w:rPr>
+      </w:pPr>
+      <w:r>
+        <w:rPr>
+          <w:sz w:val="24"/>
+          <w:szCs w:val="32"/>
+        </w:rPr>
+        <w:t>References</w:t>
       </w:r>
     </w:p>
     <w:p>
       <w:pPr>
         <w:numPr>
           <w:ilvl w:val="0"/>
-          <w:numId w:val="5"/>
+          <w:numId w:val="34"/>
         </w:numPr>
         <w:autoSpaceDE w:val="0"/>
         <w:autoSpaceDN w:val="0"/>
@@ -1728,7 +1738,7 @@
       <w:pPr>
         <w:numPr>
           <w:ilvl w:val="0"/>
-          <w:numId w:val="5"/>
+          <w:numId w:val="34"/>
         </w:numPr>
         <w:autoSpaceDE w:val="0"/>
         <w:autoSpaceDN w:val="0"/>
@@ -1820,7 +1830,7 @@
       <w:pPr>
         <w:numPr>
           <w:ilvl w:val="0"/>
-          <w:numId w:val="5"/>
+          <w:numId w:val="34"/>
         </w:numPr>
         <w:autoSpaceDE w:val="0"/>
         <w:autoSpaceDN w:val="0"/>
@@ -1838,6 +1848,7 @@
           <w:sz w:val="16"/>
           <w:szCs w:val="16"/>
         </w:rPr>
+        <w:lastRenderedPageBreak/>
         <w:t>G. O. Young, “</w:t>
       </w:r>
       <w:r>
@@ -1912,7 +1923,7 @@
       <w:pPr>
         <w:numPr>
           <w:ilvl w:val="0"/>
-          <w:numId w:val="5"/>
+          <w:numId w:val="34"/>
         </w:numPr>
         <w:autoSpaceDE w:val="0"/>
         <w:autoSpaceDN w:val="0"/>
@@ -1930,7 +1941,6 @@
           <w:sz w:val="16"/>
           <w:szCs w:val="16"/>
         </w:rPr>
-        <w:lastRenderedPageBreak/>
         <w:t>G. O. Young, “</w:t>
       </w:r>
       <w:r>
@@ -2005,7 +2015,7 @@
       <w:pPr>
         <w:numPr>
           <w:ilvl w:val="0"/>
-          <w:numId w:val="5"/>
+          <w:numId w:val="34"/>
         </w:numPr>
         <w:autoSpaceDE w:val="0"/>
         <w:autoSpaceDN w:val="0"/>
@@ -2097,7 +2107,7 @@
       <w:pPr>
         <w:numPr>
           <w:ilvl w:val="0"/>
-          <w:numId w:val="5"/>
+          <w:numId w:val="34"/>
         </w:numPr>
         <w:autoSpaceDE w:val="0"/>
         <w:autoSpaceDN w:val="0"/>
@@ -2197,7 +2207,7 @@
       <w:pPr>
         <w:numPr>
           <w:ilvl w:val="0"/>
-          <w:numId w:val="5"/>
+          <w:numId w:val="34"/>
         </w:numPr>
         <w:autoSpaceDE w:val="0"/>
         <w:autoSpaceDN w:val="0"/>
@@ -2265,7 +2275,7 @@
       <w:pPr>
         <w:numPr>
           <w:ilvl w:val="0"/>
-          <w:numId w:val="5"/>
+          <w:numId w:val="34"/>
         </w:numPr>
         <w:autoSpaceDE w:val="0"/>
         <w:autoSpaceDN w:val="0"/>
@@ -2357,7 +2367,7 @@
       <w:pPr>
         <w:numPr>
           <w:ilvl w:val="0"/>
-          <w:numId w:val="5"/>
+          <w:numId w:val="34"/>
         </w:numPr>
         <w:autoSpaceDE w:val="0"/>
         <w:autoSpaceDN w:val="0"/>
@@ -2449,7 +2459,7 @@
       <w:pPr>
         <w:numPr>
           <w:ilvl w:val="0"/>
-          <w:numId w:val="5"/>
+          <w:numId w:val="34"/>
         </w:numPr>
         <w:autoSpaceDE w:val="0"/>
         <w:autoSpaceDN w:val="0"/>
@@ -2536,6 +2546,19 @@
         </w:rPr>
         <w:t>, pp. 15–64.</w:t>
       </w:r>
+    </w:p>
+    <w:p>
+      <w:pPr>
+        <w:autoSpaceDE w:val="0"/>
+        <w:autoSpaceDN w:val="0"/>
+        <w:spacing w:after="120" w:line="240" w:lineRule="auto"/>
+        <w:jc w:val="both"/>
+        <w:rPr>
+          <w:rFonts w:ascii="Times New Roman" w:hAnsi="Times New Roman"/>
+          <w:sz w:val="16"/>
+          <w:szCs w:val="16"/>
+        </w:rPr>
+      </w:pPr>
     </w:p>
     <w:p>
       <w:pPr>
@@ -2604,7 +2627,7 @@
             <wp:extent cx="669290" cy="647065"/>
             <wp:effectExtent l="19050" t="0" r="0" b="0"/>
             <wp:wrapSquare wrapText="bothSides"/>
-            <wp:docPr id="9" name="Picture 4"/>
+            <wp:docPr id="8" name="Picture 4"/>
             <wp:cNvGraphicFramePr>
               <a:graphicFrameLocks xmlns:a="http://schemas.openxmlformats.org/drawingml/2006/main" noChangeAspect="1"/>
             </wp:cNvGraphicFramePr>
@@ -2618,7 +2641,7 @@
                     </pic:cNvPicPr>
                   </pic:nvPicPr>
                   <pic:blipFill>
-                    <a:blip r:embed="rId14"/>
+                    <a:blip r:embed="rId18"/>
                     <a:srcRect/>
                     <a:stretch>
                       <a:fillRect/>
@@ -2672,92 +2695,173 @@
     </w:p>
     <w:p>
       <w:pPr>
-        <w:tabs>
-          <w:tab w:val="center" w:pos="5184"/>
-        </w:tabs>
-        <w:spacing w:after="120" w:line="240" w:lineRule="auto"/>
-        <w:jc w:val="both"/>
-        <w:rPr>
-          <w:rFonts w:ascii="Times New Roman" w:hAnsi="Times New Roman"/>
-          <w:sz w:val="18"/>
+        <w:jc w:val="center"/>
+        <w:rPr>
+          <w:rFonts w:ascii="Times New Roman" w:eastAsia="Times New Roman" w:hAnsi="Times New Roman"/>
+          <w:position w:val="-4"/>
+          <w:sz w:val="20"/>
+          <w:szCs w:val="20"/>
         </w:rPr>
       </w:pPr>
     </w:p>
     <w:p>
       <w:pPr>
-        <w:tabs>
-          <w:tab w:val="center" w:pos="5184"/>
-        </w:tabs>
-        <w:spacing w:after="120" w:line="240" w:lineRule="auto"/>
-        <w:jc w:val="both"/>
-        <w:rPr>
-          <w:rFonts w:ascii="Times New Roman" w:hAnsi="Times New Roman"/>
-          <w:sz w:val="18"/>
+        <w:jc w:val="center"/>
+        <w:rPr>
+          <w:rFonts w:ascii="Times New Roman" w:eastAsia="Times New Roman" w:hAnsi="Times New Roman"/>
+          <w:position w:val="-4"/>
+          <w:sz w:val="20"/>
+          <w:szCs w:val="20"/>
         </w:rPr>
       </w:pPr>
     </w:p>
     <w:p>
       <w:pPr>
-        <w:pStyle w:val="Heading3"/>
-        <w:spacing w:after="120"/>
-        <w:rPr>
-          <w:rFonts w:ascii="Times New Roman" w:hAnsi="Times New Roman" w:cs="Times New Roman"/>
-          <w:i/>
-          <w:iCs/>
-          <w:color w:val="auto"/>
-          <w:sz w:val="16"/>
-          <w:szCs w:val="16"/>
-        </w:rPr>
-      </w:pPr>
-      <w:r>
-        <w:rPr>
-          <w:rStyle w:val="Strong"/>
-          <w:rFonts w:ascii="Times New Roman" w:hAnsi="Times New Roman" w:cs="Times New Roman"/>
-          <w:i/>
-          <w:iCs/>
-          <w:color w:val="auto"/>
-          <w:sz w:val="16"/>
-          <w:szCs w:val="16"/>
-        </w:rPr>
-        <w:t>Funding Declaration</w:t>
-      </w:r>
+        <w:jc w:val="center"/>
+        <w:rPr>
+          <w:rFonts w:ascii="Times New Roman" w:eastAsia="Times New Roman" w:hAnsi="Times New Roman"/>
+          <w:position w:val="-4"/>
+          <w:sz w:val="20"/>
+          <w:szCs w:val="20"/>
+        </w:rPr>
+      </w:pPr>
     </w:p>
     <w:p>
       <w:pPr>
-        <w:jc w:val="both"/>
-        <w:rPr>
-          <w:rFonts w:ascii="Times New Roman" w:hAnsi="Times New Roman"/>
-          <w:sz w:val="16"/>
-          <w:szCs w:val="16"/>
-        </w:rPr>
-      </w:pPr>
-      <w:r>
-        <w:rPr>
-          <w:rFonts w:ascii="Times New Roman" w:hAnsi="Times New Roman"/>
-          <w:sz w:val="16"/>
-          <w:szCs w:val="16"/>
-        </w:rPr>
-        <w:t>The authors declare that no funds, grants, or other forms of financial support were received from any organization or institution for the conduct of this research.</w:t>
-      </w:r>
+        <w:jc w:val="center"/>
+        <w:rPr>
+          <w:rFonts w:ascii="Times New Roman" w:eastAsia="Times New Roman" w:hAnsi="Times New Roman"/>
+          <w:position w:val="-4"/>
+          <w:sz w:val="20"/>
+          <w:szCs w:val="20"/>
+        </w:rPr>
+      </w:pPr>
     </w:p>
     <w:p>
       <w:pPr>
+        <w:jc w:val="center"/>
+        <w:rPr>
+          <w:rFonts w:ascii="Times New Roman" w:eastAsia="Times New Roman" w:hAnsi="Times New Roman"/>
+          <w:position w:val="-4"/>
+          <w:sz w:val="20"/>
+          <w:szCs w:val="20"/>
+        </w:rPr>
+      </w:pPr>
+    </w:p>
+    <w:p>
+      <w:pPr>
+        <w:jc w:val="center"/>
+        <w:rPr>
+          <w:rFonts w:ascii="Times New Roman" w:eastAsia="Times New Roman" w:hAnsi="Times New Roman"/>
+          <w:position w:val="-4"/>
+          <w:sz w:val="20"/>
+          <w:szCs w:val="20"/>
+        </w:rPr>
+      </w:pPr>
+    </w:p>
+    <w:p>
+      <w:pPr>
+        <w:jc w:val="center"/>
+        <w:rPr>
+          <w:rFonts w:ascii="Times New Roman" w:eastAsia="Times New Roman" w:hAnsi="Times New Roman"/>
+          <w:position w:val="-4"/>
+          <w:sz w:val="20"/>
+          <w:szCs w:val="20"/>
+        </w:rPr>
+      </w:pPr>
+    </w:p>
+    <w:p>
+      <w:pPr>
+        <w:jc w:val="center"/>
+        <w:rPr>
+          <w:rFonts w:ascii="Times New Roman" w:eastAsia="Times New Roman" w:hAnsi="Times New Roman"/>
+          <w:position w:val="-4"/>
+          <w:sz w:val="20"/>
+          <w:szCs w:val="20"/>
+        </w:rPr>
+      </w:pPr>
+    </w:p>
+    <w:p>
+      <w:pPr>
+        <w:jc w:val="center"/>
+        <w:rPr>
+          <w:rFonts w:ascii="Times New Roman" w:eastAsia="Times New Roman" w:hAnsi="Times New Roman"/>
+          <w:position w:val="-4"/>
+          <w:sz w:val="20"/>
+          <w:szCs w:val="20"/>
+        </w:rPr>
+      </w:pPr>
+    </w:p>
+    <w:p>
+      <w:pPr>
+        <w:jc w:val="center"/>
+        <w:rPr>
+          <w:rFonts w:ascii="Times New Roman" w:eastAsia="Times New Roman" w:hAnsi="Times New Roman"/>
+          <w:position w:val="-4"/>
+          <w:sz w:val="20"/>
+          <w:szCs w:val="20"/>
+        </w:rPr>
+      </w:pPr>
+    </w:p>
+    <w:p>
+      <w:pPr>
+        <w:jc w:val="center"/>
+        <w:rPr>
+          <w:rFonts w:ascii="Times New Roman" w:eastAsia="Times New Roman" w:hAnsi="Times New Roman"/>
+          <w:position w:val="-4"/>
+          <w:sz w:val="20"/>
+          <w:szCs w:val="20"/>
+        </w:rPr>
+      </w:pPr>
+    </w:p>
+    <w:p>
+      <w:pPr>
+        <w:jc w:val="center"/>
+        <w:rPr>
+          <w:rFonts w:ascii="Times New Roman" w:eastAsia="Times New Roman" w:hAnsi="Times New Roman"/>
+          <w:position w:val="-4"/>
+          <w:sz w:val="20"/>
+          <w:szCs w:val="20"/>
+        </w:rPr>
+      </w:pPr>
+    </w:p>
+    <w:p>
+      <w:pPr>
+        <w:jc w:val="center"/>
+        <w:rPr>
+          <w:rFonts w:ascii="Times New Roman" w:eastAsia="Times New Roman" w:hAnsi="Times New Roman"/>
+          <w:position w:val="-4"/>
+          <w:sz w:val="20"/>
+          <w:szCs w:val="20"/>
+        </w:rPr>
+      </w:pPr>
+    </w:p>
+    <w:p>
+      <w:pPr>
+        <w:jc w:val="center"/>
+        <w:rPr>
+          <w:rFonts w:ascii="Times New Roman" w:eastAsia="Times New Roman" w:hAnsi="Times New Roman"/>
+          <w:position w:val="-4"/>
+          <w:sz w:val="20"/>
+          <w:szCs w:val="20"/>
+        </w:rPr>
+      </w:pPr>
+    </w:p>
+    <w:p>
+      <w:pPr>
+        <w:pStyle w:val="NormalWeb"/>
+        <w:spacing w:before="0" w:beforeAutospacing="0" w:after="0" w:afterAutospacing="0"/>
+        <w:ind w:left="360"/>
         <w:jc w:val="both"/>
-        <w:rPr>
-          <w:rFonts w:ascii="Times New Roman" w:hAnsi="Times New Roman"/>
-          <w:sz w:val="14"/>
-          <w:szCs w:val="14"/>
-        </w:rPr>
       </w:pPr>
     </w:p>
     <w:sectPr>
-      <w:headerReference w:type="even" r:id="rId15"/>
-      <w:headerReference w:type="default" r:id="rId16"/>
-      <w:footerReference w:type="default" r:id="rId17"/>
-      <w:headerReference w:type="first" r:id="rId18"/>
+      <w:headerReference w:type="default" r:id="rId19"/>
+      <w:footerReference w:type="default" r:id="rId20"/>
       <w:type w:val="continuous"/>
       <w:pgSz w:w="12240" w:h="15840"/>
-      <w:pgMar w:top="1008" w:right="936" w:bottom="1008" w:left="936" w:header="720" w:footer="720" w:gutter="0"/>
+      <w:pgMar w:top="1008" w:right="936" w:bottom="1008" w:left="936" w:header="850" w:footer="340" w:gutter="0"/>
+      <w:pgNumType w:start="1"/>
       <w:cols w:num="2" w:space="360"/>
       <w:docGrid w:linePitch="360"/>
     </w:sectPr>
@@ -2795,176 +2899,16 @@
   <w:p>
     <w:pPr>
       <w:pStyle w:val="Footer"/>
+      <w:jc w:val="right"/>
     </w:pPr>
-    <w:r>
-      <w:rPr>
-        <w:noProof/>
-        <w:lang w:bidi="te-IN"/>
-      </w:rPr>
-      <w:pict>
-        <v:group id="_x0000_s74759" style="position:absolute;margin-left:47.25pt;margin-top:5.7pt;width:526.7pt;height:27.35pt;z-index:251665408;mso-position-horizontal-relative:page;mso-position-vertical-relative:line" coordorigin="321,14850" coordsize="11601,547">
-          <v:rect id="_x0000_s74760" style="position:absolute;left:374;top:14903;width:9346;height:432;mso-position-horizontal-relative:page;mso-position-vertical:center;mso-position-vertical-relative:bottom-margin-area" o:allowincell="f" fillcolor="#c45911 [2405]" stroked="f" strokecolor="#c45911 [2405]">
-            <v:fill color2="#c45911 [2405]"/>
-            <v:textbox style="mso-next-textbox:#_x0000_s74760">
-              <w:txbxContent>
-                <w:sdt>
-                  <w:sdtPr>
-                    <w:rPr>
-                      <w:rFonts w:ascii="Times New Roman" w:hAnsi="Times New Roman"/>
-                      <w:b/>
-                      <w:bCs/>
-                      <w:color w:val="FFFFFF" w:themeColor="background1"/>
-                    </w:rPr>
-                    <w:alias w:val="Address"/>
-                    <w:id w:val="1109515"/>
-                    <w:dataBinding w:prefixMappings="xmlns:ns0='http://schemas.microsoft.com/office/2006/coverPageProps'" w:xpath="/ns0:CoverPageProperties[1]/ns0:CompanyAddress[1]" w:storeItemID="{55AF091B-3C7A-41E3-B477-F2FDAA23CFDA}"/>
-                    <w:text w:multiLine="1"/>
-                  </w:sdtPr>
-                  <w:sdtContent>
-                    <w:p>
-                      <w:pPr>
-                        <w:pStyle w:val="Footer"/>
-                        <w:rPr>
-                          <w:b/>
-                          <w:bCs/>
-                          <w:color w:val="FFFFFF" w:themeColor="background1"/>
-                          <w:spacing w:val="60"/>
-                        </w:rPr>
-                      </w:pPr>
-                      <w:r>
-                        <w:rPr>
-                          <w:rFonts w:ascii="Times New Roman" w:hAnsi="Times New Roman"/>
-                          <w:b/>
-                          <w:bCs/>
-                          <w:color w:val="FFFFFF" w:themeColor="background1"/>
-                        </w:rPr>
-                        <w:t xml:space="preserve">Paper ID: IJITEST-2026-006        </w:t>
-                      </w:r>
-                      <w:r>
-                        <w:rPr>
-                          <w:rFonts w:ascii="Times New Roman" w:hAnsi="Times New Roman"/>
-                          <w:b/>
-                          <w:bCs/>
-                          <w:color w:val="FFFFFF" w:themeColor="background1"/>
-                        </w:rPr>
-                        <w:t xml:space="preserve">  www.ijitest.org       Volume X</w:t>
-                      </w:r>
-                      <w:r>
-                        <w:rPr>
-                          <w:rFonts w:ascii="Times New Roman" w:hAnsi="Times New Roman"/>
-                          <w:b/>
-                          <w:bCs/>
-                          <w:color w:val="FFFFFF" w:themeColor="background1"/>
-                        </w:rPr>
-                        <w:t xml:space="preserve"> Issue </w:t>
-                      </w:r>
-                      <w:r>
-                        <w:rPr>
-                          <w:rFonts w:ascii="Times New Roman" w:hAnsi="Times New Roman"/>
-                          <w:b/>
-                          <w:bCs/>
-                          <w:color w:val="FFFFFF" w:themeColor="background1"/>
-                        </w:rPr>
-                        <w:t>X</w:t>
-                      </w:r>
-                      <w:r>
-                        <w:rPr>
-                          <w:rFonts w:ascii="Times New Roman" w:hAnsi="Times New Roman"/>
-                          <w:b/>
-                          <w:bCs/>
-                          <w:color w:val="FFFFFF" w:themeColor="background1"/>
-                        </w:rPr>
-                        <w:t>, M</w:t>
-                      </w:r>
-                      <w:r>
-                        <w:rPr>
-                          <w:rFonts w:ascii="Times New Roman" w:hAnsi="Times New Roman"/>
-                          <w:b/>
-                          <w:bCs/>
-                          <w:color w:val="FFFFFF" w:themeColor="background1"/>
-                        </w:rPr>
-                        <w:t>onth</w:t>
-                      </w:r>
-                      <w:r>
-                        <w:rPr>
-                          <w:rFonts w:ascii="Times New Roman" w:hAnsi="Times New Roman"/>
-                          <w:b/>
-                          <w:bCs/>
-                          <w:color w:val="FFFFFF" w:themeColor="background1"/>
-                        </w:rPr>
-                        <w:t xml:space="preserve"> 2026</w:t>
-                      </w:r>
-                      <w:r>
-                        <w:rPr>
-                          <w:rFonts w:ascii="Times New Roman" w:hAnsi="Times New Roman"/>
-                          <w:b/>
-                          <w:bCs/>
-                          <w:color w:val="FFFFFF" w:themeColor="background1"/>
-                        </w:rPr>
-                        <w:br/>
-                      </w:r>
-                    </w:p>
-                  </w:sdtContent>
-                </w:sdt>
-                <w:p>
-                  <w:pPr>
-                    <w:pStyle w:val="Header"/>
-                    <w:jc w:val="center"/>
-                    <w:rPr>
-                      <w:b/>
-                      <w:bCs/>
-                      <w:color w:val="FFFFFF" w:themeColor="background1"/>
-                    </w:rPr>
-                  </w:pPr>
-                </w:p>
-              </w:txbxContent>
-            </v:textbox>
-          </v:rect>
-          <v:rect id="_x0000_s74761" style="position:absolute;left:9763;top:14903;width:2102;height:432;mso-position-horizontal-relative:page;mso-position-vertical:center;mso-position-vertical-relative:bottom-margin-area" o:allowincell="f" fillcolor="#c45911 [2405]" stroked="f">
-            <v:fill color2="#c45911 [2405]"/>
-            <v:textbox style="mso-next-textbox:#_x0000_s74761">
-              <w:txbxContent>
-                <w:p>
-                  <w:pPr>
-                    <w:pStyle w:val="Footer"/>
-                    <w:jc w:val="right"/>
-                    <w:rPr>
-                      <w:b/>
-                      <w:bCs/>
-                      <w:color w:val="FFFFFF" w:themeColor="background1"/>
-                      <w:sz w:val="24"/>
-                      <w:szCs w:val="24"/>
-                    </w:rPr>
-                  </w:pPr>
-                  <w:r>
-                    <w:rPr>
-                      <w:b/>
-                      <w:bCs/>
-                      <w:color w:val="FFFFFF" w:themeColor="background1"/>
-                      <w:sz w:val="24"/>
-                      <w:szCs w:val="24"/>
-                    </w:rPr>
-                    <w:t xml:space="preserve"> </w:t>
-                  </w:r>
-                  <w:r>
-                    <w:rPr>
-                      <w:b/>
-                      <w:bCs/>
-                      <w:color w:val="FFFFFF" w:themeColor="background1"/>
-                      <w:sz w:val="24"/>
-                      <w:szCs w:val="24"/>
-                    </w:rPr>
-                    <w:t>Page No</w:t>
-                  </w:r>
-                </w:p>
-              </w:txbxContent>
-            </v:textbox>
-          </v:rect>
-          <v:rect id="_x0000_s74762" style="position:absolute;left:321;top:14850;width:11601;height:547;mso-width-percent:950;mso-position-horizontal:center;mso-position-horizontal-relative:page;mso-position-vertical:center;mso-position-vertical-relative:bottom-margin-area;mso-width-percent:950" o:allowincell="f" filled="f"/>
-          <w10:wrap type="topAndBottom" anchorx="page"/>
-        </v:group>
-      </w:pict>
-    </w:r>
+    <w:fldSimple w:instr=" PAGE   \* MERGEFORMAT ">
+      <w:r>
+        <w:rPr>
+          <w:noProof/>
+        </w:rPr>
+        <w:t>2</w:t>
+      </w:r>
+    </w:fldSimple>
   </w:p>
 </w:ftr>
 </file>
@@ -2973,138 +2917,552 @@
 <w:ftr xmlns:ve="http://schemas.openxmlformats.org/markup-compatibility/2006" xmlns:o="urn:schemas-microsoft-com:office:office" xmlns:r="http://schemas.openxmlformats.org/officeDocument/2006/relationships" xmlns:m="http://schemas.openxmlformats.org/officeDocument/2006/math" xmlns:v="urn:schemas-microsoft-com:vml" xmlns:wp="http://schemas.openxmlformats.org/drawingml/2006/wordprocessingDrawing" xmlns:w10="urn:schemas-microsoft-com:office:word" xmlns:w="http://schemas.openxmlformats.org/wordprocessingml/2006/main" xmlns:wne="http://schemas.microsoft.com/office/word/2006/wordml">
   <w:p>
     <w:pPr>
+      <w:spacing w:before="240" w:after="0"/>
+      <w:jc w:val="both"/>
+      <w:rPr>
+        <w:b/>
+        <w:bCs/>
+        <w:sz w:val="18"/>
+        <w:szCs w:val="18"/>
+      </w:rPr>
+    </w:pPr>
+    <w:r>
+      <w:rPr>
+        <w:b/>
+        <w:bCs/>
+        <w:sz w:val="18"/>
+        <w:szCs w:val="18"/>
+      </w:rPr>
+      <w:t>DOI:</w:t>
+    </w:r>
+    <w:r>
+      <w:rPr>
+        <w:rFonts w:ascii="Helvetica" w:hAnsi="Helvetica" w:cs="Helvetica"/>
+        <w:b/>
+        <w:bCs/>
+        <w:sz w:val="18"/>
+        <w:szCs w:val="18"/>
+        <w:shd w:val="clear" w:color="auto" w:fill="FFFFFF"/>
+      </w:rPr>
+      <w:t xml:space="preserve"> </w:t>
+    </w:r>
+    <w:r>
+      <w:rPr>
+        <w:rFonts w:asciiTheme="minorHAnsi" w:hAnsiTheme="minorHAnsi" w:cstheme="minorHAnsi"/>
+        <w:b/>
+        <w:bCs/>
+        <w:sz w:val="18"/>
+        <w:szCs w:val="18"/>
+        <w:shd w:val="clear" w:color="auto" w:fill="FFFFFF"/>
+      </w:rPr>
+      <w:t>10.68139.</w:t>
+    </w:r>
+    <w:r>
+      <w:rPr>
+        <w:b/>
+        <w:bCs/>
+        <w:sz w:val="18"/>
+        <w:szCs w:val="18"/>
+      </w:rPr>
+      <w:t xml:space="preserve"> </w:t>
+    </w:r>
+  </w:p>
+  <w:p>
+    <w:pPr>
+      <w:spacing w:after="0"/>
+      <w:rPr>
+        <w:b/>
+        <w:bCs/>
+        <w:sz w:val="18"/>
+        <w:szCs w:val="18"/>
+      </w:rPr>
+    </w:pPr>
+    <w:r>
+      <w:rPr>
+        <w:b/>
+        <w:bCs/>
+        <w:sz w:val="18"/>
+        <w:szCs w:val="18"/>
+      </w:rPr>
+      <w:t xml:space="preserve">IJITEST-2026-020| Volume </w:t>
+    </w:r>
+    <w:r>
+      <w:rPr>
+        <w:b/>
+        <w:bCs/>
+        <w:sz w:val="18"/>
+        <w:szCs w:val="18"/>
+      </w:rPr>
+      <w:t>X</w:t>
+    </w:r>
+    <w:r>
+      <w:rPr>
+        <w:b/>
+        <w:bCs/>
+        <w:sz w:val="18"/>
+        <w:szCs w:val="18"/>
+      </w:rPr>
+      <w:t xml:space="preserve">, Issue </w:t>
+    </w:r>
+    <w:r>
+      <w:rPr>
+        <w:b/>
+        <w:bCs/>
+        <w:sz w:val="18"/>
+        <w:szCs w:val="18"/>
+      </w:rPr>
+      <w:t>X</w:t>
+    </w:r>
+    <w:r>
+      <w:rPr>
+        <w:b/>
+        <w:bCs/>
+        <w:sz w:val="18"/>
+        <w:szCs w:val="18"/>
+      </w:rPr>
+      <w:t xml:space="preserve">, </w:t>
+    </w:r>
+    <w:r>
+      <w:rPr>
+        <w:b/>
+        <w:bCs/>
+        <w:sz w:val="18"/>
+        <w:szCs w:val="18"/>
+      </w:rPr>
+      <w:t>Month</w:t>
+    </w:r>
+    <w:r>
+      <w:rPr>
+        <w:b/>
+        <w:bCs/>
+        <w:sz w:val="18"/>
+        <w:szCs w:val="18"/>
+      </w:rPr>
+      <w:t xml:space="preserve"> </w:t>
+    </w:r>
+    <w:r>
+      <w:rPr>
+        <w:b/>
+        <w:bCs/>
+        <w:sz w:val="18"/>
+        <w:szCs w:val="18"/>
+      </w:rPr>
+      <w:t>Year</w:t>
+    </w:r>
+    <w:r>
+      <w:rPr>
+        <w:b/>
+        <w:bCs/>
+        <w:sz w:val="18"/>
+        <w:szCs w:val="18"/>
+      </w:rPr>
+      <w:t xml:space="preserve"> | ISSN: 3139-6887</w:t>
+    </w:r>
+    <w:r>
+      <w:rPr>
+        <w:b/>
+        <w:bCs/>
+        <w:sz w:val="18"/>
+        <w:szCs w:val="18"/>
+      </w:rPr>
+      <w:tab/>
+      <w:t xml:space="preserve">                  </w:t>
+    </w:r>
+    <w:r>
+      <w:rPr>
+        <w:b/>
+        <w:bCs/>
+        <w:sz w:val="18"/>
+        <w:szCs w:val="18"/>
+      </w:rPr>
+      <w:t xml:space="preserve">     </w:t>
+    </w:r>
+    <w:r>
+      <w:rPr>
+        <w:b/>
+        <w:bCs/>
+        <w:sz w:val="18"/>
+        <w:szCs w:val="18"/>
+      </w:rPr>
+      <w:tab/>
+    </w:r>
+    <w:r>
+      <w:rPr>
+        <w:b/>
+        <w:bCs/>
+        <w:sz w:val="18"/>
+        <w:szCs w:val="18"/>
+      </w:rPr>
+      <w:tab/>
+      <w:t xml:space="preserve">                         </w:t>
+    </w:r>
+    <w:r>
+      <w:rPr>
+        <w:b/>
+        <w:bCs/>
+        <w:sz w:val="18"/>
+        <w:szCs w:val="18"/>
+      </w:rPr>
+      <w:t xml:space="preserve">     </w:t>
+    </w:r>
+    <w:r>
+      <w:rPr>
+        <w:b/>
+        <w:bCs/>
+        <w:sz w:val="18"/>
+        <w:szCs w:val="18"/>
+      </w:rPr>
+      <w:t xml:space="preserve"> </w:t>
+    </w:r>
+    <w:hyperlink r:id="rId1" w:history="1">
+      <w:r>
+        <w:rPr>
+          <w:rStyle w:val="Hyperlink"/>
+          <w:b/>
+          <w:bCs/>
+          <w:sz w:val="18"/>
+          <w:szCs w:val="18"/>
+        </w:rPr>
+        <w:t>www.ijitest.org</w:t>
+      </w:r>
+    </w:hyperlink>
+    <w:r>
+      <w:rPr>
+        <w:b/>
+        <w:bCs/>
+        <w:sz w:val="18"/>
+        <w:szCs w:val="18"/>
+      </w:rPr>
+      <w:t xml:space="preserve">               Creative Commons Attribution 4.0 International License</w:t>
+    </w:r>
+    <w:r>
+      <w:rPr>
+        <w:b/>
+        <w:bCs/>
+        <w:sz w:val="18"/>
+        <w:szCs w:val="18"/>
+      </w:rPr>
+      <w:tab/>
+      <w:t xml:space="preserve">             </w:t>
+    </w:r>
+    <w:r>
+      <w:rPr>
+        <w:b/>
+        <w:bCs/>
+        <w:sz w:val="18"/>
+        <w:szCs w:val="18"/>
+      </w:rPr>
+      <w:tab/>
+    </w:r>
+    <w:r>
+      <w:rPr>
+        <w:b/>
+        <w:bCs/>
+        <w:sz w:val="18"/>
+        <w:szCs w:val="18"/>
+      </w:rPr>
+      <w:tab/>
+    </w:r>
+    <w:r>
+      <w:rPr>
+        <w:b/>
+        <w:bCs/>
+        <w:sz w:val="18"/>
+        <w:szCs w:val="18"/>
+      </w:rPr>
+      <w:tab/>
+    </w:r>
+    <w:r>
+      <w:rPr>
+        <w:b/>
+        <w:bCs/>
+        <w:sz w:val="18"/>
+        <w:szCs w:val="18"/>
+      </w:rPr>
+      <w:tab/>
+    </w:r>
+    <w:r>
+      <w:rPr>
+        <w:b/>
+        <w:bCs/>
+        <w:sz w:val="18"/>
+        <w:szCs w:val="18"/>
+      </w:rPr>
+      <w:tab/>
+    </w:r>
+    <w:r>
+      <w:rPr>
+        <w:b/>
+        <w:bCs/>
+        <w:sz w:val="18"/>
+        <w:szCs w:val="18"/>
+      </w:rPr>
+      <w:tab/>
+    </w:r>
+    <w:r>
+      <w:rPr>
+        <w:b/>
+        <w:bCs/>
+        <w:sz w:val="18"/>
+        <w:szCs w:val="18"/>
+      </w:rPr>
+      <w:tab/>
+      <w:t xml:space="preserve">                                                                                             </w:t>
+    </w:r>
+  </w:p>
+  <w:p>
+    <w:pPr>
       <w:pStyle w:val="Footer"/>
     </w:pPr>
     <w:r>
       <w:rPr>
+        <w:b/>
+        <w:bCs/>
+        <w:sz w:val="18"/>
+        <w:szCs w:val="18"/>
+      </w:rPr>
+      <w:t xml:space="preserve">Article Received: </w:t>
+    </w:r>
+    <w:r>
+      <w:rPr>
+        <w:b/>
+        <w:bCs/>
+        <w:sz w:val="18"/>
+        <w:szCs w:val="18"/>
+      </w:rPr>
+      <w:t xml:space="preserve">Month Date, Year </w:t>
+    </w:r>
+    <w:r>
+      <w:rPr>
+        <w:b/>
+        <w:bCs/>
+        <w:sz w:val="18"/>
+        <w:szCs w:val="18"/>
+      </w:rPr>
+      <w:t xml:space="preserve">|Accepted: </w:t>
+    </w:r>
+    <w:r>
+      <w:rPr>
+        <w:b/>
+        <w:bCs/>
+        <w:sz w:val="18"/>
+        <w:szCs w:val="18"/>
+      </w:rPr>
+      <w:t>Month Date, Year</w:t>
+    </w:r>
+    <w:r>
+      <w:rPr>
+        <w:rStyle w:val="Strong"/>
+        <w:rFonts w:asciiTheme="minorHAnsi" w:hAnsiTheme="minorHAnsi" w:cstheme="minorHAnsi"/>
+        <w:b w:val="0"/>
+        <w:bCs w:val="0"/>
+        <w:color w:val="000000" w:themeColor="text1"/>
+        <w:spacing w:val="20"/>
+        <w:position w:val="-2"/>
+        <w:sz w:val="14"/>
+        <w:szCs w:val="14"/>
+      </w:rPr>
+      <w:t xml:space="preserve">     </w:t>
+    </w:r>
+    <w:r>
+      <w:ptab w:relativeTo="margin" w:alignment="right" w:leader="none"/>
+    </w:r>
+    <w:fldSimple w:instr=" PAGE   \* MERGEFORMAT ">
+      <w:r>
+        <w:rPr>
+          <w:noProof/>
+        </w:rPr>
+        <w:t>1</w:t>
+      </w:r>
+    </w:fldSimple>
+  </w:p>
+</w:ftr>
+</file>
+
+<file path=word/footer3.xml><?xml version="1.0" encoding="utf-8"?>
+<w:ftr xmlns:ve="http://schemas.openxmlformats.org/markup-compatibility/2006" xmlns:o="urn:schemas-microsoft-com:office:office" xmlns:r="http://schemas.openxmlformats.org/officeDocument/2006/relationships" xmlns:m="http://schemas.openxmlformats.org/officeDocument/2006/math" xmlns:v="urn:schemas-microsoft-com:vml" xmlns:wp="http://schemas.openxmlformats.org/drawingml/2006/wordprocessingDrawing" xmlns:w10="urn:schemas-microsoft-com:office:word" xmlns:w="http://schemas.openxmlformats.org/wordprocessingml/2006/main" xmlns:wne="http://schemas.microsoft.com/office/word/2006/wordml">
+  <w:p>
+    <w:pPr>
+      <w:pStyle w:val="Footer"/>
+    </w:pPr>
+  </w:p>
+</w:ftr>
+</file>
+
+<file path=word/footer4.xml><?xml version="1.0" encoding="utf-8"?>
+<w:ftr xmlns:ve="http://schemas.openxmlformats.org/markup-compatibility/2006" xmlns:o="urn:schemas-microsoft-com:office:office" xmlns:r="http://schemas.openxmlformats.org/officeDocument/2006/relationships" xmlns:m="http://schemas.openxmlformats.org/officeDocument/2006/math" xmlns:v="urn:schemas-microsoft-com:vml" xmlns:wp="http://schemas.openxmlformats.org/drawingml/2006/wordprocessingDrawing" xmlns:w10="urn:schemas-microsoft-com:office:word" xmlns:w="http://schemas.openxmlformats.org/wordprocessingml/2006/main" xmlns:wne="http://schemas.microsoft.com/office/word/2006/wordml">
+  <w:p/>
+  <w:p>
+    <w:pPr>
+      <w:spacing w:after="0"/>
+      <w:rPr>
+        <w:rFonts w:asciiTheme="majorHAnsi" w:hAnsiTheme="majorHAnsi"/>
+        <w:sz w:val="16"/>
+        <w:szCs w:val="16"/>
+      </w:rPr>
+    </w:pPr>
+    <w:r>
+      <w:rPr>
+        <w:sz w:val="16"/>
+        <w:szCs w:val="16"/>
+      </w:rPr>
+      <w:t>IJITEST-</w:t>
+    </w:r>
+    <w:r>
+      <w:rPr>
+        <w:sz w:val="16"/>
+        <w:szCs w:val="16"/>
+      </w:rPr>
+      <w:t>Year</w:t>
+    </w:r>
+    <w:r>
+      <w:rPr>
+        <w:sz w:val="16"/>
+        <w:szCs w:val="16"/>
+      </w:rPr>
+      <w:t>-</w:t>
+    </w:r>
+    <w:r>
+      <w:rPr>
+        <w:sz w:val="16"/>
+        <w:szCs w:val="16"/>
+      </w:rPr>
+      <w:t>No</w:t>
+    </w:r>
+    <w:r>
+      <w:rPr>
+        <w:sz w:val="16"/>
+        <w:szCs w:val="16"/>
+      </w:rPr>
+      <w:t xml:space="preserve">| Volume </w:t>
+    </w:r>
+    <w:r>
+      <w:rPr>
+        <w:sz w:val="16"/>
+        <w:szCs w:val="16"/>
+      </w:rPr>
+      <w:t>X</w:t>
+    </w:r>
+    <w:r>
+      <w:rPr>
+        <w:sz w:val="16"/>
+        <w:szCs w:val="16"/>
+      </w:rPr>
+      <w:t xml:space="preserve">, Issue </w:t>
+    </w:r>
+    <w:r>
+      <w:rPr>
+        <w:sz w:val="16"/>
+        <w:szCs w:val="16"/>
+      </w:rPr>
+      <w:t>X</w:t>
+    </w:r>
+    <w:r>
+      <w:rPr>
+        <w:sz w:val="16"/>
+        <w:szCs w:val="16"/>
+      </w:rPr>
+      <w:t xml:space="preserve">, </w:t>
+    </w:r>
+    <w:r>
+      <w:rPr>
+        <w:sz w:val="16"/>
+        <w:szCs w:val="16"/>
+      </w:rPr>
+      <w:t>Month Year</w:t>
+    </w:r>
+    <w:r>
+      <w:rPr>
+        <w:sz w:val="16"/>
+        <w:szCs w:val="16"/>
+      </w:rPr>
+      <w:t xml:space="preserve"> | ISSN: 3139-6887</w:t>
+    </w:r>
+    <w:r>
+      <w:rPr>
+        <w:sz w:val="16"/>
+        <w:szCs w:val="16"/>
+      </w:rPr>
+      <w:tab/>
+      <w:t xml:space="preserve">                  </w:t>
+    </w:r>
+    <w:r>
+      <w:rPr>
+        <w:sz w:val="16"/>
+        <w:szCs w:val="16"/>
+      </w:rPr>
+      <w:t xml:space="preserve">                   </w:t>
+    </w:r>
+    <w:r>
+      <w:rPr>
+        <w:sz w:val="16"/>
+        <w:szCs w:val="16"/>
+      </w:rPr>
+      <w:tab/>
+      <w:t xml:space="preserve">              </w:t>
+    </w:r>
+    <w:hyperlink r:id="rId1" w:history="1">
+      <w:r>
+        <w:rPr>
+          <w:rStyle w:val="Hyperlink"/>
+          <w:sz w:val="16"/>
+          <w:szCs w:val="16"/>
+        </w:rPr>
+        <w:t>www.ijitest.org</w:t>
+      </w:r>
+    </w:hyperlink>
+    <w:r>
+      <w:rPr>
+        <w:sz w:val="16"/>
+        <w:szCs w:val="16"/>
+      </w:rPr>
+      <w:t xml:space="preserve">   </w:t>
+    </w:r>
+    <w:r>
+      <w:rPr>
+        <w:sz w:val="16"/>
+        <w:szCs w:val="16"/>
+      </w:rPr>
+      <w:t xml:space="preserve">           </w:t>
+    </w:r>
+    <w:r>
+      <w:rPr>
+        <w:sz w:val="16"/>
+        <w:szCs w:val="16"/>
+      </w:rPr>
+      <w:t xml:space="preserve"> </w:t>
+    </w:r>
+    <w:r>
+      <w:rPr>
+        <w:sz w:val="16"/>
+        <w:szCs w:val="16"/>
+      </w:rPr>
+      <w:t xml:space="preserve">                           </w:t>
+    </w:r>
+    <w:r>
+      <w:rPr>
+        <w:sz w:val="16"/>
+        <w:szCs w:val="16"/>
+      </w:rPr>
+      <w:t xml:space="preserve">                    </w:t>
+    </w:r>
+    <w:r>
+      <w:fldChar w:fldCharType="begin"/>
+    </w:r>
+    <w:r>
+      <w:instrText>PAGE</w:instrText>
+    </w:r>
+    <w:r>
+      <w:fldChar w:fldCharType="separate"/>
+    </w:r>
+    <w:r>
+      <w:rPr>
         <w:noProof/>
-        <w:lang w:bidi="te-IN"/>
-      </w:rPr>
-      <w:pict>
-        <v:group id="_x0000_s74763" style="position:absolute;margin-left:47.25pt;margin-top:7.1pt;width:516pt;height:27.35pt;z-index:251666432;mso-position-horizontal-relative:page;mso-position-vertical-relative:line" coordorigin="321,14850" coordsize="11601,547">
-          <v:rect id="_x0000_s74764" style="position:absolute;left:374;top:14903;width:9346;height:432;mso-position-horizontal-relative:page;mso-position-vertical:center;mso-position-vertical-relative:bottom-margin-area" o:allowincell="f" fillcolor="#c45911 [2405]" stroked="f" strokecolor="#c45911 [2405]">
-            <v:fill color2="#c45911 [2405]"/>
-            <v:textbox style="mso-next-textbox:#_x0000_s74764">
-              <w:txbxContent>
-                <w:sdt>
-                  <w:sdtPr>
-                    <w:rPr>
-                      <w:rFonts w:ascii="Times New Roman" w:hAnsi="Times New Roman"/>
-                      <w:b/>
-                      <w:bCs/>
-                      <w:color w:val="FFFFFF" w:themeColor="background1"/>
-                    </w:rPr>
-                    <w:alias w:val="Address"/>
-                    <w:id w:val="8095512"/>
-                    <w:dataBinding w:prefixMappings="xmlns:ns0='http://schemas.microsoft.com/office/2006/coverPageProps'" w:xpath="/ns0:CoverPageProperties[1]/ns0:CompanyAddress[1]" w:storeItemID="{55AF091B-3C7A-41E3-B477-F2FDAA23CFDA}"/>
-                    <w:text w:multiLine="1"/>
-                  </w:sdtPr>
-                  <w:sdtContent>
-                    <w:p>
-                      <w:pPr>
-                        <w:pStyle w:val="Footer"/>
-                        <w:jc w:val="center"/>
-                        <w:rPr>
-                          <w:b/>
-                          <w:bCs/>
-                          <w:color w:val="FFFFFF" w:themeColor="background1"/>
-                          <w:spacing w:val="60"/>
-                        </w:rPr>
-                      </w:pPr>
-                      <w:r>
-                        <w:rPr>
-                          <w:rFonts w:ascii="Times New Roman" w:hAnsi="Times New Roman"/>
-                          <w:b/>
-                          <w:bCs/>
-                          <w:color w:val="FFFFFF" w:themeColor="background1"/>
-                          <w:lang w:val="en-IN"/>
-                        </w:rPr>
-                        <w:t>Paper ID: IJITEST-2026-006          www.ijitest.org       Volume X Issue X, Month 2026</w:t>
-                      </w:r>
-                      <w:r>
-                        <w:rPr>
-                          <w:rFonts w:ascii="Times New Roman" w:hAnsi="Times New Roman"/>
-                          <w:b/>
-                          <w:bCs/>
-                          <w:color w:val="FFFFFF" w:themeColor="background1"/>
-                          <w:lang w:val="en-IN"/>
-                        </w:rPr>
-                        <w:br/>
-                      </w:r>
-                    </w:p>
-                  </w:sdtContent>
-                </w:sdt>
-                <w:p>
-                  <w:pPr>
-                    <w:pStyle w:val="Header"/>
-                    <w:jc w:val="center"/>
-                    <w:rPr>
-                      <w:b/>
-                      <w:bCs/>
-                      <w:color w:val="FFFFFF" w:themeColor="background1"/>
-                    </w:rPr>
-                  </w:pPr>
-                </w:p>
-              </w:txbxContent>
-            </v:textbox>
-          </v:rect>
-          <v:rect id="_x0000_s74765" style="position:absolute;left:9763;top:14903;width:2102;height:432;mso-position-horizontal-relative:page;mso-position-vertical:center;mso-position-vertical-relative:bottom-margin-area" o:allowincell="f" fillcolor="#c45911 [2405]" stroked="f">
-            <v:fill color2="#c45911 [2405]"/>
-            <v:textbox style="mso-next-textbox:#_x0000_s74765">
-              <w:txbxContent>
-                <w:p>
-                  <w:pPr>
-                    <w:pStyle w:val="Footer"/>
-                    <w:jc w:val="right"/>
-                    <w:rPr>
-                      <w:b/>
-                      <w:bCs/>
-                      <w:color w:val="FFFFFF" w:themeColor="background1"/>
-                      <w:sz w:val="24"/>
-                      <w:szCs w:val="24"/>
-                    </w:rPr>
-                  </w:pPr>
-                  <w:r>
-                    <w:rPr>
-                      <w:b/>
-                      <w:bCs/>
-                      <w:color w:val="FFFFFF" w:themeColor="background1"/>
-                      <w:sz w:val="24"/>
-                      <w:szCs w:val="24"/>
-                    </w:rPr>
-                    <w:t xml:space="preserve"> </w:t>
-                  </w:r>
-                  <w:r>
-                    <w:rPr>
-                      <w:b/>
-                      <w:bCs/>
-                      <w:color w:val="FFFFFF" w:themeColor="background1"/>
-                      <w:sz w:val="24"/>
-                      <w:szCs w:val="24"/>
-                    </w:rPr>
-                    <w:t>Page No</w:t>
-                  </w:r>
-                </w:p>
-                <w:p>
-                  <w:pPr>
-                    <w:pStyle w:val="Footer"/>
-                    <w:jc w:val="right"/>
-                    <w:rPr>
-                      <w:b/>
-                      <w:bCs/>
-                      <w:color w:val="FFFFFF" w:themeColor="background1"/>
-                      <w:sz w:val="24"/>
-                      <w:szCs w:val="24"/>
-                    </w:rPr>
-                  </w:pPr>
-                </w:p>
-              </w:txbxContent>
-            </v:textbox>
-          </v:rect>
-          <v:rect id="_x0000_s74766" style="position:absolute;left:321;top:14850;width:11601;height:547;mso-width-percent:950;mso-position-horizontal:center;mso-position-horizontal-relative:page;mso-position-vertical:center;mso-position-vertical-relative:bottom-margin-area;mso-width-percent:950" o:allowincell="f" filled="f"/>
-          <w10:wrap type="topAndBottom" anchorx="page"/>
-        </v:group>
-      </w:pict>
+      </w:rPr>
+      <w:t>3</w:t>
+    </w:r>
+    <w:r>
+      <w:fldChar w:fldCharType="end"/>
     </w:r>
   </w:p>
 </w:ftr>
@@ -3139,17 +3497,114 @@
 <w:hdr xmlns:ve="http://schemas.openxmlformats.org/markup-compatibility/2006" xmlns:o="urn:schemas-microsoft-com:office:office" xmlns:r="http://schemas.openxmlformats.org/officeDocument/2006/relationships" xmlns:m="http://schemas.openxmlformats.org/officeDocument/2006/math" xmlns:v="urn:schemas-microsoft-com:vml" xmlns:wp="http://schemas.openxmlformats.org/drawingml/2006/wordprocessingDrawing" xmlns:w10="urn:schemas-microsoft-com:office:word" xmlns:w="http://schemas.openxmlformats.org/wordprocessingml/2006/main" xmlns:wne="http://schemas.microsoft.com/office/word/2006/wordml">
   <w:p>
     <w:pPr>
-      <w:spacing w:after="0" w:line="240" w:lineRule="auto"/>
-      <w:ind w:left="720"/>
-      <w:rPr>
-        <w:rFonts w:ascii="Times New Roman" w:hAnsi="Times New Roman"/>
+      <w:pStyle w:val="Header"/>
+      <w:rPr>
+        <w:rStyle w:val="Strong"/>
+        <w:b w:val="0"/>
+        <w:bCs w:val="0"/>
+        <w:sz w:val="20"/>
+        <w:szCs w:val="20"/>
+      </w:rPr>
+    </w:pPr>
+    <w:r>
+      <w:rPr>
         <w:b/>
         <w:bCs/>
-        <w:color w:val="B10F92"/>
-        <w:spacing w:val="20"/>
-        <w:position w:val="-2"/>
-        <w:sz w:val="16"/>
-        <w:szCs w:val="16"/>
+      </w:rPr>
+      <w:t>©</w:t>
+    </w:r>
+    <w:r>
+      <w:rPr>
+        <w:rStyle w:val="Strong"/>
+        <w:b w:val="0"/>
+        <w:bCs w:val="0"/>
+        <w:sz w:val="20"/>
+        <w:szCs w:val="20"/>
+      </w:rPr>
+      <w:t xml:space="preserve">2026 IJITEST ||www.ijitest.org                 </w:t>
+    </w:r>
+    <w:r>
+      <w:rPr>
+        <w:rStyle w:val="Strong"/>
+        <w:b w:val="0"/>
+        <w:bCs w:val="0"/>
+        <w:sz w:val="20"/>
+        <w:szCs w:val="20"/>
+      </w:rPr>
+      <w:tab/>
+    </w:r>
+    <w:r>
+      <w:rPr>
+        <w:rStyle w:val="Strong"/>
+        <w:b w:val="0"/>
+        <w:bCs w:val="0"/>
+        <w:sz w:val="20"/>
+        <w:szCs w:val="20"/>
+      </w:rPr>
+      <w:tab/>
+      <w:t xml:space="preserve">                                                                                  </w:t>
+    </w:r>
+    <w:r>
+      <w:rPr>
+        <w:rStyle w:val="Strong"/>
+        <w:b w:val="0"/>
+        <w:bCs w:val="0"/>
+        <w:sz w:val="20"/>
+        <w:szCs w:val="20"/>
+      </w:rPr>
+      <w:t xml:space="preserve">                    </w:t>
+    </w:r>
+    <w:r>
+      <w:rPr>
+        <w:rStyle w:val="Strong"/>
+        <w:b w:val="0"/>
+        <w:bCs w:val="0"/>
+        <w:sz w:val="20"/>
+        <w:szCs w:val="20"/>
+      </w:rPr>
+      <w:t xml:space="preserve"> </w:t>
+    </w:r>
+    <w:r>
+      <w:rPr>
+        <w:rStyle w:val="Strong"/>
+        <w:b w:val="0"/>
+        <w:bCs w:val="0"/>
+        <w:sz w:val="20"/>
+        <w:szCs w:val="20"/>
+      </w:rPr>
+      <w:t>Author</w:t>
+    </w:r>
+    <w:r>
+      <w:rPr>
+        <w:rStyle w:val="Strong"/>
+        <w:b w:val="0"/>
+        <w:bCs w:val="0"/>
+        <w:sz w:val="20"/>
+        <w:szCs w:val="20"/>
+      </w:rPr>
+      <w:t xml:space="preserve"> et al.</w:t>
+    </w:r>
+  </w:p>
+  <w:p>
+    <w:pPr>
+      <w:pStyle w:val="Header"/>
+    </w:pPr>
+  </w:p>
+</w:hdr>
+</file>
+
+<file path=word/header2.xml><?xml version="1.0" encoding="utf-8"?>
+<w:hdr xmlns:ve="http://schemas.openxmlformats.org/markup-compatibility/2006" xmlns:o="urn:schemas-microsoft-com:office:office" xmlns:r="http://schemas.openxmlformats.org/officeDocument/2006/relationships" xmlns:m="http://schemas.openxmlformats.org/officeDocument/2006/math" xmlns:v="urn:schemas-microsoft-com:vml" xmlns:wp="http://schemas.openxmlformats.org/drawingml/2006/wordprocessingDrawing" xmlns:w10="urn:schemas-microsoft-com:office:word" xmlns:w="http://schemas.openxmlformats.org/wordprocessingml/2006/main" xmlns:wne="http://schemas.microsoft.com/office/word/2006/wordml">
+  <w:p>
+    <w:pPr>
+      <w:spacing w:after="0" w:line="240" w:lineRule="auto"/>
+      <w:ind w:left="1440" w:firstLine="720"/>
+      <w:jc w:val="right"/>
+      <w:rPr>
+        <w:rStyle w:val="Strong"/>
+        <w:color w:val="000000" w:themeColor="text1"/>
+        <w:sz w:val="24"/>
+        <w:szCs w:val="24"/>
       </w:rPr>
     </w:pPr>
     <w:r>
@@ -3160,13 +3615,13 @@
         <w:lang w:bidi="te-IN"/>
       </w:rPr>
       <w:drawing>
-        <wp:anchor distT="0" distB="0" distL="114300" distR="114300" simplePos="0" relativeHeight="251658240" behindDoc="1" locked="0" layoutInCell="1" allowOverlap="1">
+        <wp:anchor distT="0" distB="0" distL="114300" distR="114300" simplePos="0" relativeHeight="251659264" behindDoc="1" locked="0" layoutInCell="1" allowOverlap="1">
           <wp:simplePos x="0" y="0"/>
           <wp:positionH relativeFrom="column">
-            <wp:posOffset>-108585</wp:posOffset>
+            <wp:posOffset>434340</wp:posOffset>
           </wp:positionH>
           <wp:positionV relativeFrom="paragraph">
-            <wp:posOffset>-52070</wp:posOffset>
+            <wp:posOffset>-47625</wp:posOffset>
           </wp:positionV>
           <wp:extent cx="904875" cy="400050"/>
           <wp:effectExtent l="19050" t="0" r="9525" b="0"/>
@@ -3179,7 +3634,7 @@
               <wp:lineTo x="-455" y="0"/>
             </wp:wrapPolygon>
           </wp:wrapTight>
-          <wp:docPr id="3" name="Picture 2" descr="C:\Users\win\Downloads\WhatsApp Image 2026-03-07 at 8.06.10 PM.jpeg"/>
+          <wp:docPr id="1" name="Picture 2" descr="C:\Users\win\Downloads\WhatsApp Image 2026-03-07 at 8.06.10 PM.jpeg"/>
           <wp:cNvGraphicFramePr>
             <a:graphicFrameLocks xmlns:a="http://schemas.openxmlformats.org/drawingml/2006/main" noChangeAspect="1"/>
           </wp:cNvGraphicFramePr>
@@ -3224,142 +3679,71 @@
     <w:r>
       <w:rPr>
         <w:rStyle w:val="Strong"/>
-        <w:color w:val="B10F92"/>
-        <w:spacing w:val="20"/>
-        <w:position w:val="-2"/>
-      </w:rPr>
-      <w:t xml:space="preserve">         </w:t>
+        <w:color w:val="000000" w:themeColor="text1"/>
+        <w:sz w:val="24"/>
+        <w:szCs w:val="24"/>
+      </w:rPr>
+      <w:t xml:space="preserve"> </w:t>
     </w:r>
     <w:r>
       <w:rPr>
         <w:rStyle w:val="Strong"/>
-        <w:color w:val="B10F92"/>
-        <w:spacing w:val="20"/>
-        <w:position w:val="-2"/>
-      </w:rPr>
-      <w:t xml:space="preserve">International Journal of Innovative Trends in Engineering Science and </w:t>
+        <w:color w:val="000000" w:themeColor="text1"/>
+        <w:sz w:val="24"/>
+        <w:szCs w:val="24"/>
+      </w:rPr>
+      <w:t>International Journal o</w:t>
     </w:r>
     <w:r>
       <w:rPr>
         <w:rStyle w:val="Strong"/>
-        <w:color w:val="B10F92"/>
-        <w:spacing w:val="20"/>
-        <w:position w:val="-2"/>
-      </w:rPr>
-      <w:t>T</w:t>
+        <w:color w:val="000000" w:themeColor="text1"/>
+        <w:sz w:val="24"/>
+        <w:szCs w:val="24"/>
+      </w:rPr>
+      <w:t>f</w:t>
     </w:r>
     <w:r>
       <w:rPr>
         <w:rStyle w:val="Strong"/>
-        <w:color w:val="B10F92"/>
-        <w:spacing w:val="20"/>
-        <w:position w:val="-2"/>
-      </w:rPr>
-      <w:t>echnology</w:t>
-    </w:r>
-    <w:r>
-      <w:rPr>
-        <w:b/>
-        <w:bCs/>
-        <w:color w:val="B10F92"/>
-        <w:spacing w:val="20"/>
-        <w:position w:val="-2"/>
-      </w:rPr>
-      <w:br/>
-    </w:r>
-    <w:r>
-      <w:rPr>
-        <w:rStyle w:val="Strong"/>
-        <w:color w:val="B10F92"/>
-        <w:spacing w:val="20"/>
-        <w:position w:val="-2"/>
-      </w:rPr>
-      <w:t xml:space="preserve">         </w:t>
-    </w:r>
-    <w:r>
-      <w:rPr>
-        <w:rStyle w:val="Strong"/>
-        <w:color w:val="B10F92"/>
-        <w:spacing w:val="20"/>
-        <w:position w:val="-2"/>
-      </w:rPr>
-      <w:t>A Peer-Reviewed International Research Journal (IJITEST)</w:t>
+        <w:color w:val="000000" w:themeColor="text1"/>
+        <w:sz w:val="24"/>
+        <w:szCs w:val="24"/>
+      </w:rPr>
+      <w:t xml:space="preserve"> Innovative Trends in Engineering Science and Technology </w:t>
     </w:r>
   </w:p>
   <w:p>
     <w:pPr>
-      <w:pStyle w:val="Header"/>
-      <w:tabs>
-        <w:tab w:val="clear" w:pos="4680"/>
-        <w:tab w:val="clear" w:pos="9360"/>
-        <w:tab w:val="right" w:pos="10368"/>
-      </w:tabs>
-      <w:ind w:left="720"/>
-      <w:jc w:val="center"/>
-      <w:rPr>
-        <w:rFonts w:cs="Calibri"/>
-        <w:b/>
-        <w:bCs/>
-        <w:color w:val="B10F92"/>
-        <w:spacing w:val="20"/>
-        <w:position w:val="-2"/>
-        <w:szCs w:val="20"/>
+      <w:spacing w:after="0"/>
+      <w:jc w:val="right"/>
+      <w:rPr>
+        <w:rStyle w:val="Strong"/>
+        <w:color w:val="000000" w:themeColor="text1"/>
+        <w:sz w:val="24"/>
+        <w:szCs w:val="24"/>
       </w:rPr>
     </w:pPr>
     <w:r>
       <w:rPr>
-        <w:rFonts w:cs="Calibri"/>
-        <w:b/>
-        <w:bCs/>
-        <w:color w:val="B10F92"/>
-        <w:spacing w:val="20"/>
-        <w:position w:val="-2"/>
-        <w:szCs w:val="20"/>
-      </w:rPr>
-      <w:t>www.ijitest.org | E-ISSN: XXXX-XXXX</w:t>
+        <w:rStyle w:val="Strong"/>
+        <w:color w:val="000000" w:themeColor="text1"/>
+        <w:sz w:val="24"/>
+        <w:szCs w:val="24"/>
+      </w:rPr>
+      <w:t>www.ijitest.org | E-ISSN: 3139-6887</w:t>
     </w:r>
   </w:p>
   <w:p>
     <w:pPr>
-      <w:pStyle w:val="Header"/>
-      <w:tabs>
-        <w:tab w:val="clear" w:pos="4680"/>
-        <w:tab w:val="clear" w:pos="9360"/>
-        <w:tab w:val="right" w:pos="10368"/>
-      </w:tabs>
-      <w:ind w:left="720"/>
-      <w:jc w:val="center"/>
-      <w:rPr>
-        <w:rFonts w:cs="Calibri"/>
-        <w:b/>
-        <w:bCs/>
-        <w:color w:val="B10F92"/>
-        <w:spacing w:val="20"/>
-        <w:position w:val="-2"/>
-        <w:sz w:val="24"/>
-      </w:rPr>
-    </w:pPr>
-    <w:r>
-      <w:rPr>
-        <w:rFonts w:cs="Calibri"/>
-        <w:b/>
-        <w:bCs/>
-        <w:color w:val="B10F92"/>
-        <w:spacing w:val="20"/>
-        <w:position w:val="-2"/>
-        <w:sz w:val="24"/>
-      </w:rPr>
-      <w:t>-------------------------------------------------------------------------------------------------------</w:t>
-    </w:r>
-  </w:p>
-</w:hdr>
-</file>
-
-<file path=word/header2.xml><?xml version="1.0" encoding="utf-8"?>
-<w:hdr xmlns:ve="http://schemas.openxmlformats.org/markup-compatibility/2006" xmlns:o="urn:schemas-microsoft-com:office:office" xmlns:r="http://schemas.openxmlformats.org/officeDocument/2006/relationships" xmlns:m="http://schemas.openxmlformats.org/officeDocument/2006/math" xmlns:v="urn:schemas-microsoft-com:vml" xmlns:wp="http://schemas.openxmlformats.org/drawingml/2006/wordprocessingDrawing" xmlns:w10="urn:schemas-microsoft-com:office:word" xmlns:w="http://schemas.openxmlformats.org/wordprocessingml/2006/main" xmlns:wne="http://schemas.microsoft.com/office/word/2006/wordml">
-  <w:p>
-    <w:pPr>
-      <w:pStyle w:val="Header"/>
+      <w:spacing w:after="0"/>
+      <w:jc w:val="right"/>
+      <w:rPr>
+        <w:rStyle w:val="Strong"/>
+        <w:color w:val="000000" w:themeColor="text1"/>
+        <w:sz w:val="16"/>
+        <w:szCs w:val="16"/>
+      </w:rPr>
     </w:pPr>
   </w:p>
 </w:hdr>
@@ -3377,9 +3761,55 @@
 
 <file path=word/header4.xml><?xml version="1.0" encoding="utf-8"?>
 <w:hdr xmlns:ve="http://schemas.openxmlformats.org/markup-compatibility/2006" xmlns:o="urn:schemas-microsoft-com:office:office" xmlns:r="http://schemas.openxmlformats.org/officeDocument/2006/relationships" xmlns:m="http://schemas.openxmlformats.org/officeDocument/2006/math" xmlns:v="urn:schemas-microsoft-com:vml" xmlns:wp="http://schemas.openxmlformats.org/drawingml/2006/wordprocessingDrawing" xmlns:w10="urn:schemas-microsoft-com:office:word" xmlns:w="http://schemas.openxmlformats.org/wordprocessingml/2006/main" xmlns:wne="http://schemas.microsoft.com/office/word/2006/wordml">
+  <w:tbl>
+    <w:tblPr>
+      <w:tblW w:w="4456" w:type="pct"/>
+      <w:tblBorders>
+        <w:insideV w:val="single" w:sz="4" w:space="0" w:color="auto"/>
+      </w:tblBorders>
+      <w:tblLook w:val="04A0"/>
+    </w:tblPr>
+    <w:tblGrid>
+      <w:gridCol w:w="9432"/>
+    </w:tblGrid>
+    <w:tr>
+      <w:tc>
+        <w:tcPr>
+          <w:tcW w:w="0" w:type="auto"/>
+          <w:noWrap/>
+        </w:tcPr>
+        <w:p>
+          <w:pPr>
+            <w:pStyle w:val="NormalWeb"/>
+            <w:spacing w:before="0" w:beforeAutospacing="0" w:after="0" w:afterAutospacing="0"/>
+            <w:rPr>
+              <w:rFonts w:asciiTheme="minorHAnsi" w:hAnsiTheme="minorHAnsi" w:cstheme="minorHAnsi"/>
+              <w:bCs/>
+              <w:color w:val="1F2328"/>
+              <w:sz w:val="20"/>
+              <w:szCs w:val="12"/>
+            </w:rPr>
+          </w:pPr>
+          <w:r>
+            <w:rPr>
+              <w:rFonts w:asciiTheme="minorHAnsi" w:hAnsiTheme="minorHAnsi" w:cstheme="minorHAnsi"/>
+              <w:color w:val="000000" w:themeColor="text1"/>
+              <w:sz w:val="20"/>
+              <w:szCs w:val="20"/>
+            </w:rPr>
+            <w:t>International Journal of Innovative Trends in ……</w:t>
+          </w:r>
+        </w:p>
+      </w:tc>
+    </w:tr>
+  </w:tbl>
   <w:p>
     <w:pPr>
-      <w:pStyle w:val="Header"/>
+      <w:spacing w:after="0"/>
+      <w:rPr>
+        <w:rStyle w:val="Strong"/>
+        <w:color w:val="000000" w:themeColor="text1"/>
+      </w:rPr>
     </w:pPr>
   </w:p>
 </w:hdr>
@@ -3388,115 +3818,88 @@
 <file path=word/numbering.xml><?xml version="1.0" encoding="utf-8"?>
 <w:numbering xmlns:ve="http://schemas.openxmlformats.org/markup-compatibility/2006" xmlns:o="urn:schemas-microsoft-com:office:office" xmlns:r="http://schemas.openxmlformats.org/officeDocument/2006/relationships" xmlns:m="http://schemas.openxmlformats.org/officeDocument/2006/math" xmlns:v="urn:schemas-microsoft-com:vml" xmlns:wp="http://schemas.openxmlformats.org/drawingml/2006/wordprocessingDrawing" xmlns:w10="urn:schemas-microsoft-com:office:word" xmlns:w="http://schemas.openxmlformats.org/wordprocessingml/2006/main" xmlns:wne="http://schemas.microsoft.com/office/word/2006/wordml">
   <w:abstractNum w:abstractNumId="0">
-    <w:nsid w:val="0052081E"/>
+    <w:nsid w:val="0053208E"/>
     <w:multiLevelType w:val="multilevel"/>
-    <w:tmpl w:val="2F7031FC"/>
+    <w:tmpl w:val="0053208E"/>
     <w:lvl w:ilvl="0">
       <w:start w:val="1"/>
-      <w:numFmt w:val="decimal"/>
-      <w:lvlText w:val="%1."/>
-      <w:lvlJc w:val="left"/>
-      <w:pPr>
-        <w:tabs>
-          <w:tab w:val="num" w:pos="360"/>
-        </w:tabs>
-        <w:ind w:left="360" w:hanging="360"/>
-      </w:pPr>
-    </w:lvl>
-    <w:lvl w:ilvl="1" w:tentative="1">
-      <w:start w:val="1"/>
-      <w:numFmt w:val="decimal"/>
-      <w:lvlText w:val="%2."/>
-      <w:lvlJc w:val="left"/>
-      <w:pPr>
-        <w:tabs>
-          <w:tab w:val="num" w:pos="1080"/>
-        </w:tabs>
-        <w:ind w:left="1080" w:hanging="360"/>
-      </w:pPr>
-    </w:lvl>
-    <w:lvl w:ilvl="2" w:tentative="1">
-      <w:start w:val="1"/>
-      <w:numFmt w:val="decimal"/>
-      <w:lvlText w:val="%3."/>
-      <w:lvlJc w:val="left"/>
-      <w:pPr>
-        <w:tabs>
-          <w:tab w:val="num" w:pos="1800"/>
-        </w:tabs>
-        <w:ind w:left="1800" w:hanging="360"/>
-      </w:pPr>
-    </w:lvl>
-    <w:lvl w:ilvl="3" w:tentative="1">
-      <w:start w:val="1"/>
-      <w:numFmt w:val="decimal"/>
-      <w:lvlText w:val="%4."/>
-      <w:lvlJc w:val="left"/>
-      <w:pPr>
-        <w:tabs>
-          <w:tab w:val="num" w:pos="2520"/>
-        </w:tabs>
-        <w:ind w:left="2520" w:hanging="360"/>
-      </w:pPr>
-    </w:lvl>
-    <w:lvl w:ilvl="4" w:tentative="1">
-      <w:start w:val="1"/>
-      <w:numFmt w:val="decimal"/>
-      <w:lvlText w:val="%5."/>
-      <w:lvlJc w:val="left"/>
-      <w:pPr>
-        <w:tabs>
-          <w:tab w:val="num" w:pos="3240"/>
-        </w:tabs>
-        <w:ind w:left="3240" w:hanging="360"/>
-      </w:pPr>
-    </w:lvl>
-    <w:lvl w:ilvl="5" w:tentative="1">
-      <w:start w:val="1"/>
-      <w:numFmt w:val="decimal"/>
-      <w:lvlText w:val="%6."/>
-      <w:lvlJc w:val="left"/>
-      <w:pPr>
-        <w:tabs>
-          <w:tab w:val="num" w:pos="3960"/>
-        </w:tabs>
-        <w:ind w:left="3960" w:hanging="360"/>
-      </w:pPr>
-    </w:lvl>
-    <w:lvl w:ilvl="6" w:tentative="1">
-      <w:start w:val="1"/>
-      <w:numFmt w:val="decimal"/>
-      <w:lvlText w:val="%7."/>
-      <w:lvlJc w:val="left"/>
-      <w:pPr>
-        <w:tabs>
-          <w:tab w:val="num" w:pos="4680"/>
-        </w:tabs>
-        <w:ind w:left="4680" w:hanging="360"/>
-      </w:pPr>
-    </w:lvl>
-    <w:lvl w:ilvl="7" w:tentative="1">
-      <w:start w:val="1"/>
-      <w:numFmt w:val="decimal"/>
-      <w:lvlText w:val="%8."/>
-      <w:lvlJc w:val="left"/>
-      <w:pPr>
-        <w:tabs>
-          <w:tab w:val="num" w:pos="5400"/>
-        </w:tabs>
-        <w:ind w:left="5400" w:hanging="360"/>
-      </w:pPr>
-    </w:lvl>
-    <w:lvl w:ilvl="8" w:tentative="1">
-      <w:start w:val="1"/>
-      <w:numFmt w:val="decimal"/>
-      <w:lvlText w:val="%9."/>
-      <w:lvlJc w:val="left"/>
-      <w:pPr>
-        <w:tabs>
-          <w:tab w:val="num" w:pos="6120"/>
-        </w:tabs>
-        <w:ind w:left="6120" w:hanging="360"/>
+      <w:numFmt w:val="bullet"/>
+      <w:lvlText w:val="●"/>
+      <w:lvlJc w:val="left"/>
+      <w:pPr>
+        <w:ind w:left="502" w:hanging="360"/>
+      </w:pPr>
+    </w:lvl>
+    <w:lvl w:ilvl="1">
+      <w:start w:val="1"/>
+      <w:numFmt w:val="bullet"/>
+      <w:lvlText w:val="○"/>
+      <w:lvlJc w:val="left"/>
+      <w:pPr>
+        <w:ind w:left="1222" w:hanging="360"/>
+      </w:pPr>
+    </w:lvl>
+    <w:lvl w:ilvl="2">
+      <w:start w:val="1"/>
+      <w:numFmt w:val="bullet"/>
+      <w:lvlText w:val="■"/>
+      <w:lvlJc w:val="left"/>
+      <w:pPr>
+        <w:ind w:left="1942" w:hanging="360"/>
+      </w:pPr>
+    </w:lvl>
+    <w:lvl w:ilvl="3">
+      <w:start w:val="1"/>
+      <w:numFmt w:val="bullet"/>
+      <w:lvlText w:val="●"/>
+      <w:lvlJc w:val="left"/>
+      <w:pPr>
+        <w:ind w:left="2662" w:hanging="360"/>
+      </w:pPr>
+    </w:lvl>
+    <w:lvl w:ilvl="4">
+      <w:start w:val="1"/>
+      <w:numFmt w:val="bullet"/>
+      <w:lvlText w:val="○"/>
+      <w:lvlJc w:val="left"/>
+      <w:pPr>
+        <w:ind w:left="3382" w:hanging="360"/>
+      </w:pPr>
+    </w:lvl>
+    <w:lvl w:ilvl="5">
+      <w:start w:val="1"/>
+      <w:numFmt w:val="bullet"/>
+      <w:lvlText w:val="■"/>
+      <w:lvlJc w:val="left"/>
+      <w:pPr>
+        <w:ind w:left="4102" w:hanging="360"/>
+      </w:pPr>
+    </w:lvl>
+    <w:lvl w:ilvl="6">
+      <w:start w:val="1"/>
+      <w:numFmt w:val="bullet"/>
+      <w:lvlText w:val="●"/>
+      <w:lvlJc w:val="left"/>
+      <w:pPr>
+        <w:ind w:left="4822" w:hanging="360"/>
+      </w:pPr>
+    </w:lvl>
+    <w:lvl w:ilvl="7">
+      <w:start w:val="1"/>
+      <w:numFmt w:val="bullet"/>
+      <w:lvlText w:val="●"/>
+      <w:lvlJc w:val="left"/>
+      <w:pPr>
+        <w:ind w:left="5542" w:hanging="360"/>
+      </w:pPr>
+    </w:lvl>
+    <w:lvl w:ilvl="8">
+      <w:start w:val="1"/>
+      <w:numFmt w:val="bullet"/>
+      <w:lvlText w:val="●"/>
+      <w:lvlJc w:val="left"/>
+      <w:pPr>
+        <w:ind w:left="6262" w:hanging="360"/>
       </w:pPr>
     </w:lvl>
   </w:abstractNum>
@@ -3616,7 +4019,7 @@
   <w:abstractNum w:abstractNumId="2">
     <w:nsid w:val="023E2E4D"/>
     <w:multiLevelType w:val="multilevel"/>
-    <w:tmpl w:val="0FE4F45E"/>
+    <w:tmpl w:val="63FC52B8"/>
     <w:lvl w:ilvl="0">
       <w:start w:val="1"/>
       <w:numFmt w:val="upperRoman"/>
@@ -3625,14 +4028,14 @@
       <w:lvlJc w:val="left"/>
       <w:pPr>
         <w:tabs>
-          <w:tab w:val="num" w:pos="288"/>
-        </w:tabs>
-        <w:ind w:left="288" w:hanging="288"/>
+          <w:tab w:val="num" w:pos="1139"/>
+        </w:tabs>
+        <w:ind w:left="1139" w:hanging="288"/>
       </w:pPr>
       <w:rPr>
         <w:rFonts w:ascii="Times New Roman" w:eastAsia="Arial Unicode MS" w:hAnsi="Times New Roman" w:cs="Times New Roman" w:hint="default"/>
-        <w:b/>
-        <w:bCs/>
+        <w:b w:val="0"/>
+        <w:bCs w:val="0"/>
         <w:i w:val="0"/>
         <w:iCs w:val="0"/>
         <w:caps/>
@@ -3667,9 +4070,10 @@
       </w:pPr>
       <w:rPr>
         <w:rFonts w:ascii="Times New Roman" w:hAnsi="Times New Roman" w:hint="default"/>
-        <w:b/>
-        <w:bCs/>
-        <w:i w:val="0"/>
+        <w:b w:val="0"/>
+        <w:bCs w:val="0"/>
+        <w:i/>
+        <w:iCs w:val="0"/>
         <w:sz w:val="20"/>
       </w:rPr>
     </w:lvl>
@@ -3780,119 +4184,398 @@
     </w:lvl>
   </w:abstractNum>
   <w:abstractNum w:abstractNumId="3">
-    <w:nsid w:val="03D8357C"/>
-    <w:multiLevelType w:val="multilevel"/>
-    <w:tmpl w:val="10527008"/>
-    <w:lvl w:ilvl="0">
-      <w:start w:val="16"/>
+    <w:nsid w:val="034C288E"/>
+    <w:multiLevelType w:val="hybridMultilevel"/>
+    <w:tmpl w:val="AF5E4AF2"/>
+    <w:lvl w:ilvl="0" w:tplc="B51CA6F0">
+      <w:start w:val="1"/>
       <w:numFmt w:val="decimal"/>
-      <w:lvlText w:val="%1."/>
-      <w:lvlJc w:val="left"/>
-      <w:pPr>
-        <w:tabs>
-          <w:tab w:val="num" w:pos="720"/>
-        </w:tabs>
-        <w:ind w:left="720" w:hanging="360"/>
-      </w:pPr>
-    </w:lvl>
-    <w:lvl w:ilvl="1" w:tentative="1">
+      <w:lvlText w:val="[%1]"/>
+      <w:lvlJc w:val="left"/>
+      <w:pPr>
+        <w:ind w:left="360" w:hanging="360"/>
+      </w:pPr>
+      <w:rPr>
+        <w:rFonts w:hint="default"/>
+        <w:sz w:val="18"/>
+        <w:szCs w:val="18"/>
+      </w:rPr>
+    </w:lvl>
+    <w:lvl w:ilvl="1" w:tplc="7FFC45F0">
       <w:start w:val="1"/>
       <w:numFmt w:val="decimal"/>
-      <w:lvlText w:val="%2."/>
-      <w:lvlJc w:val="left"/>
-      <w:pPr>
-        <w:tabs>
-          <w:tab w:val="num" w:pos="1440"/>
-        </w:tabs>
-        <w:ind w:left="1440" w:hanging="360"/>
-      </w:pPr>
-    </w:lvl>
-    <w:lvl w:ilvl="2" w:tentative="1">
-      <w:start w:val="1"/>
-      <w:numFmt w:val="decimal"/>
+      <w:lvlText w:val="[%2]"/>
+      <w:lvlJc w:val="left"/>
+      <w:pPr>
+        <w:ind w:left="0" w:hanging="360"/>
+      </w:pPr>
+      <w:rPr>
+        <w:rFonts w:hint="default"/>
+      </w:rPr>
+    </w:lvl>
+    <w:lvl w:ilvl="2" w:tplc="0409001B" w:tentative="1">
+      <w:start w:val="1"/>
+      <w:numFmt w:val="lowerRoman"/>
       <w:lvlText w:val="%3."/>
-      <w:lvlJc w:val="left"/>
-      <w:pPr>
-        <w:tabs>
-          <w:tab w:val="num" w:pos="2160"/>
-        </w:tabs>
-        <w:ind w:left="2160" w:hanging="360"/>
-      </w:pPr>
-    </w:lvl>
-    <w:lvl w:ilvl="3" w:tentative="1">
+      <w:lvlJc w:val="right"/>
+      <w:pPr>
+        <w:ind w:left="1800" w:hanging="180"/>
+      </w:pPr>
+    </w:lvl>
+    <w:lvl w:ilvl="3" w:tplc="0409000F" w:tentative="1">
       <w:start w:val="1"/>
       <w:numFmt w:val="decimal"/>
       <w:lvlText w:val="%4."/>
       <w:lvlJc w:val="left"/>
       <w:pPr>
-        <w:tabs>
-          <w:tab w:val="num" w:pos="2880"/>
-        </w:tabs>
-        <w:ind w:left="2880" w:hanging="360"/>
-      </w:pPr>
-    </w:lvl>
-    <w:lvl w:ilvl="4" w:tentative="1">
-      <w:start w:val="1"/>
-      <w:numFmt w:val="decimal"/>
+        <w:ind w:left="2520" w:hanging="360"/>
+      </w:pPr>
+    </w:lvl>
+    <w:lvl w:ilvl="4" w:tplc="04090019" w:tentative="1">
+      <w:start w:val="1"/>
+      <w:numFmt w:val="lowerLetter"/>
       <w:lvlText w:val="%5."/>
       <w:lvlJc w:val="left"/>
       <w:pPr>
-        <w:tabs>
-          <w:tab w:val="num" w:pos="3600"/>
-        </w:tabs>
-        <w:ind w:left="3600" w:hanging="360"/>
-      </w:pPr>
-    </w:lvl>
-    <w:lvl w:ilvl="5" w:tentative="1">
-      <w:start w:val="1"/>
-      <w:numFmt w:val="decimal"/>
+        <w:ind w:left="3240" w:hanging="360"/>
+      </w:pPr>
+    </w:lvl>
+    <w:lvl w:ilvl="5" w:tplc="0409001B" w:tentative="1">
+      <w:start w:val="1"/>
+      <w:numFmt w:val="lowerRoman"/>
       <w:lvlText w:val="%6."/>
-      <w:lvlJc w:val="left"/>
-      <w:pPr>
-        <w:tabs>
-          <w:tab w:val="num" w:pos="4320"/>
-        </w:tabs>
-        <w:ind w:left="4320" w:hanging="360"/>
-      </w:pPr>
-    </w:lvl>
-    <w:lvl w:ilvl="6" w:tentative="1">
+      <w:lvlJc w:val="right"/>
+      <w:pPr>
+        <w:ind w:left="3960" w:hanging="180"/>
+      </w:pPr>
+    </w:lvl>
+    <w:lvl w:ilvl="6" w:tplc="0409000F" w:tentative="1">
       <w:start w:val="1"/>
       <w:numFmt w:val="decimal"/>
       <w:lvlText w:val="%7."/>
       <w:lvlJc w:val="left"/>
       <w:pPr>
-        <w:tabs>
-          <w:tab w:val="num" w:pos="5040"/>
-        </w:tabs>
-        <w:ind w:left="5040" w:hanging="360"/>
-      </w:pPr>
-    </w:lvl>
-    <w:lvl w:ilvl="7" w:tentative="1">
-      <w:start w:val="1"/>
-      <w:numFmt w:val="decimal"/>
+        <w:ind w:left="4680" w:hanging="360"/>
+      </w:pPr>
+    </w:lvl>
+    <w:lvl w:ilvl="7" w:tplc="04090019" w:tentative="1">
+      <w:start w:val="1"/>
+      <w:numFmt w:val="lowerLetter"/>
       <w:lvlText w:val="%8."/>
       <w:lvlJc w:val="left"/>
       <w:pPr>
-        <w:tabs>
-          <w:tab w:val="num" w:pos="5760"/>
-        </w:tabs>
-        <w:ind w:left="5760" w:hanging="360"/>
-      </w:pPr>
-    </w:lvl>
-    <w:lvl w:ilvl="8" w:tentative="1">
-      <w:start w:val="1"/>
-      <w:numFmt w:val="decimal"/>
+        <w:ind w:left="5400" w:hanging="360"/>
+      </w:pPr>
+    </w:lvl>
+    <w:lvl w:ilvl="8" w:tplc="0409001B" w:tentative="1">
+      <w:start w:val="1"/>
+      <w:numFmt w:val="lowerRoman"/>
       <w:lvlText w:val="%9."/>
-      <w:lvlJc w:val="left"/>
-      <w:pPr>
-        <w:tabs>
-          <w:tab w:val="num" w:pos="6480"/>
-        </w:tabs>
-        <w:ind w:left="6480" w:hanging="360"/>
+      <w:lvlJc w:val="right"/>
+      <w:pPr>
+        <w:ind w:left="6120" w:hanging="180"/>
       </w:pPr>
     </w:lvl>
   </w:abstractNum>
   <w:abstractNum w:abstractNumId="4">
+    <w:nsid w:val="05820BB0"/>
+    <w:multiLevelType w:val="multilevel"/>
+    <w:tmpl w:val="0646F0C8"/>
+    <w:lvl w:ilvl="0">
+      <w:start w:val="1"/>
+      <w:numFmt w:val="bullet"/>
+      <w:lvlText w:val=""/>
+      <w:lvlJc w:val="left"/>
+      <w:pPr>
+        <w:tabs>
+          <w:tab w:val="num" w:pos="720"/>
+        </w:tabs>
+        <w:ind w:left="720" w:hanging="360"/>
+      </w:pPr>
+      <w:rPr>
+        <w:rFonts w:ascii="Symbol" w:hAnsi="Symbol" w:hint="default"/>
+        <w:sz w:val="20"/>
+      </w:rPr>
+    </w:lvl>
+    <w:lvl w:ilvl="1" w:tentative="1">
+      <w:start w:val="1"/>
+      <w:numFmt w:val="bullet"/>
+      <w:lvlText w:val="o"/>
+      <w:lvlJc w:val="left"/>
+      <w:pPr>
+        <w:tabs>
+          <w:tab w:val="num" w:pos="1440"/>
+        </w:tabs>
+        <w:ind w:left="1440" w:hanging="360"/>
+      </w:pPr>
+      <w:rPr>
+        <w:rFonts w:ascii="Courier New" w:hAnsi="Courier New" w:hint="default"/>
+        <w:sz w:val="20"/>
+      </w:rPr>
+    </w:lvl>
+    <w:lvl w:ilvl="2" w:tentative="1">
+      <w:start w:val="1"/>
+      <w:numFmt w:val="bullet"/>
+      <w:lvlText w:val=""/>
+      <w:lvlJc w:val="left"/>
+      <w:pPr>
+        <w:tabs>
+          <w:tab w:val="num" w:pos="2160"/>
+        </w:tabs>
+        <w:ind w:left="2160" w:hanging="360"/>
+      </w:pPr>
+      <w:rPr>
+        <w:rFonts w:ascii="Wingdings" w:hAnsi="Wingdings" w:hint="default"/>
+        <w:sz w:val="20"/>
+      </w:rPr>
+    </w:lvl>
+    <w:lvl w:ilvl="3" w:tentative="1">
+      <w:start w:val="1"/>
+      <w:numFmt w:val="bullet"/>
+      <w:lvlText w:val=""/>
+      <w:lvlJc w:val="left"/>
+      <w:pPr>
+        <w:tabs>
+          <w:tab w:val="num" w:pos="2880"/>
+        </w:tabs>
+        <w:ind w:left="2880" w:hanging="360"/>
+      </w:pPr>
+      <w:rPr>
+        <w:rFonts w:ascii="Wingdings" w:hAnsi="Wingdings" w:hint="default"/>
+        <w:sz w:val="20"/>
+      </w:rPr>
+    </w:lvl>
+    <w:lvl w:ilvl="4" w:tentative="1">
+      <w:start w:val="1"/>
+      <w:numFmt w:val="bullet"/>
+      <w:lvlText w:val=""/>
+      <w:lvlJc w:val="left"/>
+      <w:pPr>
+        <w:tabs>
+          <w:tab w:val="num" w:pos="3600"/>
+        </w:tabs>
+        <w:ind w:left="3600" w:hanging="360"/>
+      </w:pPr>
+      <w:rPr>
+        <w:rFonts w:ascii="Wingdings" w:hAnsi="Wingdings" w:hint="default"/>
+        <w:sz w:val="20"/>
+      </w:rPr>
+    </w:lvl>
+    <w:lvl w:ilvl="5" w:tentative="1">
+      <w:start w:val="1"/>
+      <w:numFmt w:val="bullet"/>
+      <w:lvlText w:val=""/>
+      <w:lvlJc w:val="left"/>
+      <w:pPr>
+        <w:tabs>
+          <w:tab w:val="num" w:pos="4320"/>
+        </w:tabs>
+        <w:ind w:left="4320" w:hanging="360"/>
+      </w:pPr>
+      <w:rPr>
+        <w:rFonts w:ascii="Wingdings" w:hAnsi="Wingdings" w:hint="default"/>
+        <w:sz w:val="20"/>
+      </w:rPr>
+    </w:lvl>
+    <w:lvl w:ilvl="6" w:tentative="1">
+      <w:start w:val="1"/>
+      <w:numFmt w:val="bullet"/>
+      <w:lvlText w:val=""/>
+      <w:lvlJc w:val="left"/>
+      <w:pPr>
+        <w:tabs>
+          <w:tab w:val="num" w:pos="5040"/>
+        </w:tabs>
+        <w:ind w:left="5040" w:hanging="360"/>
+      </w:pPr>
+      <w:rPr>
+        <w:rFonts w:ascii="Wingdings" w:hAnsi="Wingdings" w:hint="default"/>
+        <w:sz w:val="20"/>
+      </w:rPr>
+    </w:lvl>
+    <w:lvl w:ilvl="7" w:tentative="1">
+      <w:start w:val="1"/>
+      <w:numFmt w:val="bullet"/>
+      <w:lvlText w:val=""/>
+      <w:lvlJc w:val="left"/>
+      <w:pPr>
+        <w:tabs>
+          <w:tab w:val="num" w:pos="5760"/>
+        </w:tabs>
+        <w:ind w:left="5760" w:hanging="360"/>
+      </w:pPr>
+      <w:rPr>
+        <w:rFonts w:ascii="Wingdings" w:hAnsi="Wingdings" w:hint="default"/>
+        <w:sz w:val="20"/>
+      </w:rPr>
+    </w:lvl>
+    <w:lvl w:ilvl="8" w:tentative="1">
+      <w:start w:val="1"/>
+      <w:numFmt w:val="bullet"/>
+      <w:lvlText w:val=""/>
+      <w:lvlJc w:val="left"/>
+      <w:pPr>
+        <w:tabs>
+          <w:tab w:val="num" w:pos="6480"/>
+        </w:tabs>
+        <w:ind w:left="6480" w:hanging="360"/>
+      </w:pPr>
+      <w:rPr>
+        <w:rFonts w:ascii="Wingdings" w:hAnsi="Wingdings" w:hint="default"/>
+        <w:sz w:val="20"/>
+      </w:rPr>
+    </w:lvl>
+  </w:abstractNum>
+  <w:abstractNum w:abstractNumId="5">
+    <w:nsid w:val="0EA05140"/>
+    <w:multiLevelType w:val="multilevel"/>
+    <w:tmpl w:val="96D4CDA2"/>
+    <w:lvl w:ilvl="0">
+      <w:start w:val="1"/>
+      <w:numFmt w:val="bullet"/>
+      <w:lvlText w:val=""/>
+      <w:lvlJc w:val="left"/>
+      <w:pPr>
+        <w:tabs>
+          <w:tab w:val="num" w:pos="720"/>
+        </w:tabs>
+        <w:ind w:left="720" w:hanging="360"/>
+      </w:pPr>
+      <w:rPr>
+        <w:rFonts w:ascii="Symbol" w:hAnsi="Symbol" w:hint="default"/>
+        <w:sz w:val="20"/>
+      </w:rPr>
+    </w:lvl>
+    <w:lvl w:ilvl="1" w:tentative="1">
+      <w:start w:val="1"/>
+      <w:numFmt w:val="bullet"/>
+      <w:lvlText w:val="o"/>
+      <w:lvlJc w:val="left"/>
+      <w:pPr>
+        <w:tabs>
+          <w:tab w:val="num" w:pos="1440"/>
+        </w:tabs>
+        <w:ind w:left="1440" w:hanging="360"/>
+      </w:pPr>
+      <w:rPr>
+        <w:rFonts w:ascii="Courier New" w:hAnsi="Courier New" w:hint="default"/>
+        <w:sz w:val="20"/>
+      </w:rPr>
+    </w:lvl>
+    <w:lvl w:ilvl="2" w:tentative="1">
+      <w:start w:val="1"/>
+      <w:numFmt w:val="bullet"/>
+      <w:lvlText w:val=""/>
+      <w:lvlJc w:val="left"/>
+      <w:pPr>
+        <w:tabs>
+          <w:tab w:val="num" w:pos="2160"/>
+        </w:tabs>
+        <w:ind w:left="2160" w:hanging="360"/>
+      </w:pPr>
+      <w:rPr>
+        <w:rFonts w:ascii="Wingdings" w:hAnsi="Wingdings" w:hint="default"/>
+        <w:sz w:val="20"/>
+      </w:rPr>
+    </w:lvl>
+    <w:lvl w:ilvl="3" w:tentative="1">
+      <w:start w:val="1"/>
+      <w:numFmt w:val="bullet"/>
+      <w:lvlText w:val=""/>
+      <w:lvlJc w:val="left"/>
+      <w:pPr>
+        <w:tabs>
+          <w:tab w:val="num" w:pos="2880"/>
+        </w:tabs>
+        <w:ind w:left="2880" w:hanging="360"/>
+      </w:pPr>
+      <w:rPr>
+        <w:rFonts w:ascii="Wingdings" w:hAnsi="Wingdings" w:hint="default"/>
+        <w:sz w:val="20"/>
+      </w:rPr>
+    </w:lvl>
+    <w:lvl w:ilvl="4" w:tentative="1">
+      <w:start w:val="1"/>
+      <w:numFmt w:val="bullet"/>
+      <w:lvlText w:val=""/>
+      <w:lvlJc w:val="left"/>
+      <w:pPr>
+        <w:tabs>
+          <w:tab w:val="num" w:pos="3600"/>
+        </w:tabs>
+        <w:ind w:left="3600" w:hanging="360"/>
+      </w:pPr>
+      <w:rPr>
+        <w:rFonts w:ascii="Wingdings" w:hAnsi="Wingdings" w:hint="default"/>
+        <w:sz w:val="20"/>
+      </w:rPr>
+    </w:lvl>
+    <w:lvl w:ilvl="5" w:tentative="1">
+      <w:start w:val="1"/>
+      <w:numFmt w:val="bullet"/>
+      <w:lvlText w:val=""/>
+      <w:lvlJc w:val="left"/>
+      <w:pPr>
+        <w:tabs>
+          <w:tab w:val="num" w:pos="4320"/>
+        </w:tabs>
+        <w:ind w:left="4320" w:hanging="360"/>
+      </w:pPr>
+      <w:rPr>
+        <w:rFonts w:ascii="Wingdings" w:hAnsi="Wingdings" w:hint="default"/>
+        <w:sz w:val="20"/>
+      </w:rPr>
+    </w:lvl>
+    <w:lvl w:ilvl="6" w:tentative="1">
+      <w:start w:val="1"/>
+      <w:numFmt w:val="bullet"/>
+      <w:lvlText w:val=""/>
+      <w:lvlJc w:val="left"/>
+      <w:pPr>
+        <w:tabs>
+          <w:tab w:val="num" w:pos="5040"/>
+        </w:tabs>
+        <w:ind w:left="5040" w:hanging="360"/>
+      </w:pPr>
+      <w:rPr>
+        <w:rFonts w:ascii="Wingdings" w:hAnsi="Wingdings" w:hint="default"/>
+        <w:sz w:val="20"/>
+      </w:rPr>
+    </w:lvl>
+    <w:lvl w:ilvl="7" w:tentative="1">
+      <w:start w:val="1"/>
+      <w:numFmt w:val="bullet"/>
+      <w:lvlText w:val=""/>
+      <w:lvlJc w:val="left"/>
+      <w:pPr>
+        <w:tabs>
+          <w:tab w:val="num" w:pos="5760"/>
+        </w:tabs>
+        <w:ind w:left="5760" w:hanging="360"/>
+      </w:pPr>
+      <w:rPr>
+        <w:rFonts w:ascii="Wingdings" w:hAnsi="Wingdings" w:hint="default"/>
+        <w:sz w:val="20"/>
+      </w:rPr>
+    </w:lvl>
+    <w:lvl w:ilvl="8" w:tentative="1">
+      <w:start w:val="1"/>
+      <w:numFmt w:val="bullet"/>
+      <w:lvlText w:val=""/>
+      <w:lvlJc w:val="left"/>
+      <w:pPr>
+        <w:tabs>
+          <w:tab w:val="num" w:pos="6480"/>
+        </w:tabs>
+        <w:ind w:left="6480" w:hanging="360"/>
+      </w:pPr>
+      <w:rPr>
+        <w:rFonts w:ascii="Wingdings" w:hAnsi="Wingdings" w:hint="default"/>
+        <w:sz w:val="20"/>
+      </w:rPr>
+    </w:lvl>
+  </w:abstractNum>
+  <w:abstractNum w:abstractNumId="6">
     <w:nsid w:val="0F3347AB"/>
     <w:multiLevelType w:val="hybridMultilevel"/>
     <w:tmpl w:val="61E2A0F8"/>
@@ -3981,294 +4664,117 @@
       </w:pPr>
     </w:lvl>
   </w:abstractNum>
-  <w:abstractNum w:abstractNumId="5">
-    <w:nsid w:val="10F779F8"/>
+  <w:abstractNum w:abstractNumId="7">
+    <w:nsid w:val="15F91391"/>
     <w:multiLevelType w:val="hybridMultilevel"/>
-    <w:tmpl w:val="94EA81A6"/>
-    <w:lvl w:ilvl="0" w:tplc="9482DA06">
-      <w:start w:val="1"/>
-      <w:numFmt w:val="upperRoman"/>
-      <w:lvlText w:val="%1."/>
-      <w:lvlJc w:val="left"/>
-      <w:pPr>
-        <w:ind w:left="2520" w:hanging="720"/>
-      </w:pPr>
-      <w:rPr>
-        <w:rFonts w:hint="default"/>
-      </w:rPr>
-    </w:lvl>
-    <w:lvl w:ilvl="1" w:tplc="04090019" w:tentative="1">
-      <w:start w:val="1"/>
-      <w:numFmt w:val="lowerLetter"/>
-      <w:lvlText w:val="%2."/>
+    <w:tmpl w:val="923C8562"/>
+    <w:lvl w:ilvl="0" w:tplc="04090001">
+      <w:start w:val="1"/>
+      <w:numFmt w:val="bullet"/>
+      <w:lvlText w:val=""/>
+      <w:lvlJc w:val="left"/>
+      <w:pPr>
+        <w:ind w:left="720" w:hanging="360"/>
+      </w:pPr>
+      <w:rPr>
+        <w:rFonts w:ascii="Symbol" w:hAnsi="Symbol" w:hint="default"/>
+      </w:rPr>
+    </w:lvl>
+    <w:lvl w:ilvl="1" w:tplc="04090003" w:tentative="1">
+      <w:start w:val="1"/>
+      <w:numFmt w:val="bullet"/>
+      <w:lvlText w:val="o"/>
+      <w:lvlJc w:val="left"/>
+      <w:pPr>
+        <w:ind w:left="1440" w:hanging="360"/>
+      </w:pPr>
+      <w:rPr>
+        <w:rFonts w:ascii="Courier New" w:hAnsi="Courier New" w:cs="Courier New" w:hint="default"/>
+      </w:rPr>
+    </w:lvl>
+    <w:lvl w:ilvl="2" w:tplc="04090005" w:tentative="1">
+      <w:start w:val="1"/>
+      <w:numFmt w:val="bullet"/>
+      <w:lvlText w:val=""/>
+      <w:lvlJc w:val="left"/>
+      <w:pPr>
+        <w:ind w:left="2160" w:hanging="360"/>
+      </w:pPr>
+      <w:rPr>
+        <w:rFonts w:ascii="Wingdings" w:hAnsi="Wingdings" w:hint="default"/>
+      </w:rPr>
+    </w:lvl>
+    <w:lvl w:ilvl="3" w:tplc="04090001" w:tentative="1">
+      <w:start w:val="1"/>
+      <w:numFmt w:val="bullet"/>
+      <w:lvlText w:val=""/>
       <w:lvlJc w:val="left"/>
       <w:pPr>
         <w:ind w:left="2880" w:hanging="360"/>
       </w:pPr>
-    </w:lvl>
-    <w:lvl w:ilvl="2" w:tplc="0409001B" w:tentative="1">
-      <w:start w:val="1"/>
-      <w:numFmt w:val="lowerRoman"/>
-      <w:lvlText w:val="%3."/>
-      <w:lvlJc w:val="right"/>
-      <w:pPr>
-        <w:ind w:left="3600" w:hanging="180"/>
-      </w:pPr>
-    </w:lvl>
-    <w:lvl w:ilvl="3" w:tplc="0409000F" w:tentative="1">
-      <w:start w:val="1"/>
-      <w:numFmt w:val="decimal"/>
-      <w:lvlText w:val="%4."/>
+      <w:rPr>
+        <w:rFonts w:ascii="Symbol" w:hAnsi="Symbol" w:hint="default"/>
+      </w:rPr>
+    </w:lvl>
+    <w:lvl w:ilvl="4" w:tplc="04090003" w:tentative="1">
+      <w:start w:val="1"/>
+      <w:numFmt w:val="bullet"/>
+      <w:lvlText w:val="o"/>
+      <w:lvlJc w:val="left"/>
+      <w:pPr>
+        <w:ind w:left="3600" w:hanging="360"/>
+      </w:pPr>
+      <w:rPr>
+        <w:rFonts w:ascii="Courier New" w:hAnsi="Courier New" w:cs="Courier New" w:hint="default"/>
+      </w:rPr>
+    </w:lvl>
+    <w:lvl w:ilvl="5" w:tplc="04090005" w:tentative="1">
+      <w:start w:val="1"/>
+      <w:numFmt w:val="bullet"/>
+      <w:lvlText w:val=""/>
       <w:lvlJc w:val="left"/>
       <w:pPr>
         <w:ind w:left="4320" w:hanging="360"/>
       </w:pPr>
-    </w:lvl>
-    <w:lvl w:ilvl="4" w:tplc="04090019" w:tentative="1">
-      <w:start w:val="1"/>
-      <w:numFmt w:val="lowerLetter"/>
-      <w:lvlText w:val="%5."/>
+      <w:rPr>
+        <w:rFonts w:ascii="Wingdings" w:hAnsi="Wingdings" w:hint="default"/>
+      </w:rPr>
+    </w:lvl>
+    <w:lvl w:ilvl="6" w:tplc="04090001" w:tentative="1">
+      <w:start w:val="1"/>
+      <w:numFmt w:val="bullet"/>
+      <w:lvlText w:val=""/>
       <w:lvlJc w:val="left"/>
       <w:pPr>
         <w:ind w:left="5040" w:hanging="360"/>
       </w:pPr>
-    </w:lvl>
-    <w:lvl w:ilvl="5" w:tplc="0409001B" w:tentative="1">
-      <w:start w:val="1"/>
-      <w:numFmt w:val="lowerRoman"/>
-      <w:lvlText w:val="%6."/>
-      <w:lvlJc w:val="right"/>
-      <w:pPr>
-        <w:ind w:left="5760" w:hanging="180"/>
-      </w:pPr>
-    </w:lvl>
-    <w:lvl w:ilvl="6" w:tplc="0409000F" w:tentative="1">
-      <w:start w:val="1"/>
-      <w:numFmt w:val="decimal"/>
-      <w:lvlText w:val="%7."/>
+      <w:rPr>
+        <w:rFonts w:ascii="Symbol" w:hAnsi="Symbol" w:hint="default"/>
+      </w:rPr>
+    </w:lvl>
+    <w:lvl w:ilvl="7" w:tplc="04090003" w:tentative="1">
+      <w:start w:val="1"/>
+      <w:numFmt w:val="bullet"/>
+      <w:lvlText w:val="o"/>
+      <w:lvlJc w:val="left"/>
+      <w:pPr>
+        <w:ind w:left="5760" w:hanging="360"/>
+      </w:pPr>
+      <w:rPr>
+        <w:rFonts w:ascii="Courier New" w:hAnsi="Courier New" w:cs="Courier New" w:hint="default"/>
+      </w:rPr>
+    </w:lvl>
+    <w:lvl w:ilvl="8" w:tplc="04090005" w:tentative="1">
+      <w:start w:val="1"/>
+      <w:numFmt w:val="bullet"/>
+      <w:lvlText w:val=""/>
       <w:lvlJc w:val="left"/>
       <w:pPr>
         <w:ind w:left="6480" w:hanging="360"/>
       </w:pPr>
-    </w:lvl>
-    <w:lvl w:ilvl="7" w:tplc="04090019" w:tentative="1">
-      <w:start w:val="1"/>
-      <w:numFmt w:val="lowerLetter"/>
-      <w:lvlText w:val="%8."/>
-      <w:lvlJc w:val="left"/>
-      <w:pPr>
-        <w:ind w:left="7200" w:hanging="360"/>
-      </w:pPr>
-    </w:lvl>
-    <w:lvl w:ilvl="8" w:tplc="0409001B" w:tentative="1">
-      <w:start w:val="1"/>
-      <w:numFmt w:val="lowerRoman"/>
-      <w:lvlText w:val="%9."/>
-      <w:lvlJc w:val="right"/>
-      <w:pPr>
-        <w:ind w:left="7920" w:hanging="180"/>
-      </w:pPr>
-    </w:lvl>
-  </w:abstractNum>
-  <w:abstractNum w:abstractNumId="6">
-    <w:nsid w:val="11A214D1"/>
-    <w:multiLevelType w:val="hybridMultilevel"/>
-    <w:tmpl w:val="288CF2CC"/>
-    <w:lvl w:ilvl="0" w:tplc="B8FC4FA0">
-      <w:numFmt w:val="bullet"/>
-      <w:lvlText w:val=""/>
-      <w:lvlJc w:val="left"/>
-      <w:pPr>
-        <w:ind w:left="720" w:hanging="360"/>
-      </w:pPr>
-      <w:rPr>
-        <w:rFonts w:ascii="Times New Roman" w:eastAsia="Times New Roman" w:hAnsi="Times New Roman" w:cs="Times New Roman" w:hint="default"/>
-      </w:rPr>
-    </w:lvl>
-    <w:lvl w:ilvl="1" w:tplc="04090003" w:tentative="1">
-      <w:start w:val="1"/>
-      <w:numFmt w:val="bullet"/>
-      <w:lvlText w:val="o"/>
-      <w:lvlJc w:val="left"/>
-      <w:pPr>
-        <w:ind w:left="1440" w:hanging="360"/>
-      </w:pPr>
-      <w:rPr>
-        <w:rFonts w:ascii="Courier New" w:hAnsi="Courier New" w:cs="Courier New" w:hint="default"/>
-      </w:rPr>
-    </w:lvl>
-    <w:lvl w:ilvl="2" w:tplc="04090005" w:tentative="1">
-      <w:start w:val="1"/>
-      <w:numFmt w:val="bullet"/>
-      <w:lvlText w:val=""/>
-      <w:lvlJc w:val="left"/>
-      <w:pPr>
-        <w:ind w:left="2160" w:hanging="360"/>
-      </w:pPr>
-      <w:rPr>
-        <w:rFonts w:ascii="Wingdings" w:hAnsi="Wingdings" w:hint="default"/>
-      </w:rPr>
-    </w:lvl>
-    <w:lvl w:ilvl="3" w:tplc="04090001" w:tentative="1">
-      <w:start w:val="1"/>
-      <w:numFmt w:val="bullet"/>
-      <w:lvlText w:val=""/>
-      <w:lvlJc w:val="left"/>
-      <w:pPr>
-        <w:ind w:left="2880" w:hanging="360"/>
-      </w:pPr>
-      <w:rPr>
-        <w:rFonts w:ascii="Symbol" w:hAnsi="Symbol" w:hint="default"/>
-      </w:rPr>
-    </w:lvl>
-    <w:lvl w:ilvl="4" w:tplc="04090003" w:tentative="1">
-      <w:start w:val="1"/>
-      <w:numFmt w:val="bullet"/>
-      <w:lvlText w:val="o"/>
-      <w:lvlJc w:val="left"/>
-      <w:pPr>
-        <w:ind w:left="3600" w:hanging="360"/>
-      </w:pPr>
-      <w:rPr>
-        <w:rFonts w:ascii="Courier New" w:hAnsi="Courier New" w:cs="Courier New" w:hint="default"/>
-      </w:rPr>
-    </w:lvl>
-    <w:lvl w:ilvl="5" w:tplc="04090005" w:tentative="1">
-      <w:start w:val="1"/>
-      <w:numFmt w:val="bullet"/>
-      <w:lvlText w:val=""/>
-      <w:lvlJc w:val="left"/>
-      <w:pPr>
-        <w:ind w:left="4320" w:hanging="360"/>
-      </w:pPr>
-      <w:rPr>
-        <w:rFonts w:ascii="Wingdings" w:hAnsi="Wingdings" w:hint="default"/>
-      </w:rPr>
-    </w:lvl>
-    <w:lvl w:ilvl="6" w:tplc="04090001" w:tentative="1">
-      <w:start w:val="1"/>
-      <w:numFmt w:val="bullet"/>
-      <w:lvlText w:val=""/>
-      <w:lvlJc w:val="left"/>
-      <w:pPr>
-        <w:ind w:left="5040" w:hanging="360"/>
-      </w:pPr>
-      <w:rPr>
-        <w:rFonts w:ascii="Symbol" w:hAnsi="Symbol" w:hint="default"/>
-      </w:rPr>
-    </w:lvl>
-    <w:lvl w:ilvl="7" w:tplc="04090003" w:tentative="1">
-      <w:start w:val="1"/>
-      <w:numFmt w:val="bullet"/>
-      <w:lvlText w:val="o"/>
-      <w:lvlJc w:val="left"/>
-      <w:pPr>
-        <w:ind w:left="5760" w:hanging="360"/>
-      </w:pPr>
-      <w:rPr>
-        <w:rFonts w:ascii="Courier New" w:hAnsi="Courier New" w:cs="Courier New" w:hint="default"/>
-      </w:rPr>
-    </w:lvl>
-    <w:lvl w:ilvl="8" w:tplc="04090005" w:tentative="1">
-      <w:start w:val="1"/>
-      <w:numFmt w:val="bullet"/>
-      <w:lvlText w:val=""/>
-      <w:lvlJc w:val="left"/>
-      <w:pPr>
-        <w:ind w:left="6480" w:hanging="360"/>
-      </w:pPr>
-      <w:rPr>
-        <w:rFonts w:ascii="Wingdings" w:hAnsi="Wingdings" w:hint="default"/>
-      </w:rPr>
-    </w:lvl>
-  </w:abstractNum>
-  <w:abstractNum w:abstractNumId="7">
-    <w:nsid w:val="14AC41AF"/>
-    <w:multiLevelType w:val="hybridMultilevel"/>
-    <w:tmpl w:val="1B76DAC6"/>
-    <w:lvl w:ilvl="0" w:tplc="0409000F">
-      <w:start w:val="1"/>
-      <w:numFmt w:val="decimal"/>
-      <w:lvlText w:val="%1."/>
-      <w:lvlJc w:val="left"/>
-      <w:pPr>
-        <w:ind w:left="720" w:hanging="360"/>
-      </w:pPr>
-      <w:rPr>
-        <w:rFonts w:hint="default"/>
-      </w:rPr>
-    </w:lvl>
-    <w:lvl w:ilvl="1" w:tplc="04090019" w:tentative="1">
-      <w:start w:val="1"/>
-      <w:numFmt w:val="lowerLetter"/>
-      <w:lvlText w:val="%2."/>
-      <w:lvlJc w:val="left"/>
-      <w:pPr>
-        <w:ind w:left="1440" w:hanging="360"/>
-      </w:pPr>
-    </w:lvl>
-    <w:lvl w:ilvl="2" w:tplc="0409001B" w:tentative="1">
-      <w:start w:val="1"/>
-      <w:numFmt w:val="lowerRoman"/>
-      <w:lvlText w:val="%3."/>
-      <w:lvlJc w:val="right"/>
-      <w:pPr>
-        <w:ind w:left="2160" w:hanging="180"/>
-      </w:pPr>
-    </w:lvl>
-    <w:lvl w:ilvl="3" w:tplc="0409000F" w:tentative="1">
-      <w:start w:val="1"/>
-      <w:numFmt w:val="decimal"/>
-      <w:lvlText w:val="%4."/>
-      <w:lvlJc w:val="left"/>
-      <w:pPr>
-        <w:ind w:left="2880" w:hanging="360"/>
-      </w:pPr>
-    </w:lvl>
-    <w:lvl w:ilvl="4" w:tplc="04090019" w:tentative="1">
-      <w:start w:val="1"/>
-      <w:numFmt w:val="lowerLetter"/>
-      <w:lvlText w:val="%5."/>
-      <w:lvlJc w:val="left"/>
-      <w:pPr>
-        <w:ind w:left="3600" w:hanging="360"/>
-      </w:pPr>
-    </w:lvl>
-    <w:lvl w:ilvl="5" w:tplc="0409001B" w:tentative="1">
-      <w:start w:val="1"/>
-      <w:numFmt w:val="lowerRoman"/>
-      <w:lvlText w:val="%6."/>
-      <w:lvlJc w:val="right"/>
-      <w:pPr>
-        <w:ind w:left="4320" w:hanging="180"/>
-      </w:pPr>
-    </w:lvl>
-    <w:lvl w:ilvl="6" w:tplc="0409000F" w:tentative="1">
-      <w:start w:val="1"/>
-      <w:numFmt w:val="decimal"/>
-      <w:lvlText w:val="%7."/>
-      <w:lvlJc w:val="left"/>
-      <w:pPr>
-        <w:ind w:left="5040" w:hanging="360"/>
-      </w:pPr>
-    </w:lvl>
-    <w:lvl w:ilvl="7" w:tplc="04090019" w:tentative="1">
-      <w:start w:val="1"/>
-      <w:numFmt w:val="lowerLetter"/>
-      <w:lvlText w:val="%8."/>
-      <w:lvlJc w:val="left"/>
-      <w:pPr>
-        <w:ind w:left="5760" w:hanging="360"/>
-      </w:pPr>
-    </w:lvl>
-    <w:lvl w:ilvl="8" w:tplc="0409001B" w:tentative="1">
-      <w:start w:val="1"/>
-      <w:numFmt w:val="lowerRoman"/>
-      <w:lvlText w:val="%9."/>
-      <w:lvlJc w:val="right"/>
-      <w:pPr>
-        <w:ind w:left="6480" w:hanging="180"/>
-      </w:pPr>
+      <w:rPr>
+        <w:rFonts w:ascii="Wingdings" w:hAnsi="Wingdings" w:hint="default"/>
+      </w:rPr>
     </w:lvl>
   </w:abstractNum>
   <w:abstractNum w:abstractNumId="8">
@@ -4385,13 +4891,13 @@
     </w:lvl>
   </w:abstractNum>
   <w:abstractNum w:abstractNumId="9">
-    <w:nsid w:val="23ED04BC"/>
+    <w:nsid w:val="1F3B606F"/>
     <w:multiLevelType w:val="multilevel"/>
-    <w:tmpl w:val="8EEA4482"/>
+    <w:tmpl w:val="B95453D8"/>
     <w:lvl w:ilvl="0">
       <w:start w:val="1"/>
-      <w:numFmt w:val="decimal"/>
-      <w:lvlText w:val="%1."/>
+      <w:numFmt w:val="bullet"/>
+      <w:lvlText w:val=""/>
       <w:lvlJc w:val="left"/>
       <w:pPr>
         <w:tabs>
@@ -4399,11 +4905,15 @@
         </w:tabs>
         <w:ind w:left="720" w:hanging="360"/>
       </w:pPr>
+      <w:rPr>
+        <w:rFonts w:ascii="Symbol" w:hAnsi="Symbol" w:hint="default"/>
+        <w:sz w:val="20"/>
+      </w:rPr>
     </w:lvl>
     <w:lvl w:ilvl="1" w:tentative="1">
       <w:start w:val="1"/>
-      <w:numFmt w:val="decimal"/>
-      <w:lvlText w:val="%2."/>
+      <w:numFmt w:val="bullet"/>
+      <w:lvlText w:val="o"/>
       <w:lvlJc w:val="left"/>
       <w:pPr>
         <w:tabs>
@@ -4411,11 +4921,15 @@
         </w:tabs>
         <w:ind w:left="1440" w:hanging="360"/>
       </w:pPr>
+      <w:rPr>
+        <w:rFonts w:ascii="Courier New" w:hAnsi="Courier New" w:hint="default"/>
+        <w:sz w:val="20"/>
+      </w:rPr>
     </w:lvl>
     <w:lvl w:ilvl="2" w:tentative="1">
       <w:start w:val="1"/>
-      <w:numFmt w:val="decimal"/>
-      <w:lvlText w:val="%3."/>
+      <w:numFmt w:val="bullet"/>
+      <w:lvlText w:val=""/>
       <w:lvlJc w:val="left"/>
       <w:pPr>
         <w:tabs>
@@ -4423,11 +4937,15 @@
         </w:tabs>
         <w:ind w:left="2160" w:hanging="360"/>
       </w:pPr>
+      <w:rPr>
+        <w:rFonts w:ascii="Wingdings" w:hAnsi="Wingdings" w:hint="default"/>
+        <w:sz w:val="20"/>
+      </w:rPr>
     </w:lvl>
     <w:lvl w:ilvl="3" w:tentative="1">
       <w:start w:val="1"/>
-      <w:numFmt w:val="decimal"/>
-      <w:lvlText w:val="%4."/>
+      <w:numFmt w:val="bullet"/>
+      <w:lvlText w:val=""/>
       <w:lvlJc w:val="left"/>
       <w:pPr>
         <w:tabs>
@@ -4435,11 +4953,15 @@
         </w:tabs>
         <w:ind w:left="2880" w:hanging="360"/>
       </w:pPr>
+      <w:rPr>
+        <w:rFonts w:ascii="Wingdings" w:hAnsi="Wingdings" w:hint="default"/>
+        <w:sz w:val="20"/>
+      </w:rPr>
     </w:lvl>
     <w:lvl w:ilvl="4" w:tentative="1">
       <w:start w:val="1"/>
-      <w:numFmt w:val="decimal"/>
-      <w:lvlText w:val="%5."/>
+      <w:numFmt w:val="bullet"/>
+      <w:lvlText w:val=""/>
       <w:lvlJc w:val="left"/>
       <w:pPr>
         <w:tabs>
@@ -4447,11 +4969,15 @@
         </w:tabs>
         <w:ind w:left="3600" w:hanging="360"/>
       </w:pPr>
+      <w:rPr>
+        <w:rFonts w:ascii="Wingdings" w:hAnsi="Wingdings" w:hint="default"/>
+        <w:sz w:val="20"/>
+      </w:rPr>
     </w:lvl>
     <w:lvl w:ilvl="5" w:tentative="1">
       <w:start w:val="1"/>
-      <w:numFmt w:val="decimal"/>
-      <w:lvlText w:val="%6."/>
+      <w:numFmt w:val="bullet"/>
+      <w:lvlText w:val=""/>
       <w:lvlJc w:val="left"/>
       <w:pPr>
         <w:tabs>
@@ -4459,11 +4985,15 @@
         </w:tabs>
         <w:ind w:left="4320" w:hanging="360"/>
       </w:pPr>
+      <w:rPr>
+        <w:rFonts w:ascii="Wingdings" w:hAnsi="Wingdings" w:hint="default"/>
+        <w:sz w:val="20"/>
+      </w:rPr>
     </w:lvl>
     <w:lvl w:ilvl="6" w:tentative="1">
       <w:start w:val="1"/>
-      <w:numFmt w:val="decimal"/>
-      <w:lvlText w:val="%7."/>
+      <w:numFmt w:val="bullet"/>
+      <w:lvlText w:val=""/>
       <w:lvlJc w:val="left"/>
       <w:pPr>
         <w:tabs>
@@ -4471,11 +5001,15 @@
         </w:tabs>
         <w:ind w:left="5040" w:hanging="360"/>
       </w:pPr>
+      <w:rPr>
+        <w:rFonts w:ascii="Wingdings" w:hAnsi="Wingdings" w:hint="default"/>
+        <w:sz w:val="20"/>
+      </w:rPr>
     </w:lvl>
     <w:lvl w:ilvl="7" w:tentative="1">
       <w:start w:val="1"/>
-      <w:numFmt w:val="decimal"/>
-      <w:lvlText w:val="%8."/>
+      <w:numFmt w:val="bullet"/>
+      <w:lvlText w:val=""/>
       <w:lvlJc w:val="left"/>
       <w:pPr>
         <w:tabs>
@@ -4483,11 +5017,15 @@
         </w:tabs>
         <w:ind w:left="5760" w:hanging="360"/>
       </w:pPr>
+      <w:rPr>
+        <w:rFonts w:ascii="Wingdings" w:hAnsi="Wingdings" w:hint="default"/>
+        <w:sz w:val="20"/>
+      </w:rPr>
     </w:lvl>
     <w:lvl w:ilvl="8" w:tentative="1">
       <w:start w:val="1"/>
-      <w:numFmt w:val="decimal"/>
-      <w:lvlText w:val="%9."/>
+      <w:numFmt w:val="bullet"/>
+      <w:lvlText w:val=""/>
       <w:lvlJc w:val="left"/>
       <w:pPr>
         <w:tabs>
@@ -4495,12 +5033,16 @@
         </w:tabs>
         <w:ind w:left="6480" w:hanging="360"/>
       </w:pPr>
+      <w:rPr>
+        <w:rFonts w:ascii="Wingdings" w:hAnsi="Wingdings" w:hint="default"/>
+        <w:sz w:val="20"/>
+      </w:rPr>
     </w:lvl>
   </w:abstractNum>
   <w:abstractNum w:abstractNumId="10">
-    <w:nsid w:val="28882BAB"/>
+    <w:nsid w:val="1F426241"/>
     <w:multiLevelType w:val="multilevel"/>
-    <w:tmpl w:val="E8F0CCA4"/>
+    <w:tmpl w:val="50B49E4E"/>
     <w:lvl w:ilvl="0">
       <w:start w:val="1"/>
       <w:numFmt w:val="bullet"/>
@@ -4647,28 +5189,668 @@
     </w:lvl>
   </w:abstractNum>
   <w:abstractNum w:abstractNumId="11">
-    <w:nsid w:val="2B115474"/>
+    <w:nsid w:val="20DF538A"/>
     <w:multiLevelType w:val="hybridMultilevel"/>
-    <w:tmpl w:val="2C980A1C"/>
-    <w:lvl w:ilvl="0" w:tplc="9F0AA868">
-      <w:start w:val="1"/>
-      <w:numFmt w:val="upperRoman"/>
-      <w:lvlText w:val="%1."/>
-      <w:lvlJc w:val="left"/>
-      <w:pPr>
-        <w:ind w:left="1800" w:hanging="720"/>
-      </w:pPr>
-      <w:rPr>
-        <w:rFonts w:hint="default"/>
-      </w:rPr>
-    </w:lvl>
-    <w:lvl w:ilvl="1" w:tplc="04090019" w:tentative="1">
+    <w:tmpl w:val="3E5A8286"/>
+    <w:lvl w:ilvl="0" w:tplc="04090001">
+      <w:start w:val="1"/>
+      <w:numFmt w:val="bullet"/>
+      <w:lvlText w:val=""/>
+      <w:lvlJc w:val="left"/>
+      <w:pPr>
+        <w:ind w:left="1440" w:hanging="360"/>
+      </w:pPr>
+      <w:rPr>
+        <w:rFonts w:ascii="Symbol" w:hAnsi="Symbol" w:hint="default"/>
+      </w:rPr>
+    </w:lvl>
+    <w:lvl w:ilvl="1" w:tplc="04090003" w:tentative="1">
+      <w:start w:val="1"/>
+      <w:numFmt w:val="bullet"/>
+      <w:lvlText w:val="o"/>
+      <w:lvlJc w:val="left"/>
+      <w:pPr>
+        <w:ind w:left="2160" w:hanging="360"/>
+      </w:pPr>
+      <w:rPr>
+        <w:rFonts w:ascii="Courier New" w:hAnsi="Courier New" w:cs="Courier New" w:hint="default"/>
+      </w:rPr>
+    </w:lvl>
+    <w:lvl w:ilvl="2" w:tplc="04090005" w:tentative="1">
+      <w:start w:val="1"/>
+      <w:numFmt w:val="bullet"/>
+      <w:lvlText w:val=""/>
+      <w:lvlJc w:val="left"/>
+      <w:pPr>
+        <w:ind w:left="2880" w:hanging="360"/>
+      </w:pPr>
+      <w:rPr>
+        <w:rFonts w:ascii="Wingdings" w:hAnsi="Wingdings" w:hint="default"/>
+      </w:rPr>
+    </w:lvl>
+    <w:lvl w:ilvl="3" w:tplc="04090001" w:tentative="1">
+      <w:start w:val="1"/>
+      <w:numFmt w:val="bullet"/>
+      <w:lvlText w:val=""/>
+      <w:lvlJc w:val="left"/>
+      <w:pPr>
+        <w:ind w:left="3600" w:hanging="360"/>
+      </w:pPr>
+      <w:rPr>
+        <w:rFonts w:ascii="Symbol" w:hAnsi="Symbol" w:hint="default"/>
+      </w:rPr>
+    </w:lvl>
+    <w:lvl w:ilvl="4" w:tplc="04090003" w:tentative="1">
+      <w:start w:val="1"/>
+      <w:numFmt w:val="bullet"/>
+      <w:lvlText w:val="o"/>
+      <w:lvlJc w:val="left"/>
+      <w:pPr>
+        <w:ind w:left="4320" w:hanging="360"/>
+      </w:pPr>
+      <w:rPr>
+        <w:rFonts w:ascii="Courier New" w:hAnsi="Courier New" w:cs="Courier New" w:hint="default"/>
+      </w:rPr>
+    </w:lvl>
+    <w:lvl w:ilvl="5" w:tplc="04090005" w:tentative="1">
+      <w:start w:val="1"/>
+      <w:numFmt w:val="bullet"/>
+      <w:lvlText w:val=""/>
+      <w:lvlJc w:val="left"/>
+      <w:pPr>
+        <w:ind w:left="5040" w:hanging="360"/>
+      </w:pPr>
+      <w:rPr>
+        <w:rFonts w:ascii="Wingdings" w:hAnsi="Wingdings" w:hint="default"/>
+      </w:rPr>
+    </w:lvl>
+    <w:lvl w:ilvl="6" w:tplc="04090001" w:tentative="1">
+      <w:start w:val="1"/>
+      <w:numFmt w:val="bullet"/>
+      <w:lvlText w:val=""/>
+      <w:lvlJc w:val="left"/>
+      <w:pPr>
+        <w:ind w:left="5760" w:hanging="360"/>
+      </w:pPr>
+      <w:rPr>
+        <w:rFonts w:ascii="Symbol" w:hAnsi="Symbol" w:hint="default"/>
+      </w:rPr>
+    </w:lvl>
+    <w:lvl w:ilvl="7" w:tplc="04090003" w:tentative="1">
+      <w:start w:val="1"/>
+      <w:numFmt w:val="bullet"/>
+      <w:lvlText w:val="o"/>
+      <w:lvlJc w:val="left"/>
+      <w:pPr>
+        <w:ind w:left="6480" w:hanging="360"/>
+      </w:pPr>
+      <w:rPr>
+        <w:rFonts w:ascii="Courier New" w:hAnsi="Courier New" w:cs="Courier New" w:hint="default"/>
+      </w:rPr>
+    </w:lvl>
+    <w:lvl w:ilvl="8" w:tplc="04090005" w:tentative="1">
+      <w:start w:val="1"/>
+      <w:numFmt w:val="bullet"/>
+      <w:lvlText w:val=""/>
+      <w:lvlJc w:val="left"/>
+      <w:pPr>
+        <w:ind w:left="7200" w:hanging="360"/>
+      </w:pPr>
+      <w:rPr>
+        <w:rFonts w:ascii="Wingdings" w:hAnsi="Wingdings" w:hint="default"/>
+      </w:rPr>
+    </w:lvl>
+  </w:abstractNum>
+  <w:abstractNum w:abstractNumId="12">
+    <w:nsid w:val="21C70B15"/>
+    <w:multiLevelType w:val="multilevel"/>
+    <w:tmpl w:val="BD8AD210"/>
+    <w:lvl w:ilvl="0">
+      <w:start w:val="1"/>
+      <w:numFmt w:val="bullet"/>
+      <w:lvlText w:val=""/>
+      <w:lvlJc w:val="left"/>
+      <w:pPr>
+        <w:tabs>
+          <w:tab w:val="num" w:pos="720"/>
+        </w:tabs>
+        <w:ind w:left="720" w:hanging="360"/>
+      </w:pPr>
+      <w:rPr>
+        <w:rFonts w:ascii="Symbol" w:hAnsi="Symbol" w:hint="default"/>
+        <w:sz w:val="20"/>
+      </w:rPr>
+    </w:lvl>
+    <w:lvl w:ilvl="1" w:tentative="1">
+      <w:start w:val="1"/>
+      <w:numFmt w:val="bullet"/>
+      <w:lvlText w:val="o"/>
+      <w:lvlJc w:val="left"/>
+      <w:pPr>
+        <w:tabs>
+          <w:tab w:val="num" w:pos="1440"/>
+        </w:tabs>
+        <w:ind w:left="1440" w:hanging="360"/>
+      </w:pPr>
+      <w:rPr>
+        <w:rFonts w:ascii="Courier New" w:hAnsi="Courier New" w:hint="default"/>
+        <w:sz w:val="20"/>
+      </w:rPr>
+    </w:lvl>
+    <w:lvl w:ilvl="2" w:tentative="1">
+      <w:start w:val="1"/>
+      <w:numFmt w:val="bullet"/>
+      <w:lvlText w:val=""/>
+      <w:lvlJc w:val="left"/>
+      <w:pPr>
+        <w:tabs>
+          <w:tab w:val="num" w:pos="2160"/>
+        </w:tabs>
+        <w:ind w:left="2160" w:hanging="360"/>
+      </w:pPr>
+      <w:rPr>
+        <w:rFonts w:ascii="Wingdings" w:hAnsi="Wingdings" w:hint="default"/>
+        <w:sz w:val="20"/>
+      </w:rPr>
+    </w:lvl>
+    <w:lvl w:ilvl="3" w:tentative="1">
+      <w:start w:val="1"/>
+      <w:numFmt w:val="bullet"/>
+      <w:lvlText w:val=""/>
+      <w:lvlJc w:val="left"/>
+      <w:pPr>
+        <w:tabs>
+          <w:tab w:val="num" w:pos="2880"/>
+        </w:tabs>
+        <w:ind w:left="2880" w:hanging="360"/>
+      </w:pPr>
+      <w:rPr>
+        <w:rFonts w:ascii="Wingdings" w:hAnsi="Wingdings" w:hint="default"/>
+        <w:sz w:val="20"/>
+      </w:rPr>
+    </w:lvl>
+    <w:lvl w:ilvl="4" w:tentative="1">
+      <w:start w:val="1"/>
+      <w:numFmt w:val="bullet"/>
+      <w:lvlText w:val=""/>
+      <w:lvlJc w:val="left"/>
+      <w:pPr>
+        <w:tabs>
+          <w:tab w:val="num" w:pos="3600"/>
+        </w:tabs>
+        <w:ind w:left="3600" w:hanging="360"/>
+      </w:pPr>
+      <w:rPr>
+        <w:rFonts w:ascii="Wingdings" w:hAnsi="Wingdings" w:hint="default"/>
+        <w:sz w:val="20"/>
+      </w:rPr>
+    </w:lvl>
+    <w:lvl w:ilvl="5" w:tentative="1">
+      <w:start w:val="1"/>
+      <w:numFmt w:val="bullet"/>
+      <w:lvlText w:val=""/>
+      <w:lvlJc w:val="left"/>
+      <w:pPr>
+        <w:tabs>
+          <w:tab w:val="num" w:pos="4320"/>
+        </w:tabs>
+        <w:ind w:left="4320" w:hanging="360"/>
+      </w:pPr>
+      <w:rPr>
+        <w:rFonts w:ascii="Wingdings" w:hAnsi="Wingdings" w:hint="default"/>
+        <w:sz w:val="20"/>
+      </w:rPr>
+    </w:lvl>
+    <w:lvl w:ilvl="6" w:tentative="1">
+      <w:start w:val="1"/>
+      <w:numFmt w:val="bullet"/>
+      <w:lvlText w:val=""/>
+      <w:lvlJc w:val="left"/>
+      <w:pPr>
+        <w:tabs>
+          <w:tab w:val="num" w:pos="5040"/>
+        </w:tabs>
+        <w:ind w:left="5040" w:hanging="360"/>
+      </w:pPr>
+      <w:rPr>
+        <w:rFonts w:ascii="Wingdings" w:hAnsi="Wingdings" w:hint="default"/>
+        <w:sz w:val="20"/>
+      </w:rPr>
+    </w:lvl>
+    <w:lvl w:ilvl="7" w:tentative="1">
+      <w:start w:val="1"/>
+      <w:numFmt w:val="bullet"/>
+      <w:lvlText w:val=""/>
+      <w:lvlJc w:val="left"/>
+      <w:pPr>
+        <w:tabs>
+          <w:tab w:val="num" w:pos="5760"/>
+        </w:tabs>
+        <w:ind w:left="5760" w:hanging="360"/>
+      </w:pPr>
+      <w:rPr>
+        <w:rFonts w:ascii="Wingdings" w:hAnsi="Wingdings" w:hint="default"/>
+        <w:sz w:val="20"/>
+      </w:rPr>
+    </w:lvl>
+    <w:lvl w:ilvl="8" w:tentative="1">
+      <w:start w:val="1"/>
+      <w:numFmt w:val="bullet"/>
+      <w:lvlText w:val=""/>
+      <w:lvlJc w:val="left"/>
+      <w:pPr>
+        <w:tabs>
+          <w:tab w:val="num" w:pos="6480"/>
+        </w:tabs>
+        <w:ind w:left="6480" w:hanging="360"/>
+      </w:pPr>
+      <w:rPr>
+        <w:rFonts w:ascii="Wingdings" w:hAnsi="Wingdings" w:hint="default"/>
+        <w:sz w:val="20"/>
+      </w:rPr>
+    </w:lvl>
+  </w:abstractNum>
+  <w:abstractNum w:abstractNumId="13">
+    <w:nsid w:val="23D73657"/>
+    <w:multiLevelType w:val="hybridMultilevel"/>
+    <w:tmpl w:val="BE86CAF8"/>
+    <w:lvl w:ilvl="0" w:tplc="04090001">
+      <w:start w:val="1"/>
+      <w:numFmt w:val="bullet"/>
+      <w:lvlText w:val=""/>
+      <w:lvlJc w:val="left"/>
+      <w:pPr>
+        <w:ind w:left="1080" w:hanging="360"/>
+      </w:pPr>
+      <w:rPr>
+        <w:rFonts w:ascii="Symbol" w:hAnsi="Symbol" w:hint="default"/>
+      </w:rPr>
+    </w:lvl>
+    <w:lvl w:ilvl="1" w:tplc="04090003" w:tentative="1">
+      <w:start w:val="1"/>
+      <w:numFmt w:val="bullet"/>
+      <w:lvlText w:val="o"/>
+      <w:lvlJc w:val="left"/>
+      <w:pPr>
+        <w:ind w:left="1800" w:hanging="360"/>
+      </w:pPr>
+      <w:rPr>
+        <w:rFonts w:ascii="Courier New" w:hAnsi="Courier New" w:cs="Courier New" w:hint="default"/>
+      </w:rPr>
+    </w:lvl>
+    <w:lvl w:ilvl="2" w:tplc="04090005" w:tentative="1">
+      <w:start w:val="1"/>
+      <w:numFmt w:val="bullet"/>
+      <w:lvlText w:val=""/>
+      <w:lvlJc w:val="left"/>
+      <w:pPr>
+        <w:ind w:left="2520" w:hanging="360"/>
+      </w:pPr>
+      <w:rPr>
+        <w:rFonts w:ascii="Wingdings" w:hAnsi="Wingdings" w:hint="default"/>
+      </w:rPr>
+    </w:lvl>
+    <w:lvl w:ilvl="3" w:tplc="04090001" w:tentative="1">
+      <w:start w:val="1"/>
+      <w:numFmt w:val="bullet"/>
+      <w:lvlText w:val=""/>
+      <w:lvlJc w:val="left"/>
+      <w:pPr>
+        <w:ind w:left="3240" w:hanging="360"/>
+      </w:pPr>
+      <w:rPr>
+        <w:rFonts w:ascii="Symbol" w:hAnsi="Symbol" w:hint="default"/>
+      </w:rPr>
+    </w:lvl>
+    <w:lvl w:ilvl="4" w:tplc="04090003" w:tentative="1">
+      <w:start w:val="1"/>
+      <w:numFmt w:val="bullet"/>
+      <w:lvlText w:val="o"/>
+      <w:lvlJc w:val="left"/>
+      <w:pPr>
+        <w:ind w:left="3960" w:hanging="360"/>
+      </w:pPr>
+      <w:rPr>
+        <w:rFonts w:ascii="Courier New" w:hAnsi="Courier New" w:cs="Courier New" w:hint="default"/>
+      </w:rPr>
+    </w:lvl>
+    <w:lvl w:ilvl="5" w:tplc="04090005" w:tentative="1">
+      <w:start w:val="1"/>
+      <w:numFmt w:val="bullet"/>
+      <w:lvlText w:val=""/>
+      <w:lvlJc w:val="left"/>
+      <w:pPr>
+        <w:ind w:left="4680" w:hanging="360"/>
+      </w:pPr>
+      <w:rPr>
+        <w:rFonts w:ascii="Wingdings" w:hAnsi="Wingdings" w:hint="default"/>
+      </w:rPr>
+    </w:lvl>
+    <w:lvl w:ilvl="6" w:tplc="04090001" w:tentative="1">
+      <w:start w:val="1"/>
+      <w:numFmt w:val="bullet"/>
+      <w:lvlText w:val=""/>
+      <w:lvlJc w:val="left"/>
+      <w:pPr>
+        <w:ind w:left="5400" w:hanging="360"/>
+      </w:pPr>
+      <w:rPr>
+        <w:rFonts w:ascii="Symbol" w:hAnsi="Symbol" w:hint="default"/>
+      </w:rPr>
+    </w:lvl>
+    <w:lvl w:ilvl="7" w:tplc="04090003" w:tentative="1">
+      <w:start w:val="1"/>
+      <w:numFmt w:val="bullet"/>
+      <w:lvlText w:val="o"/>
+      <w:lvlJc w:val="left"/>
+      <w:pPr>
+        <w:ind w:left="6120" w:hanging="360"/>
+      </w:pPr>
+      <w:rPr>
+        <w:rFonts w:ascii="Courier New" w:hAnsi="Courier New" w:cs="Courier New" w:hint="default"/>
+      </w:rPr>
+    </w:lvl>
+    <w:lvl w:ilvl="8" w:tplc="04090005" w:tentative="1">
+      <w:start w:val="1"/>
+      <w:numFmt w:val="bullet"/>
+      <w:lvlText w:val=""/>
+      <w:lvlJc w:val="left"/>
+      <w:pPr>
+        <w:ind w:left="6840" w:hanging="360"/>
+      </w:pPr>
+      <w:rPr>
+        <w:rFonts w:ascii="Wingdings" w:hAnsi="Wingdings" w:hint="default"/>
+      </w:rPr>
+    </w:lvl>
+  </w:abstractNum>
+  <w:abstractNum w:abstractNumId="14">
+    <w:nsid w:val="2DAB243F"/>
+    <w:multiLevelType w:val="hybridMultilevel"/>
+    <w:tmpl w:val="750815D6"/>
+    <w:lvl w:ilvl="0" w:tplc="04090001">
+      <w:start w:val="1"/>
+      <w:numFmt w:val="bullet"/>
+      <w:lvlText w:val=""/>
+      <w:lvlJc w:val="left"/>
+      <w:pPr>
+        <w:ind w:left="720" w:hanging="360"/>
+      </w:pPr>
+      <w:rPr>
+        <w:rFonts w:ascii="Symbol" w:hAnsi="Symbol" w:hint="default"/>
+      </w:rPr>
+    </w:lvl>
+    <w:lvl w:ilvl="1" w:tplc="04090003" w:tentative="1">
+      <w:start w:val="1"/>
+      <w:numFmt w:val="bullet"/>
+      <w:lvlText w:val="o"/>
+      <w:lvlJc w:val="left"/>
+      <w:pPr>
+        <w:ind w:left="1440" w:hanging="360"/>
+      </w:pPr>
+      <w:rPr>
+        <w:rFonts w:ascii="Courier New" w:hAnsi="Courier New" w:cs="Courier New" w:hint="default"/>
+      </w:rPr>
+    </w:lvl>
+    <w:lvl w:ilvl="2" w:tplc="04090005" w:tentative="1">
+      <w:start w:val="1"/>
+      <w:numFmt w:val="bullet"/>
+      <w:lvlText w:val=""/>
+      <w:lvlJc w:val="left"/>
+      <w:pPr>
+        <w:ind w:left="2160" w:hanging="360"/>
+      </w:pPr>
+      <w:rPr>
+        <w:rFonts w:ascii="Wingdings" w:hAnsi="Wingdings" w:hint="default"/>
+      </w:rPr>
+    </w:lvl>
+    <w:lvl w:ilvl="3" w:tplc="04090001" w:tentative="1">
+      <w:start w:val="1"/>
+      <w:numFmt w:val="bullet"/>
+      <w:lvlText w:val=""/>
+      <w:lvlJc w:val="left"/>
+      <w:pPr>
+        <w:ind w:left="2880" w:hanging="360"/>
+      </w:pPr>
+      <w:rPr>
+        <w:rFonts w:ascii="Symbol" w:hAnsi="Symbol" w:hint="default"/>
+      </w:rPr>
+    </w:lvl>
+    <w:lvl w:ilvl="4" w:tplc="04090003" w:tentative="1">
+      <w:start w:val="1"/>
+      <w:numFmt w:val="bullet"/>
+      <w:lvlText w:val="o"/>
+      <w:lvlJc w:val="left"/>
+      <w:pPr>
+        <w:ind w:left="3600" w:hanging="360"/>
+      </w:pPr>
+      <w:rPr>
+        <w:rFonts w:ascii="Courier New" w:hAnsi="Courier New" w:cs="Courier New" w:hint="default"/>
+      </w:rPr>
+    </w:lvl>
+    <w:lvl w:ilvl="5" w:tplc="04090005" w:tentative="1">
+      <w:start w:val="1"/>
+      <w:numFmt w:val="bullet"/>
+      <w:lvlText w:val=""/>
+      <w:lvlJc w:val="left"/>
+      <w:pPr>
+        <w:ind w:left="4320" w:hanging="360"/>
+      </w:pPr>
+      <w:rPr>
+        <w:rFonts w:ascii="Wingdings" w:hAnsi="Wingdings" w:hint="default"/>
+      </w:rPr>
+    </w:lvl>
+    <w:lvl w:ilvl="6" w:tplc="04090001" w:tentative="1">
+      <w:start w:val="1"/>
+      <w:numFmt w:val="bullet"/>
+      <w:lvlText w:val=""/>
+      <w:lvlJc w:val="left"/>
+      <w:pPr>
+        <w:ind w:left="5040" w:hanging="360"/>
+      </w:pPr>
+      <w:rPr>
+        <w:rFonts w:ascii="Symbol" w:hAnsi="Symbol" w:hint="default"/>
+      </w:rPr>
+    </w:lvl>
+    <w:lvl w:ilvl="7" w:tplc="04090003" w:tentative="1">
+      <w:start w:val="1"/>
+      <w:numFmt w:val="bullet"/>
+      <w:lvlText w:val="o"/>
+      <w:lvlJc w:val="left"/>
+      <w:pPr>
+        <w:ind w:left="5760" w:hanging="360"/>
+      </w:pPr>
+      <w:rPr>
+        <w:rFonts w:ascii="Courier New" w:hAnsi="Courier New" w:cs="Courier New" w:hint="default"/>
+      </w:rPr>
+    </w:lvl>
+    <w:lvl w:ilvl="8" w:tplc="04090005" w:tentative="1">
+      <w:start w:val="1"/>
+      <w:numFmt w:val="bullet"/>
+      <w:lvlText w:val=""/>
+      <w:lvlJc w:val="left"/>
+      <w:pPr>
+        <w:ind w:left="6480" w:hanging="360"/>
+      </w:pPr>
+      <w:rPr>
+        <w:rFonts w:ascii="Wingdings" w:hAnsi="Wingdings" w:hint="default"/>
+      </w:rPr>
+    </w:lvl>
+  </w:abstractNum>
+  <w:abstractNum w:abstractNumId="15">
+    <w:nsid w:val="35CE5162"/>
+    <w:multiLevelType w:val="multilevel"/>
+    <w:tmpl w:val="D090B402"/>
+    <w:lvl w:ilvl="0">
+      <w:start w:val="1"/>
+      <w:numFmt w:val="bullet"/>
+      <w:lvlText w:val=""/>
+      <w:lvlJc w:val="left"/>
+      <w:pPr>
+        <w:tabs>
+          <w:tab w:val="num" w:pos="720"/>
+        </w:tabs>
+        <w:ind w:left="720" w:hanging="360"/>
+      </w:pPr>
+      <w:rPr>
+        <w:rFonts w:ascii="Symbol" w:hAnsi="Symbol" w:hint="default"/>
+        <w:sz w:val="20"/>
+      </w:rPr>
+    </w:lvl>
+    <w:lvl w:ilvl="1" w:tentative="1">
+      <w:start w:val="1"/>
+      <w:numFmt w:val="bullet"/>
+      <w:lvlText w:val="o"/>
+      <w:lvlJc w:val="left"/>
+      <w:pPr>
+        <w:tabs>
+          <w:tab w:val="num" w:pos="1440"/>
+        </w:tabs>
+        <w:ind w:left="1440" w:hanging="360"/>
+      </w:pPr>
+      <w:rPr>
+        <w:rFonts w:ascii="Courier New" w:hAnsi="Courier New" w:hint="default"/>
+        <w:sz w:val="20"/>
+      </w:rPr>
+    </w:lvl>
+    <w:lvl w:ilvl="2" w:tentative="1">
+      <w:start w:val="1"/>
+      <w:numFmt w:val="bullet"/>
+      <w:lvlText w:val=""/>
+      <w:lvlJc w:val="left"/>
+      <w:pPr>
+        <w:tabs>
+          <w:tab w:val="num" w:pos="2160"/>
+        </w:tabs>
+        <w:ind w:left="2160" w:hanging="360"/>
+      </w:pPr>
+      <w:rPr>
+        <w:rFonts w:ascii="Wingdings" w:hAnsi="Wingdings" w:hint="default"/>
+        <w:sz w:val="20"/>
+      </w:rPr>
+    </w:lvl>
+    <w:lvl w:ilvl="3" w:tentative="1">
+      <w:start w:val="1"/>
+      <w:numFmt w:val="bullet"/>
+      <w:lvlText w:val=""/>
+      <w:lvlJc w:val="left"/>
+      <w:pPr>
+        <w:tabs>
+          <w:tab w:val="num" w:pos="2880"/>
+        </w:tabs>
+        <w:ind w:left="2880" w:hanging="360"/>
+      </w:pPr>
+      <w:rPr>
+        <w:rFonts w:ascii="Wingdings" w:hAnsi="Wingdings" w:hint="default"/>
+        <w:sz w:val="20"/>
+      </w:rPr>
+    </w:lvl>
+    <w:lvl w:ilvl="4" w:tentative="1">
+      <w:start w:val="1"/>
+      <w:numFmt w:val="bullet"/>
+      <w:lvlText w:val=""/>
+      <w:lvlJc w:val="left"/>
+      <w:pPr>
+        <w:tabs>
+          <w:tab w:val="num" w:pos="3600"/>
+        </w:tabs>
+        <w:ind w:left="3600" w:hanging="360"/>
+      </w:pPr>
+      <w:rPr>
+        <w:rFonts w:ascii="Wingdings" w:hAnsi="Wingdings" w:hint="default"/>
+        <w:sz w:val="20"/>
+      </w:rPr>
+    </w:lvl>
+    <w:lvl w:ilvl="5" w:tentative="1">
+      <w:start w:val="1"/>
+      <w:numFmt w:val="bullet"/>
+      <w:lvlText w:val=""/>
+      <w:lvlJc w:val="left"/>
+      <w:pPr>
+        <w:tabs>
+          <w:tab w:val="num" w:pos="4320"/>
+        </w:tabs>
+        <w:ind w:left="4320" w:hanging="360"/>
+      </w:pPr>
+      <w:rPr>
+        <w:rFonts w:ascii="Wingdings" w:hAnsi="Wingdings" w:hint="default"/>
+        <w:sz w:val="20"/>
+      </w:rPr>
+    </w:lvl>
+    <w:lvl w:ilvl="6" w:tentative="1">
+      <w:start w:val="1"/>
+      <w:numFmt w:val="bullet"/>
+      <w:lvlText w:val=""/>
+      <w:lvlJc w:val="left"/>
+      <w:pPr>
+        <w:tabs>
+          <w:tab w:val="num" w:pos="5040"/>
+        </w:tabs>
+        <w:ind w:left="5040" w:hanging="360"/>
+      </w:pPr>
+      <w:rPr>
+        <w:rFonts w:ascii="Wingdings" w:hAnsi="Wingdings" w:hint="default"/>
+        <w:sz w:val="20"/>
+      </w:rPr>
+    </w:lvl>
+    <w:lvl w:ilvl="7" w:tentative="1">
+      <w:start w:val="1"/>
+      <w:numFmt w:val="bullet"/>
+      <w:lvlText w:val=""/>
+      <w:lvlJc w:val="left"/>
+      <w:pPr>
+        <w:tabs>
+          <w:tab w:val="num" w:pos="5760"/>
+        </w:tabs>
+        <w:ind w:left="5760" w:hanging="360"/>
+      </w:pPr>
+      <w:rPr>
+        <w:rFonts w:ascii="Wingdings" w:hAnsi="Wingdings" w:hint="default"/>
+        <w:sz w:val="20"/>
+      </w:rPr>
+    </w:lvl>
+    <w:lvl w:ilvl="8" w:tentative="1">
+      <w:start w:val="1"/>
+      <w:numFmt w:val="bullet"/>
+      <w:lvlText w:val=""/>
+      <w:lvlJc w:val="left"/>
+      <w:pPr>
+        <w:tabs>
+          <w:tab w:val="num" w:pos="6480"/>
+        </w:tabs>
+        <w:ind w:left="6480" w:hanging="360"/>
+      </w:pPr>
+      <w:rPr>
+        <w:rFonts w:ascii="Wingdings" w:hAnsi="Wingdings" w:hint="default"/>
+        <w:sz w:val="20"/>
+      </w:rPr>
+    </w:lvl>
+  </w:abstractNum>
+  <w:abstractNum w:abstractNumId="16">
+    <w:nsid w:val="377F337E"/>
+    <w:multiLevelType w:val="hybridMultilevel"/>
+    <w:tmpl w:val="BDB8E2B4"/>
+    <w:lvl w:ilvl="0" w:tplc="BCBAD338">
+      <w:start w:val="1"/>
+      <w:numFmt w:val="bullet"/>
+      <w:lvlText w:val=""/>
+      <w:lvlJc w:val="left"/>
+      <w:pPr>
+        <w:ind w:left="1080" w:hanging="360"/>
+      </w:pPr>
+      <w:rPr>
+        <w:rFonts w:ascii="Symbol" w:hAnsi="Symbol" w:hint="default"/>
+        <w:b/>
+        <w:sz w:val="18"/>
+        <w:szCs w:val="14"/>
+      </w:rPr>
+    </w:lvl>
+    <w:lvl w:ilvl="1" w:tplc="04090019">
       <w:start w:val="1"/>
       <w:numFmt w:val="lowerLetter"/>
       <w:lvlText w:val="%2."/>
       <w:lvlJc w:val="left"/>
       <w:pPr>
-        <w:ind w:left="2160" w:hanging="360"/>
+        <w:ind w:left="1494" w:hanging="360"/>
       </w:pPr>
     </w:lvl>
     <w:lvl w:ilvl="2" w:tplc="0409001B" w:tentative="1">
@@ -4677,7 +5859,7 @@
       <w:lvlText w:val="%3."/>
       <w:lvlJc w:val="right"/>
       <w:pPr>
-        <w:ind w:left="2880" w:hanging="180"/>
+        <w:ind w:left="2520" w:hanging="180"/>
       </w:pPr>
     </w:lvl>
     <w:lvl w:ilvl="3" w:tplc="0409000F" w:tentative="1">
@@ -4686,7 +5868,7 @@
       <w:lvlText w:val="%4."/>
       <w:lvlJc w:val="left"/>
       <w:pPr>
-        <w:ind w:left="3600" w:hanging="360"/>
+        <w:ind w:left="3240" w:hanging="360"/>
       </w:pPr>
     </w:lvl>
     <w:lvl w:ilvl="4" w:tplc="04090019" w:tentative="1">
@@ -4695,7 +5877,7 @@
       <w:lvlText w:val="%5."/>
       <w:lvlJc w:val="left"/>
       <w:pPr>
-        <w:ind w:left="4320" w:hanging="360"/>
+        <w:ind w:left="3960" w:hanging="360"/>
       </w:pPr>
     </w:lvl>
     <w:lvl w:ilvl="5" w:tplc="0409001B" w:tentative="1">
@@ -4704,7 +5886,7 @@
       <w:lvlText w:val="%6."/>
       <w:lvlJc w:val="right"/>
       <w:pPr>
-        <w:ind w:left="5040" w:hanging="180"/>
+        <w:ind w:left="4680" w:hanging="180"/>
       </w:pPr>
     </w:lvl>
     <w:lvl w:ilvl="6" w:tplc="0409000F" w:tentative="1">
@@ -4713,7 +5895,7 @@
       <w:lvlText w:val="%7."/>
       <w:lvlJc w:val="left"/>
       <w:pPr>
-        <w:ind w:left="5760" w:hanging="360"/>
+        <w:ind w:left="5400" w:hanging="360"/>
       </w:pPr>
     </w:lvl>
     <w:lvl w:ilvl="7" w:tplc="04090019" w:tentative="1">
@@ -4722,7 +5904,7 @@
       <w:lvlText w:val="%8."/>
       <w:lvlJc w:val="left"/>
       <w:pPr>
-        <w:ind w:left="6480" w:hanging="360"/>
+        <w:ind w:left="6120" w:hanging="360"/>
       </w:pPr>
     </w:lvl>
     <w:lvl w:ilvl="8" w:tplc="0409001B" w:tentative="1">
@@ -4731,14 +5913,14 @@
       <w:lvlText w:val="%9."/>
       <w:lvlJc w:val="right"/>
       <w:pPr>
-        <w:ind w:left="7200" w:hanging="180"/>
+        <w:ind w:left="6840" w:hanging="180"/>
       </w:pPr>
     </w:lvl>
   </w:abstractNum>
-  <w:abstractNum w:abstractNumId="12">
-    <w:nsid w:val="2EE42833"/>
+  <w:abstractNum w:abstractNumId="17">
+    <w:nsid w:val="380130DA"/>
     <w:multiLevelType w:val="multilevel"/>
-    <w:tmpl w:val="DAF6C340"/>
+    <w:tmpl w:val="98884484"/>
     <w:lvl w:ilvl="0">
       <w:start w:val="1"/>
       <w:numFmt w:val="bullet"/>
@@ -4884,1664 +6066,22 @@
       </w:rPr>
     </w:lvl>
   </w:abstractNum>
-  <w:abstractNum w:abstractNumId="13">
-    <w:nsid w:val="31F00287"/>
-    <w:multiLevelType w:val="multilevel"/>
-    <w:tmpl w:val="26BEB2B8"/>
-    <w:lvl w:ilvl="0">
-      <w:start w:val="23"/>
+  <w:abstractNum w:abstractNumId="18">
+    <w:nsid w:val="3A662843"/>
+    <w:multiLevelType w:val="hybridMultilevel"/>
+    <w:tmpl w:val="CB88B27E"/>
+    <w:lvl w:ilvl="0" w:tplc="1F06ACEE">
+      <w:start w:val="1"/>
       <w:numFmt w:val="decimal"/>
       <w:lvlText w:val="%1."/>
       <w:lvlJc w:val="left"/>
       <w:pPr>
-        <w:tabs>
-          <w:tab w:val="num" w:pos="720"/>
-        </w:tabs>
-        <w:ind w:left="720" w:hanging="360"/>
-      </w:pPr>
-    </w:lvl>
-    <w:lvl w:ilvl="1" w:tentative="1">
-      <w:start w:val="1"/>
-      <w:numFmt w:val="decimal"/>
-      <w:lvlText w:val="%2."/>
-      <w:lvlJc w:val="left"/>
-      <w:pPr>
-        <w:tabs>
-          <w:tab w:val="num" w:pos="1440"/>
-        </w:tabs>
-        <w:ind w:left="1440" w:hanging="360"/>
-      </w:pPr>
-    </w:lvl>
-    <w:lvl w:ilvl="2" w:tentative="1">
-      <w:start w:val="1"/>
-      <w:numFmt w:val="decimal"/>
-      <w:lvlText w:val="%3."/>
-      <w:lvlJc w:val="left"/>
-      <w:pPr>
-        <w:tabs>
-          <w:tab w:val="num" w:pos="2160"/>
-        </w:tabs>
-        <w:ind w:left="2160" w:hanging="360"/>
-      </w:pPr>
-    </w:lvl>
-    <w:lvl w:ilvl="3" w:tentative="1">
-      <w:start w:val="1"/>
-      <w:numFmt w:val="decimal"/>
-      <w:lvlText w:val="%4."/>
-      <w:lvlJc w:val="left"/>
-      <w:pPr>
-        <w:tabs>
-          <w:tab w:val="num" w:pos="2880"/>
-        </w:tabs>
-        <w:ind w:left="2880" w:hanging="360"/>
-      </w:pPr>
-    </w:lvl>
-    <w:lvl w:ilvl="4" w:tentative="1">
-      <w:start w:val="1"/>
-      <w:numFmt w:val="decimal"/>
-      <w:lvlText w:val="%5."/>
-      <w:lvlJc w:val="left"/>
-      <w:pPr>
-        <w:tabs>
-          <w:tab w:val="num" w:pos="3600"/>
-        </w:tabs>
-        <w:ind w:left="3600" w:hanging="360"/>
-      </w:pPr>
-    </w:lvl>
-    <w:lvl w:ilvl="5" w:tentative="1">
-      <w:start w:val="1"/>
-      <w:numFmt w:val="decimal"/>
-      <w:lvlText w:val="%6."/>
-      <w:lvlJc w:val="left"/>
-      <w:pPr>
-        <w:tabs>
-          <w:tab w:val="num" w:pos="4320"/>
-        </w:tabs>
-        <w:ind w:left="4320" w:hanging="360"/>
-      </w:pPr>
-    </w:lvl>
-    <w:lvl w:ilvl="6" w:tentative="1">
-      <w:start w:val="1"/>
-      <w:numFmt w:val="decimal"/>
-      <w:lvlText w:val="%7."/>
-      <w:lvlJc w:val="left"/>
-      <w:pPr>
-        <w:tabs>
-          <w:tab w:val="num" w:pos="5040"/>
-        </w:tabs>
-        <w:ind w:left="5040" w:hanging="360"/>
-      </w:pPr>
-    </w:lvl>
-    <w:lvl w:ilvl="7" w:tentative="1">
-      <w:start w:val="1"/>
-      <w:numFmt w:val="decimal"/>
-      <w:lvlText w:val="%8."/>
-      <w:lvlJc w:val="left"/>
-      <w:pPr>
-        <w:tabs>
-          <w:tab w:val="num" w:pos="5760"/>
-        </w:tabs>
-        <w:ind w:left="5760" w:hanging="360"/>
-      </w:pPr>
-    </w:lvl>
-    <w:lvl w:ilvl="8" w:tentative="1">
-      <w:start w:val="1"/>
-      <w:numFmt w:val="decimal"/>
-      <w:lvlText w:val="%9."/>
-      <w:lvlJc w:val="left"/>
-      <w:pPr>
-        <w:tabs>
-          <w:tab w:val="num" w:pos="6480"/>
-        </w:tabs>
-        <w:ind w:left="6480" w:hanging="360"/>
-      </w:pPr>
-    </w:lvl>
-  </w:abstractNum>
-  <w:abstractNum w:abstractNumId="14">
-    <w:nsid w:val="3B84729C"/>
-    <w:multiLevelType w:val="multilevel"/>
-    <w:tmpl w:val="1100A950"/>
-    <w:lvl w:ilvl="0">
-      <w:start w:val="1"/>
-      <w:numFmt w:val="bullet"/>
-      <w:lvlText w:val=""/>
-      <w:lvlJc w:val="left"/>
-      <w:pPr>
-        <w:tabs>
-          <w:tab w:val="num" w:pos="720"/>
-        </w:tabs>
-        <w:ind w:left="720" w:hanging="360"/>
-      </w:pPr>
-      <w:rPr>
-        <w:rFonts w:ascii="Symbol" w:hAnsi="Symbol" w:hint="default"/>
-        <w:sz w:val="20"/>
-      </w:rPr>
-    </w:lvl>
-    <w:lvl w:ilvl="1" w:tentative="1">
-      <w:start w:val="1"/>
-      <w:numFmt w:val="bullet"/>
-      <w:lvlText w:val="o"/>
-      <w:lvlJc w:val="left"/>
-      <w:pPr>
-        <w:tabs>
-          <w:tab w:val="num" w:pos="1440"/>
-        </w:tabs>
-        <w:ind w:left="1440" w:hanging="360"/>
-      </w:pPr>
-      <w:rPr>
-        <w:rFonts w:ascii="Courier New" w:hAnsi="Courier New" w:hint="default"/>
-        <w:sz w:val="20"/>
-      </w:rPr>
-    </w:lvl>
-    <w:lvl w:ilvl="2" w:tentative="1">
-      <w:start w:val="1"/>
-      <w:numFmt w:val="bullet"/>
-      <w:lvlText w:val=""/>
-      <w:lvlJc w:val="left"/>
-      <w:pPr>
-        <w:tabs>
-          <w:tab w:val="num" w:pos="2160"/>
-        </w:tabs>
-        <w:ind w:left="2160" w:hanging="360"/>
-      </w:pPr>
-      <w:rPr>
-        <w:rFonts w:ascii="Wingdings" w:hAnsi="Wingdings" w:hint="default"/>
-        <w:sz w:val="20"/>
-      </w:rPr>
-    </w:lvl>
-    <w:lvl w:ilvl="3" w:tentative="1">
-      <w:start w:val="1"/>
-      <w:numFmt w:val="bullet"/>
-      <w:lvlText w:val=""/>
-      <w:lvlJc w:val="left"/>
-      <w:pPr>
-        <w:tabs>
-          <w:tab w:val="num" w:pos="2880"/>
-        </w:tabs>
-        <w:ind w:left="2880" w:hanging="360"/>
-      </w:pPr>
-      <w:rPr>
-        <w:rFonts w:ascii="Wingdings" w:hAnsi="Wingdings" w:hint="default"/>
-        <w:sz w:val="20"/>
-      </w:rPr>
-    </w:lvl>
-    <w:lvl w:ilvl="4" w:tentative="1">
-      <w:start w:val="1"/>
-      <w:numFmt w:val="bullet"/>
-      <w:lvlText w:val=""/>
-      <w:lvlJc w:val="left"/>
-      <w:pPr>
-        <w:tabs>
-          <w:tab w:val="num" w:pos="3600"/>
-        </w:tabs>
-        <w:ind w:left="3600" w:hanging="360"/>
-      </w:pPr>
-      <w:rPr>
-        <w:rFonts w:ascii="Wingdings" w:hAnsi="Wingdings" w:hint="default"/>
-        <w:sz w:val="20"/>
-      </w:rPr>
-    </w:lvl>
-    <w:lvl w:ilvl="5" w:tentative="1">
-      <w:start w:val="1"/>
-      <w:numFmt w:val="bullet"/>
-      <w:lvlText w:val=""/>
-      <w:lvlJc w:val="left"/>
-      <w:pPr>
-        <w:tabs>
-          <w:tab w:val="num" w:pos="4320"/>
-        </w:tabs>
-        <w:ind w:left="4320" w:hanging="360"/>
-      </w:pPr>
-      <w:rPr>
-        <w:rFonts w:ascii="Wingdings" w:hAnsi="Wingdings" w:hint="default"/>
-        <w:sz w:val="20"/>
-      </w:rPr>
-    </w:lvl>
-    <w:lvl w:ilvl="6" w:tentative="1">
-      <w:start w:val="1"/>
-      <w:numFmt w:val="bullet"/>
-      <w:lvlText w:val=""/>
-      <w:lvlJc w:val="left"/>
-      <w:pPr>
-        <w:tabs>
-          <w:tab w:val="num" w:pos="5040"/>
-        </w:tabs>
-        <w:ind w:left="5040" w:hanging="360"/>
-      </w:pPr>
-      <w:rPr>
-        <w:rFonts w:ascii="Wingdings" w:hAnsi="Wingdings" w:hint="default"/>
-        <w:sz w:val="20"/>
-      </w:rPr>
-    </w:lvl>
-    <w:lvl w:ilvl="7" w:tentative="1">
-      <w:start w:val="1"/>
-      <w:numFmt w:val="bullet"/>
-      <w:lvlText w:val=""/>
-      <w:lvlJc w:val="left"/>
-      <w:pPr>
-        <w:tabs>
-          <w:tab w:val="num" w:pos="5760"/>
-        </w:tabs>
-        <w:ind w:left="5760" w:hanging="360"/>
-      </w:pPr>
-      <w:rPr>
-        <w:rFonts w:ascii="Wingdings" w:hAnsi="Wingdings" w:hint="default"/>
-        <w:sz w:val="20"/>
-      </w:rPr>
-    </w:lvl>
-    <w:lvl w:ilvl="8" w:tentative="1">
-      <w:start w:val="1"/>
-      <w:numFmt w:val="bullet"/>
-      <w:lvlText w:val=""/>
-      <w:lvlJc w:val="left"/>
-      <w:pPr>
-        <w:tabs>
-          <w:tab w:val="num" w:pos="6480"/>
-        </w:tabs>
-        <w:ind w:left="6480" w:hanging="360"/>
-      </w:pPr>
-      <w:rPr>
-        <w:rFonts w:ascii="Wingdings" w:hAnsi="Wingdings" w:hint="default"/>
-        <w:sz w:val="20"/>
-      </w:rPr>
-    </w:lvl>
-  </w:abstractNum>
-  <w:abstractNum w:abstractNumId="15">
-    <w:nsid w:val="40FC4047"/>
-    <w:multiLevelType w:val="multilevel"/>
-    <w:tmpl w:val="5F443760"/>
-    <w:lvl w:ilvl="0">
-      <w:start w:val="1"/>
-      <w:numFmt w:val="bullet"/>
-      <w:lvlText w:val=""/>
-      <w:lvlJc w:val="left"/>
-      <w:pPr>
-        <w:tabs>
-          <w:tab w:val="num" w:pos="720"/>
-        </w:tabs>
-        <w:ind w:left="720" w:hanging="360"/>
-      </w:pPr>
-      <w:rPr>
-        <w:rFonts w:ascii="Symbol" w:hAnsi="Symbol" w:hint="default"/>
-        <w:sz w:val="20"/>
-      </w:rPr>
-    </w:lvl>
-    <w:lvl w:ilvl="1" w:tentative="1">
-      <w:start w:val="1"/>
-      <w:numFmt w:val="bullet"/>
-      <w:lvlText w:val="o"/>
-      <w:lvlJc w:val="left"/>
-      <w:pPr>
-        <w:tabs>
-          <w:tab w:val="num" w:pos="1440"/>
-        </w:tabs>
-        <w:ind w:left="1440" w:hanging="360"/>
-      </w:pPr>
-      <w:rPr>
-        <w:rFonts w:ascii="Courier New" w:hAnsi="Courier New" w:hint="default"/>
-        <w:sz w:val="20"/>
-      </w:rPr>
-    </w:lvl>
-    <w:lvl w:ilvl="2" w:tentative="1">
-      <w:start w:val="1"/>
-      <w:numFmt w:val="bullet"/>
-      <w:lvlText w:val=""/>
-      <w:lvlJc w:val="left"/>
-      <w:pPr>
-        <w:tabs>
-          <w:tab w:val="num" w:pos="2160"/>
-        </w:tabs>
-        <w:ind w:left="2160" w:hanging="360"/>
-      </w:pPr>
-      <w:rPr>
-        <w:rFonts w:ascii="Wingdings" w:hAnsi="Wingdings" w:hint="default"/>
-        <w:sz w:val="20"/>
-      </w:rPr>
-    </w:lvl>
-    <w:lvl w:ilvl="3" w:tentative="1">
-      <w:start w:val="1"/>
-      <w:numFmt w:val="bullet"/>
-      <w:lvlText w:val=""/>
-      <w:lvlJc w:val="left"/>
-      <w:pPr>
-        <w:tabs>
-          <w:tab w:val="num" w:pos="2880"/>
-        </w:tabs>
-        <w:ind w:left="2880" w:hanging="360"/>
-      </w:pPr>
-      <w:rPr>
-        <w:rFonts w:ascii="Wingdings" w:hAnsi="Wingdings" w:hint="default"/>
-        <w:sz w:val="20"/>
-      </w:rPr>
-    </w:lvl>
-    <w:lvl w:ilvl="4" w:tentative="1">
-      <w:start w:val="1"/>
-      <w:numFmt w:val="bullet"/>
-      <w:lvlText w:val=""/>
-      <w:lvlJc w:val="left"/>
-      <w:pPr>
-        <w:tabs>
-          <w:tab w:val="num" w:pos="3600"/>
-        </w:tabs>
-        <w:ind w:left="3600" w:hanging="360"/>
-      </w:pPr>
-      <w:rPr>
-        <w:rFonts w:ascii="Wingdings" w:hAnsi="Wingdings" w:hint="default"/>
-        <w:sz w:val="20"/>
-      </w:rPr>
-    </w:lvl>
-    <w:lvl w:ilvl="5" w:tentative="1">
-      <w:start w:val="1"/>
-      <w:numFmt w:val="bullet"/>
-      <w:lvlText w:val=""/>
-      <w:lvlJc w:val="left"/>
-      <w:pPr>
-        <w:tabs>
-          <w:tab w:val="num" w:pos="4320"/>
-        </w:tabs>
-        <w:ind w:left="4320" w:hanging="360"/>
-      </w:pPr>
-      <w:rPr>
-        <w:rFonts w:ascii="Wingdings" w:hAnsi="Wingdings" w:hint="default"/>
-        <w:sz w:val="20"/>
-      </w:rPr>
-    </w:lvl>
-    <w:lvl w:ilvl="6" w:tentative="1">
-      <w:start w:val="1"/>
-      <w:numFmt w:val="bullet"/>
-      <w:lvlText w:val=""/>
-      <w:lvlJc w:val="left"/>
-      <w:pPr>
-        <w:tabs>
-          <w:tab w:val="num" w:pos="5040"/>
-        </w:tabs>
-        <w:ind w:left="5040" w:hanging="360"/>
-      </w:pPr>
-      <w:rPr>
-        <w:rFonts w:ascii="Wingdings" w:hAnsi="Wingdings" w:hint="default"/>
-        <w:sz w:val="20"/>
-      </w:rPr>
-    </w:lvl>
-    <w:lvl w:ilvl="7" w:tentative="1">
-      <w:start w:val="1"/>
-      <w:numFmt w:val="bullet"/>
-      <w:lvlText w:val=""/>
-      <w:lvlJc w:val="left"/>
-      <w:pPr>
-        <w:tabs>
-          <w:tab w:val="num" w:pos="5760"/>
-        </w:tabs>
-        <w:ind w:left="5760" w:hanging="360"/>
-      </w:pPr>
-      <w:rPr>
-        <w:rFonts w:ascii="Wingdings" w:hAnsi="Wingdings" w:hint="default"/>
-        <w:sz w:val="20"/>
-      </w:rPr>
-    </w:lvl>
-    <w:lvl w:ilvl="8" w:tentative="1">
-      <w:start w:val="1"/>
-      <w:numFmt w:val="bullet"/>
-      <w:lvlText w:val=""/>
-      <w:lvlJc w:val="left"/>
-      <w:pPr>
-        <w:tabs>
-          <w:tab w:val="num" w:pos="6480"/>
-        </w:tabs>
-        <w:ind w:left="6480" w:hanging="360"/>
-      </w:pPr>
-      <w:rPr>
-        <w:rFonts w:ascii="Wingdings" w:hAnsi="Wingdings" w:hint="default"/>
-        <w:sz w:val="20"/>
-      </w:rPr>
-    </w:lvl>
-  </w:abstractNum>
-  <w:abstractNum w:abstractNumId="16">
-    <w:nsid w:val="41227CD2"/>
-    <w:multiLevelType w:val="multilevel"/>
-    <w:tmpl w:val="D5E66848"/>
-    <w:lvl w:ilvl="0">
-      <w:start w:val="1"/>
-      <w:numFmt w:val="bullet"/>
-      <w:lvlText w:val=""/>
-      <w:lvlJc w:val="left"/>
-      <w:pPr>
-        <w:tabs>
-          <w:tab w:val="num" w:pos="720"/>
-        </w:tabs>
-        <w:ind w:left="720" w:hanging="360"/>
-      </w:pPr>
-      <w:rPr>
-        <w:rFonts w:ascii="Symbol" w:hAnsi="Symbol" w:hint="default"/>
-        <w:sz w:val="20"/>
-      </w:rPr>
-    </w:lvl>
-    <w:lvl w:ilvl="1" w:tentative="1">
-      <w:start w:val="1"/>
-      <w:numFmt w:val="bullet"/>
-      <w:lvlText w:val="o"/>
-      <w:lvlJc w:val="left"/>
-      <w:pPr>
-        <w:tabs>
-          <w:tab w:val="num" w:pos="1440"/>
-        </w:tabs>
-        <w:ind w:left="1440" w:hanging="360"/>
-      </w:pPr>
-      <w:rPr>
-        <w:rFonts w:ascii="Courier New" w:hAnsi="Courier New" w:hint="default"/>
-        <w:sz w:val="20"/>
-      </w:rPr>
-    </w:lvl>
-    <w:lvl w:ilvl="2" w:tentative="1">
-      <w:start w:val="1"/>
-      <w:numFmt w:val="bullet"/>
-      <w:lvlText w:val=""/>
-      <w:lvlJc w:val="left"/>
-      <w:pPr>
-        <w:tabs>
-          <w:tab w:val="num" w:pos="2160"/>
-        </w:tabs>
-        <w:ind w:left="2160" w:hanging="360"/>
-      </w:pPr>
-      <w:rPr>
-        <w:rFonts w:ascii="Wingdings" w:hAnsi="Wingdings" w:hint="default"/>
-        <w:sz w:val="20"/>
-      </w:rPr>
-    </w:lvl>
-    <w:lvl w:ilvl="3" w:tentative="1">
-      <w:start w:val="1"/>
-      <w:numFmt w:val="bullet"/>
-      <w:lvlText w:val=""/>
-      <w:lvlJc w:val="left"/>
-      <w:pPr>
-        <w:tabs>
-          <w:tab w:val="num" w:pos="2880"/>
-        </w:tabs>
-        <w:ind w:left="2880" w:hanging="360"/>
-      </w:pPr>
-      <w:rPr>
-        <w:rFonts w:ascii="Wingdings" w:hAnsi="Wingdings" w:hint="default"/>
-        <w:sz w:val="20"/>
-      </w:rPr>
-    </w:lvl>
-    <w:lvl w:ilvl="4" w:tentative="1">
-      <w:start w:val="1"/>
-      <w:numFmt w:val="bullet"/>
-      <w:lvlText w:val=""/>
-      <w:lvlJc w:val="left"/>
-      <w:pPr>
-        <w:tabs>
-          <w:tab w:val="num" w:pos="3600"/>
-        </w:tabs>
-        <w:ind w:left="3600" w:hanging="360"/>
-      </w:pPr>
-      <w:rPr>
-        <w:rFonts w:ascii="Wingdings" w:hAnsi="Wingdings" w:hint="default"/>
-        <w:sz w:val="20"/>
-      </w:rPr>
-    </w:lvl>
-    <w:lvl w:ilvl="5" w:tentative="1">
-      <w:start w:val="1"/>
-      <w:numFmt w:val="bullet"/>
-      <w:lvlText w:val=""/>
-      <w:lvlJc w:val="left"/>
-      <w:pPr>
-        <w:tabs>
-          <w:tab w:val="num" w:pos="4320"/>
-        </w:tabs>
-        <w:ind w:left="4320" w:hanging="360"/>
-      </w:pPr>
-      <w:rPr>
-        <w:rFonts w:ascii="Wingdings" w:hAnsi="Wingdings" w:hint="default"/>
-        <w:sz w:val="20"/>
-      </w:rPr>
-    </w:lvl>
-    <w:lvl w:ilvl="6" w:tentative="1">
-      <w:start w:val="1"/>
-      <w:numFmt w:val="bullet"/>
-      <w:lvlText w:val=""/>
-      <w:lvlJc w:val="left"/>
-      <w:pPr>
-        <w:tabs>
-          <w:tab w:val="num" w:pos="5040"/>
-        </w:tabs>
-        <w:ind w:left="5040" w:hanging="360"/>
-      </w:pPr>
-      <w:rPr>
-        <w:rFonts w:ascii="Wingdings" w:hAnsi="Wingdings" w:hint="default"/>
-        <w:sz w:val="20"/>
-      </w:rPr>
-    </w:lvl>
-    <w:lvl w:ilvl="7" w:tentative="1">
-      <w:start w:val="1"/>
-      <w:numFmt w:val="bullet"/>
-      <w:lvlText w:val=""/>
-      <w:lvlJc w:val="left"/>
-      <w:pPr>
-        <w:tabs>
-          <w:tab w:val="num" w:pos="5760"/>
-        </w:tabs>
-        <w:ind w:left="5760" w:hanging="360"/>
-      </w:pPr>
-      <w:rPr>
-        <w:rFonts w:ascii="Wingdings" w:hAnsi="Wingdings" w:hint="default"/>
-        <w:sz w:val="20"/>
-      </w:rPr>
-    </w:lvl>
-    <w:lvl w:ilvl="8" w:tentative="1">
-      <w:start w:val="1"/>
-      <w:numFmt w:val="bullet"/>
-      <w:lvlText w:val=""/>
-      <w:lvlJc w:val="left"/>
-      <w:pPr>
-        <w:tabs>
-          <w:tab w:val="num" w:pos="6480"/>
-        </w:tabs>
-        <w:ind w:left="6480" w:hanging="360"/>
-      </w:pPr>
-      <w:rPr>
-        <w:rFonts w:ascii="Wingdings" w:hAnsi="Wingdings" w:hint="default"/>
-        <w:sz w:val="20"/>
-      </w:rPr>
-    </w:lvl>
-  </w:abstractNum>
-  <w:abstractNum w:abstractNumId="17">
-    <w:nsid w:val="41A5246D"/>
-    <w:multiLevelType w:val="multilevel"/>
-    <w:tmpl w:val="26620A9E"/>
-    <w:lvl w:ilvl="0">
-      <w:start w:val="1"/>
-      <w:numFmt w:val="bullet"/>
-      <w:lvlText w:val=""/>
-      <w:lvlJc w:val="left"/>
-      <w:pPr>
-        <w:tabs>
-          <w:tab w:val="num" w:pos="720"/>
-        </w:tabs>
-        <w:ind w:left="720" w:hanging="360"/>
-      </w:pPr>
-      <w:rPr>
-        <w:rFonts w:ascii="Symbol" w:hAnsi="Symbol" w:hint="default"/>
-        <w:sz w:val="20"/>
-      </w:rPr>
-    </w:lvl>
-    <w:lvl w:ilvl="1" w:tentative="1">
-      <w:start w:val="1"/>
-      <w:numFmt w:val="bullet"/>
-      <w:lvlText w:val="o"/>
-      <w:lvlJc w:val="left"/>
-      <w:pPr>
-        <w:tabs>
-          <w:tab w:val="num" w:pos="1440"/>
-        </w:tabs>
-        <w:ind w:left="1440" w:hanging="360"/>
-      </w:pPr>
-      <w:rPr>
-        <w:rFonts w:ascii="Courier New" w:hAnsi="Courier New" w:hint="default"/>
-        <w:sz w:val="20"/>
-      </w:rPr>
-    </w:lvl>
-    <w:lvl w:ilvl="2" w:tentative="1">
-      <w:start w:val="1"/>
-      <w:numFmt w:val="bullet"/>
-      <w:lvlText w:val=""/>
-      <w:lvlJc w:val="left"/>
-      <w:pPr>
-        <w:tabs>
-          <w:tab w:val="num" w:pos="2160"/>
-        </w:tabs>
-        <w:ind w:left="2160" w:hanging="360"/>
-      </w:pPr>
-      <w:rPr>
-        <w:rFonts w:ascii="Wingdings" w:hAnsi="Wingdings" w:hint="default"/>
-        <w:sz w:val="20"/>
-      </w:rPr>
-    </w:lvl>
-    <w:lvl w:ilvl="3" w:tentative="1">
-      <w:start w:val="1"/>
-      <w:numFmt w:val="bullet"/>
-      <w:lvlText w:val=""/>
-      <w:lvlJc w:val="left"/>
-      <w:pPr>
-        <w:tabs>
-          <w:tab w:val="num" w:pos="2880"/>
-        </w:tabs>
-        <w:ind w:left="2880" w:hanging="360"/>
-      </w:pPr>
-      <w:rPr>
-        <w:rFonts w:ascii="Wingdings" w:hAnsi="Wingdings" w:hint="default"/>
-        <w:sz w:val="20"/>
-      </w:rPr>
-    </w:lvl>
-    <w:lvl w:ilvl="4" w:tentative="1">
-      <w:start w:val="1"/>
-      <w:numFmt w:val="bullet"/>
-      <w:lvlText w:val=""/>
-      <w:lvlJc w:val="left"/>
-      <w:pPr>
-        <w:tabs>
-          <w:tab w:val="num" w:pos="3600"/>
-        </w:tabs>
-        <w:ind w:left="3600" w:hanging="360"/>
-      </w:pPr>
-      <w:rPr>
-        <w:rFonts w:ascii="Wingdings" w:hAnsi="Wingdings" w:hint="default"/>
-        <w:sz w:val="20"/>
-      </w:rPr>
-    </w:lvl>
-    <w:lvl w:ilvl="5" w:tentative="1">
-      <w:start w:val="1"/>
-      <w:numFmt w:val="bullet"/>
-      <w:lvlText w:val=""/>
-      <w:lvlJc w:val="left"/>
-      <w:pPr>
-        <w:tabs>
-          <w:tab w:val="num" w:pos="4320"/>
-        </w:tabs>
-        <w:ind w:left="4320" w:hanging="360"/>
-      </w:pPr>
-      <w:rPr>
-        <w:rFonts w:ascii="Wingdings" w:hAnsi="Wingdings" w:hint="default"/>
-        <w:sz w:val="20"/>
-      </w:rPr>
-    </w:lvl>
-    <w:lvl w:ilvl="6" w:tentative="1">
-      <w:start w:val="1"/>
-      <w:numFmt w:val="bullet"/>
-      <w:lvlText w:val=""/>
-      <w:lvlJc w:val="left"/>
-      <w:pPr>
-        <w:tabs>
-          <w:tab w:val="num" w:pos="5040"/>
-        </w:tabs>
-        <w:ind w:left="5040" w:hanging="360"/>
-      </w:pPr>
-      <w:rPr>
-        <w:rFonts w:ascii="Wingdings" w:hAnsi="Wingdings" w:hint="default"/>
-        <w:sz w:val="20"/>
-      </w:rPr>
-    </w:lvl>
-    <w:lvl w:ilvl="7" w:tentative="1">
-      <w:start w:val="1"/>
-      <w:numFmt w:val="bullet"/>
-      <w:lvlText w:val=""/>
-      <w:lvlJc w:val="left"/>
-      <w:pPr>
-        <w:tabs>
-          <w:tab w:val="num" w:pos="5760"/>
-        </w:tabs>
-        <w:ind w:left="5760" w:hanging="360"/>
-      </w:pPr>
-      <w:rPr>
-        <w:rFonts w:ascii="Wingdings" w:hAnsi="Wingdings" w:hint="default"/>
-        <w:sz w:val="20"/>
-      </w:rPr>
-    </w:lvl>
-    <w:lvl w:ilvl="8" w:tentative="1">
-      <w:start w:val="1"/>
-      <w:numFmt w:val="bullet"/>
-      <w:lvlText w:val=""/>
-      <w:lvlJc w:val="left"/>
-      <w:pPr>
-        <w:tabs>
-          <w:tab w:val="num" w:pos="6480"/>
-        </w:tabs>
-        <w:ind w:left="6480" w:hanging="360"/>
-      </w:pPr>
-      <w:rPr>
-        <w:rFonts w:ascii="Wingdings" w:hAnsi="Wingdings" w:hint="default"/>
-        <w:sz w:val="20"/>
-      </w:rPr>
-    </w:lvl>
-  </w:abstractNum>
-  <w:abstractNum w:abstractNumId="18">
-    <w:nsid w:val="428E79BC"/>
-    <w:multiLevelType w:val="multilevel"/>
-    <w:tmpl w:val="F1FE2578"/>
-    <w:lvl w:ilvl="0">
-      <w:start w:val="1"/>
-      <w:numFmt w:val="bullet"/>
-      <w:lvlText w:val=""/>
-      <w:lvlJc w:val="left"/>
-      <w:pPr>
-        <w:tabs>
-          <w:tab w:val="num" w:pos="720"/>
-        </w:tabs>
-        <w:ind w:left="720" w:hanging="360"/>
-      </w:pPr>
-      <w:rPr>
-        <w:rFonts w:ascii="Symbol" w:hAnsi="Symbol" w:hint="default"/>
-        <w:sz w:val="20"/>
-      </w:rPr>
-    </w:lvl>
-    <w:lvl w:ilvl="1" w:tentative="1">
-      <w:start w:val="1"/>
-      <w:numFmt w:val="bullet"/>
-      <w:lvlText w:val="o"/>
-      <w:lvlJc w:val="left"/>
-      <w:pPr>
-        <w:tabs>
-          <w:tab w:val="num" w:pos="1440"/>
-        </w:tabs>
-        <w:ind w:left="1440" w:hanging="360"/>
-      </w:pPr>
-      <w:rPr>
-        <w:rFonts w:ascii="Courier New" w:hAnsi="Courier New" w:hint="default"/>
-        <w:sz w:val="20"/>
-      </w:rPr>
-    </w:lvl>
-    <w:lvl w:ilvl="2" w:tentative="1">
-      <w:start w:val="1"/>
-      <w:numFmt w:val="bullet"/>
-      <w:lvlText w:val=""/>
-      <w:lvlJc w:val="left"/>
-      <w:pPr>
-        <w:tabs>
-          <w:tab w:val="num" w:pos="2160"/>
-        </w:tabs>
-        <w:ind w:left="2160" w:hanging="360"/>
-      </w:pPr>
-      <w:rPr>
-        <w:rFonts w:ascii="Wingdings" w:hAnsi="Wingdings" w:hint="default"/>
-        <w:sz w:val="20"/>
-      </w:rPr>
-    </w:lvl>
-    <w:lvl w:ilvl="3" w:tentative="1">
-      <w:start w:val="1"/>
-      <w:numFmt w:val="bullet"/>
-      <w:lvlText w:val=""/>
-      <w:lvlJc w:val="left"/>
-      <w:pPr>
-        <w:tabs>
-          <w:tab w:val="num" w:pos="2880"/>
-        </w:tabs>
-        <w:ind w:left="2880" w:hanging="360"/>
-      </w:pPr>
-      <w:rPr>
-        <w:rFonts w:ascii="Wingdings" w:hAnsi="Wingdings" w:hint="default"/>
-        <w:sz w:val="20"/>
-      </w:rPr>
-    </w:lvl>
-    <w:lvl w:ilvl="4" w:tentative="1">
-      <w:start w:val="1"/>
-      <w:numFmt w:val="bullet"/>
-      <w:lvlText w:val=""/>
-      <w:lvlJc w:val="left"/>
-      <w:pPr>
-        <w:tabs>
-          <w:tab w:val="num" w:pos="3600"/>
-        </w:tabs>
-        <w:ind w:left="3600" w:hanging="360"/>
-      </w:pPr>
-      <w:rPr>
-        <w:rFonts w:ascii="Wingdings" w:hAnsi="Wingdings" w:hint="default"/>
-        <w:sz w:val="20"/>
-      </w:rPr>
-    </w:lvl>
-    <w:lvl w:ilvl="5" w:tentative="1">
-      <w:start w:val="1"/>
-      <w:numFmt w:val="bullet"/>
-      <w:lvlText w:val=""/>
-      <w:lvlJc w:val="left"/>
-      <w:pPr>
-        <w:tabs>
-          <w:tab w:val="num" w:pos="4320"/>
-        </w:tabs>
-        <w:ind w:left="4320" w:hanging="360"/>
-      </w:pPr>
-      <w:rPr>
-        <w:rFonts w:ascii="Wingdings" w:hAnsi="Wingdings" w:hint="default"/>
-        <w:sz w:val="20"/>
-      </w:rPr>
-    </w:lvl>
-    <w:lvl w:ilvl="6" w:tentative="1">
-      <w:start w:val="1"/>
-      <w:numFmt w:val="bullet"/>
-      <w:lvlText w:val=""/>
-      <w:lvlJc w:val="left"/>
-      <w:pPr>
-        <w:tabs>
-          <w:tab w:val="num" w:pos="5040"/>
-        </w:tabs>
-        <w:ind w:left="5040" w:hanging="360"/>
-      </w:pPr>
-      <w:rPr>
-        <w:rFonts w:ascii="Wingdings" w:hAnsi="Wingdings" w:hint="default"/>
-        <w:sz w:val="20"/>
-      </w:rPr>
-    </w:lvl>
-    <w:lvl w:ilvl="7" w:tentative="1">
-      <w:start w:val="1"/>
-      <w:numFmt w:val="bullet"/>
-      <w:lvlText w:val=""/>
-      <w:lvlJc w:val="left"/>
-      <w:pPr>
-        <w:tabs>
-          <w:tab w:val="num" w:pos="5760"/>
-        </w:tabs>
-        <w:ind w:left="5760" w:hanging="360"/>
-      </w:pPr>
-      <w:rPr>
-        <w:rFonts w:ascii="Wingdings" w:hAnsi="Wingdings" w:hint="default"/>
-        <w:sz w:val="20"/>
-      </w:rPr>
-    </w:lvl>
-    <w:lvl w:ilvl="8" w:tentative="1">
-      <w:start w:val="1"/>
-      <w:numFmt w:val="bullet"/>
-      <w:lvlText w:val=""/>
-      <w:lvlJc w:val="left"/>
-      <w:pPr>
-        <w:tabs>
-          <w:tab w:val="num" w:pos="6480"/>
-        </w:tabs>
-        <w:ind w:left="6480" w:hanging="360"/>
-      </w:pPr>
-      <w:rPr>
-        <w:rFonts w:ascii="Wingdings" w:hAnsi="Wingdings" w:hint="default"/>
-        <w:sz w:val="20"/>
-      </w:rPr>
-    </w:lvl>
-  </w:abstractNum>
-  <w:abstractNum w:abstractNumId="19">
-    <w:nsid w:val="43346487"/>
-    <w:multiLevelType w:val="multilevel"/>
-    <w:tmpl w:val="C4E88BA2"/>
-    <w:lvl w:ilvl="0">
-      <w:start w:val="21"/>
-      <w:numFmt w:val="decimal"/>
-      <w:lvlText w:val="%1."/>
-      <w:lvlJc w:val="left"/>
-      <w:pPr>
-        <w:tabs>
-          <w:tab w:val="num" w:pos="720"/>
-        </w:tabs>
-        <w:ind w:left="720" w:hanging="360"/>
-      </w:pPr>
-    </w:lvl>
-    <w:lvl w:ilvl="1" w:tentative="1">
-      <w:start w:val="1"/>
-      <w:numFmt w:val="decimal"/>
-      <w:lvlText w:val="%2."/>
-      <w:lvlJc w:val="left"/>
-      <w:pPr>
-        <w:tabs>
-          <w:tab w:val="num" w:pos="1440"/>
-        </w:tabs>
-        <w:ind w:left="1440" w:hanging="360"/>
-      </w:pPr>
-    </w:lvl>
-    <w:lvl w:ilvl="2" w:tentative="1">
-      <w:start w:val="1"/>
-      <w:numFmt w:val="decimal"/>
-      <w:lvlText w:val="%3."/>
-      <w:lvlJc w:val="left"/>
-      <w:pPr>
-        <w:tabs>
-          <w:tab w:val="num" w:pos="2160"/>
-        </w:tabs>
-        <w:ind w:left="2160" w:hanging="360"/>
-      </w:pPr>
-    </w:lvl>
-    <w:lvl w:ilvl="3" w:tentative="1">
-      <w:start w:val="1"/>
-      <w:numFmt w:val="decimal"/>
-      <w:lvlText w:val="%4."/>
-      <w:lvlJc w:val="left"/>
-      <w:pPr>
-        <w:tabs>
-          <w:tab w:val="num" w:pos="2880"/>
-        </w:tabs>
-        <w:ind w:left="2880" w:hanging="360"/>
-      </w:pPr>
-    </w:lvl>
-    <w:lvl w:ilvl="4" w:tentative="1">
-      <w:start w:val="1"/>
-      <w:numFmt w:val="decimal"/>
-      <w:lvlText w:val="%5."/>
-      <w:lvlJc w:val="left"/>
-      <w:pPr>
-        <w:tabs>
-          <w:tab w:val="num" w:pos="3600"/>
-        </w:tabs>
-        <w:ind w:left="3600" w:hanging="360"/>
-      </w:pPr>
-    </w:lvl>
-    <w:lvl w:ilvl="5" w:tentative="1">
-      <w:start w:val="1"/>
-      <w:numFmt w:val="decimal"/>
-      <w:lvlText w:val="%6."/>
-      <w:lvlJc w:val="left"/>
-      <w:pPr>
-        <w:tabs>
-          <w:tab w:val="num" w:pos="4320"/>
-        </w:tabs>
-        <w:ind w:left="4320" w:hanging="360"/>
-      </w:pPr>
-    </w:lvl>
-    <w:lvl w:ilvl="6" w:tentative="1">
-      <w:start w:val="1"/>
-      <w:numFmt w:val="decimal"/>
-      <w:lvlText w:val="%7."/>
-      <w:lvlJc w:val="left"/>
-      <w:pPr>
-        <w:tabs>
-          <w:tab w:val="num" w:pos="5040"/>
-        </w:tabs>
-        <w:ind w:left="5040" w:hanging="360"/>
-      </w:pPr>
-    </w:lvl>
-    <w:lvl w:ilvl="7" w:tentative="1">
-      <w:start w:val="1"/>
-      <w:numFmt w:val="decimal"/>
-      <w:lvlText w:val="%8."/>
-      <w:lvlJc w:val="left"/>
-      <w:pPr>
-        <w:tabs>
-          <w:tab w:val="num" w:pos="5760"/>
-        </w:tabs>
-        <w:ind w:left="5760" w:hanging="360"/>
-      </w:pPr>
-    </w:lvl>
-    <w:lvl w:ilvl="8" w:tentative="1">
-      <w:start w:val="1"/>
-      <w:numFmt w:val="decimal"/>
-      <w:lvlText w:val="%9."/>
-      <w:lvlJc w:val="left"/>
-      <w:pPr>
-        <w:tabs>
-          <w:tab w:val="num" w:pos="6480"/>
-        </w:tabs>
-        <w:ind w:left="6480" w:hanging="360"/>
-      </w:pPr>
-    </w:lvl>
-  </w:abstractNum>
-  <w:abstractNum w:abstractNumId="20">
-    <w:nsid w:val="45DF50FC"/>
-    <w:multiLevelType w:val="multilevel"/>
-    <w:tmpl w:val="3C8EA29A"/>
-    <w:lvl w:ilvl="0">
-      <w:start w:val="1"/>
-      <w:numFmt w:val="bullet"/>
-      <w:lvlText w:val=""/>
-      <w:lvlJc w:val="left"/>
-      <w:pPr>
-        <w:tabs>
-          <w:tab w:val="num" w:pos="720"/>
-        </w:tabs>
-        <w:ind w:left="720" w:hanging="360"/>
-      </w:pPr>
-      <w:rPr>
-        <w:rFonts w:ascii="Symbol" w:hAnsi="Symbol" w:hint="default"/>
-        <w:sz w:val="20"/>
-      </w:rPr>
-    </w:lvl>
-    <w:lvl w:ilvl="1" w:tentative="1">
-      <w:start w:val="1"/>
-      <w:numFmt w:val="bullet"/>
-      <w:lvlText w:val="o"/>
-      <w:lvlJc w:val="left"/>
-      <w:pPr>
-        <w:tabs>
-          <w:tab w:val="num" w:pos="1440"/>
-        </w:tabs>
-        <w:ind w:left="1440" w:hanging="360"/>
-      </w:pPr>
-      <w:rPr>
-        <w:rFonts w:ascii="Courier New" w:hAnsi="Courier New" w:hint="default"/>
-        <w:sz w:val="20"/>
-      </w:rPr>
-    </w:lvl>
-    <w:lvl w:ilvl="2" w:tentative="1">
-      <w:start w:val="1"/>
-      <w:numFmt w:val="bullet"/>
-      <w:lvlText w:val=""/>
-      <w:lvlJc w:val="left"/>
-      <w:pPr>
-        <w:tabs>
-          <w:tab w:val="num" w:pos="2160"/>
-        </w:tabs>
-        <w:ind w:left="2160" w:hanging="360"/>
-      </w:pPr>
-      <w:rPr>
-        <w:rFonts w:ascii="Wingdings" w:hAnsi="Wingdings" w:hint="default"/>
-        <w:sz w:val="20"/>
-      </w:rPr>
-    </w:lvl>
-    <w:lvl w:ilvl="3" w:tentative="1">
-      <w:start w:val="1"/>
-      <w:numFmt w:val="bullet"/>
-      <w:lvlText w:val=""/>
-      <w:lvlJc w:val="left"/>
-      <w:pPr>
-        <w:tabs>
-          <w:tab w:val="num" w:pos="2880"/>
-        </w:tabs>
-        <w:ind w:left="2880" w:hanging="360"/>
-      </w:pPr>
-      <w:rPr>
-        <w:rFonts w:ascii="Wingdings" w:hAnsi="Wingdings" w:hint="default"/>
-        <w:sz w:val="20"/>
-      </w:rPr>
-    </w:lvl>
-    <w:lvl w:ilvl="4" w:tentative="1">
-      <w:start w:val="1"/>
-      <w:numFmt w:val="bullet"/>
-      <w:lvlText w:val=""/>
-      <w:lvlJc w:val="left"/>
-      <w:pPr>
-        <w:tabs>
-          <w:tab w:val="num" w:pos="3600"/>
-        </w:tabs>
-        <w:ind w:left="3600" w:hanging="360"/>
-      </w:pPr>
-      <w:rPr>
-        <w:rFonts w:ascii="Wingdings" w:hAnsi="Wingdings" w:hint="default"/>
-        <w:sz w:val="20"/>
-      </w:rPr>
-    </w:lvl>
-    <w:lvl w:ilvl="5" w:tentative="1">
-      <w:start w:val="1"/>
-      <w:numFmt w:val="bullet"/>
-      <w:lvlText w:val=""/>
-      <w:lvlJc w:val="left"/>
-      <w:pPr>
-        <w:tabs>
-          <w:tab w:val="num" w:pos="4320"/>
-        </w:tabs>
-        <w:ind w:left="4320" w:hanging="360"/>
-      </w:pPr>
-      <w:rPr>
-        <w:rFonts w:ascii="Wingdings" w:hAnsi="Wingdings" w:hint="default"/>
-        <w:sz w:val="20"/>
-      </w:rPr>
-    </w:lvl>
-    <w:lvl w:ilvl="6" w:tentative="1">
-      <w:start w:val="1"/>
-      <w:numFmt w:val="bullet"/>
-      <w:lvlText w:val=""/>
-      <w:lvlJc w:val="left"/>
-      <w:pPr>
-        <w:tabs>
-          <w:tab w:val="num" w:pos="5040"/>
-        </w:tabs>
-        <w:ind w:left="5040" w:hanging="360"/>
-      </w:pPr>
-      <w:rPr>
-        <w:rFonts w:ascii="Wingdings" w:hAnsi="Wingdings" w:hint="default"/>
-        <w:sz w:val="20"/>
-      </w:rPr>
-    </w:lvl>
-    <w:lvl w:ilvl="7" w:tentative="1">
-      <w:start w:val="1"/>
-      <w:numFmt w:val="bullet"/>
-      <w:lvlText w:val=""/>
-      <w:lvlJc w:val="left"/>
-      <w:pPr>
-        <w:tabs>
-          <w:tab w:val="num" w:pos="5760"/>
-        </w:tabs>
-        <w:ind w:left="5760" w:hanging="360"/>
-      </w:pPr>
-      <w:rPr>
-        <w:rFonts w:ascii="Wingdings" w:hAnsi="Wingdings" w:hint="default"/>
-        <w:sz w:val="20"/>
-      </w:rPr>
-    </w:lvl>
-    <w:lvl w:ilvl="8" w:tentative="1">
-      <w:start w:val="1"/>
-      <w:numFmt w:val="bullet"/>
-      <w:lvlText w:val=""/>
-      <w:lvlJc w:val="left"/>
-      <w:pPr>
-        <w:tabs>
-          <w:tab w:val="num" w:pos="6480"/>
-        </w:tabs>
-        <w:ind w:left="6480" w:hanging="360"/>
-      </w:pPr>
-      <w:rPr>
-        <w:rFonts w:ascii="Wingdings" w:hAnsi="Wingdings" w:hint="default"/>
-        <w:sz w:val="20"/>
-      </w:rPr>
-    </w:lvl>
-  </w:abstractNum>
-  <w:abstractNum w:abstractNumId="21">
-    <w:nsid w:val="47A83C58"/>
-    <w:multiLevelType w:val="multilevel"/>
-    <w:tmpl w:val="94CCEB28"/>
-    <w:lvl w:ilvl="0">
-      <w:start w:val="1"/>
-      <w:numFmt w:val="bullet"/>
-      <w:lvlText w:val=""/>
-      <w:lvlJc w:val="left"/>
-      <w:pPr>
-        <w:tabs>
-          <w:tab w:val="num" w:pos="720"/>
-        </w:tabs>
-        <w:ind w:left="720" w:hanging="360"/>
-      </w:pPr>
-      <w:rPr>
-        <w:rFonts w:ascii="Symbol" w:hAnsi="Symbol" w:hint="default"/>
-        <w:sz w:val="20"/>
-      </w:rPr>
-    </w:lvl>
-    <w:lvl w:ilvl="1" w:tentative="1">
-      <w:start w:val="1"/>
-      <w:numFmt w:val="bullet"/>
-      <w:lvlText w:val="o"/>
-      <w:lvlJc w:val="left"/>
-      <w:pPr>
-        <w:tabs>
-          <w:tab w:val="num" w:pos="1440"/>
-        </w:tabs>
-        <w:ind w:left="1440" w:hanging="360"/>
-      </w:pPr>
-      <w:rPr>
-        <w:rFonts w:ascii="Courier New" w:hAnsi="Courier New" w:hint="default"/>
-        <w:sz w:val="20"/>
-      </w:rPr>
-    </w:lvl>
-    <w:lvl w:ilvl="2" w:tentative="1">
-      <w:start w:val="1"/>
-      <w:numFmt w:val="bullet"/>
-      <w:lvlText w:val=""/>
-      <w:lvlJc w:val="left"/>
-      <w:pPr>
-        <w:tabs>
-          <w:tab w:val="num" w:pos="2160"/>
-        </w:tabs>
-        <w:ind w:left="2160" w:hanging="360"/>
-      </w:pPr>
-      <w:rPr>
-        <w:rFonts w:ascii="Wingdings" w:hAnsi="Wingdings" w:hint="default"/>
-        <w:sz w:val="20"/>
-      </w:rPr>
-    </w:lvl>
-    <w:lvl w:ilvl="3" w:tentative="1">
-      <w:start w:val="1"/>
-      <w:numFmt w:val="bullet"/>
-      <w:lvlText w:val=""/>
-      <w:lvlJc w:val="left"/>
-      <w:pPr>
-        <w:tabs>
-          <w:tab w:val="num" w:pos="2880"/>
-        </w:tabs>
-        <w:ind w:left="2880" w:hanging="360"/>
-      </w:pPr>
-      <w:rPr>
-        <w:rFonts w:ascii="Wingdings" w:hAnsi="Wingdings" w:hint="default"/>
-        <w:sz w:val="20"/>
-      </w:rPr>
-    </w:lvl>
-    <w:lvl w:ilvl="4" w:tentative="1">
-      <w:start w:val="1"/>
-      <w:numFmt w:val="bullet"/>
-      <w:lvlText w:val=""/>
-      <w:lvlJc w:val="left"/>
-      <w:pPr>
-        <w:tabs>
-          <w:tab w:val="num" w:pos="3600"/>
-        </w:tabs>
-        <w:ind w:left="3600" w:hanging="360"/>
-      </w:pPr>
-      <w:rPr>
-        <w:rFonts w:ascii="Wingdings" w:hAnsi="Wingdings" w:hint="default"/>
-        <w:sz w:val="20"/>
-      </w:rPr>
-    </w:lvl>
-    <w:lvl w:ilvl="5" w:tentative="1">
-      <w:start w:val="1"/>
-      <w:numFmt w:val="bullet"/>
-      <w:lvlText w:val=""/>
-      <w:lvlJc w:val="left"/>
-      <w:pPr>
-        <w:tabs>
-          <w:tab w:val="num" w:pos="4320"/>
-        </w:tabs>
-        <w:ind w:left="4320" w:hanging="360"/>
-      </w:pPr>
-      <w:rPr>
-        <w:rFonts w:ascii="Wingdings" w:hAnsi="Wingdings" w:hint="default"/>
-        <w:sz w:val="20"/>
-      </w:rPr>
-    </w:lvl>
-    <w:lvl w:ilvl="6" w:tentative="1">
-      <w:start w:val="1"/>
-      <w:numFmt w:val="bullet"/>
-      <w:lvlText w:val=""/>
-      <w:lvlJc w:val="left"/>
-      <w:pPr>
-        <w:tabs>
-          <w:tab w:val="num" w:pos="5040"/>
-        </w:tabs>
-        <w:ind w:left="5040" w:hanging="360"/>
-      </w:pPr>
-      <w:rPr>
-        <w:rFonts w:ascii="Wingdings" w:hAnsi="Wingdings" w:hint="default"/>
-        <w:sz w:val="20"/>
-      </w:rPr>
-    </w:lvl>
-    <w:lvl w:ilvl="7" w:tentative="1">
-      <w:start w:val="1"/>
-      <w:numFmt w:val="bullet"/>
-      <w:lvlText w:val=""/>
-      <w:lvlJc w:val="left"/>
-      <w:pPr>
-        <w:tabs>
-          <w:tab w:val="num" w:pos="5760"/>
-        </w:tabs>
-        <w:ind w:left="5760" w:hanging="360"/>
-      </w:pPr>
-      <w:rPr>
-        <w:rFonts w:ascii="Wingdings" w:hAnsi="Wingdings" w:hint="default"/>
-        <w:sz w:val="20"/>
-      </w:rPr>
-    </w:lvl>
-    <w:lvl w:ilvl="8" w:tentative="1">
-      <w:start w:val="1"/>
-      <w:numFmt w:val="bullet"/>
-      <w:lvlText w:val=""/>
-      <w:lvlJc w:val="left"/>
-      <w:pPr>
-        <w:tabs>
-          <w:tab w:val="num" w:pos="6480"/>
-        </w:tabs>
-        <w:ind w:left="6480" w:hanging="360"/>
-      </w:pPr>
-      <w:rPr>
-        <w:rFonts w:ascii="Wingdings" w:hAnsi="Wingdings" w:hint="default"/>
-        <w:sz w:val="20"/>
-      </w:rPr>
-    </w:lvl>
-  </w:abstractNum>
-  <w:abstractNum w:abstractNumId="22">
-    <w:nsid w:val="4B21720B"/>
-    <w:multiLevelType w:val="multilevel"/>
-    <w:tmpl w:val="D8B091BA"/>
-    <w:lvl w:ilvl="0">
-      <w:start w:val="1"/>
-      <w:numFmt w:val="bullet"/>
-      <w:lvlText w:val=""/>
-      <w:lvlJc w:val="left"/>
-      <w:pPr>
-        <w:tabs>
-          <w:tab w:val="num" w:pos="720"/>
-        </w:tabs>
-        <w:ind w:left="720" w:hanging="360"/>
-      </w:pPr>
-      <w:rPr>
-        <w:rFonts w:ascii="Symbol" w:hAnsi="Symbol" w:hint="default"/>
-        <w:sz w:val="20"/>
-      </w:rPr>
-    </w:lvl>
-    <w:lvl w:ilvl="1" w:tentative="1">
-      <w:start w:val="1"/>
-      <w:numFmt w:val="bullet"/>
-      <w:lvlText w:val="o"/>
-      <w:lvlJc w:val="left"/>
-      <w:pPr>
-        <w:tabs>
-          <w:tab w:val="num" w:pos="1440"/>
-        </w:tabs>
-        <w:ind w:left="1440" w:hanging="360"/>
-      </w:pPr>
-      <w:rPr>
-        <w:rFonts w:ascii="Courier New" w:hAnsi="Courier New" w:hint="default"/>
-        <w:sz w:val="20"/>
-      </w:rPr>
-    </w:lvl>
-    <w:lvl w:ilvl="2" w:tentative="1">
-      <w:start w:val="1"/>
-      <w:numFmt w:val="bullet"/>
-      <w:lvlText w:val=""/>
-      <w:lvlJc w:val="left"/>
-      <w:pPr>
-        <w:tabs>
-          <w:tab w:val="num" w:pos="2160"/>
-        </w:tabs>
-        <w:ind w:left="2160" w:hanging="360"/>
-      </w:pPr>
-      <w:rPr>
-        <w:rFonts w:ascii="Wingdings" w:hAnsi="Wingdings" w:hint="default"/>
-        <w:sz w:val="20"/>
-      </w:rPr>
-    </w:lvl>
-    <w:lvl w:ilvl="3" w:tentative="1">
-      <w:start w:val="1"/>
-      <w:numFmt w:val="bullet"/>
-      <w:lvlText w:val=""/>
-      <w:lvlJc w:val="left"/>
-      <w:pPr>
-        <w:tabs>
-          <w:tab w:val="num" w:pos="2880"/>
-        </w:tabs>
-        <w:ind w:left="2880" w:hanging="360"/>
-      </w:pPr>
-      <w:rPr>
-        <w:rFonts w:ascii="Wingdings" w:hAnsi="Wingdings" w:hint="default"/>
-        <w:sz w:val="20"/>
-      </w:rPr>
-    </w:lvl>
-    <w:lvl w:ilvl="4" w:tentative="1">
-      <w:start w:val="1"/>
-      <w:numFmt w:val="bullet"/>
-      <w:lvlText w:val=""/>
-      <w:lvlJc w:val="left"/>
-      <w:pPr>
-        <w:tabs>
-          <w:tab w:val="num" w:pos="3600"/>
-        </w:tabs>
-        <w:ind w:left="3600" w:hanging="360"/>
-      </w:pPr>
-      <w:rPr>
-        <w:rFonts w:ascii="Wingdings" w:hAnsi="Wingdings" w:hint="default"/>
-        <w:sz w:val="20"/>
-      </w:rPr>
-    </w:lvl>
-    <w:lvl w:ilvl="5" w:tentative="1">
-      <w:start w:val="1"/>
-      <w:numFmt w:val="bullet"/>
-      <w:lvlText w:val=""/>
-      <w:lvlJc w:val="left"/>
-      <w:pPr>
-        <w:tabs>
-          <w:tab w:val="num" w:pos="4320"/>
-        </w:tabs>
-        <w:ind w:left="4320" w:hanging="360"/>
-      </w:pPr>
-      <w:rPr>
-        <w:rFonts w:ascii="Wingdings" w:hAnsi="Wingdings" w:hint="default"/>
-        <w:sz w:val="20"/>
-      </w:rPr>
-    </w:lvl>
-    <w:lvl w:ilvl="6" w:tentative="1">
-      <w:start w:val="1"/>
-      <w:numFmt w:val="bullet"/>
-      <w:lvlText w:val=""/>
-      <w:lvlJc w:val="left"/>
-      <w:pPr>
-        <w:tabs>
-          <w:tab w:val="num" w:pos="5040"/>
-        </w:tabs>
-        <w:ind w:left="5040" w:hanging="360"/>
-      </w:pPr>
-      <w:rPr>
-        <w:rFonts w:ascii="Wingdings" w:hAnsi="Wingdings" w:hint="default"/>
-        <w:sz w:val="20"/>
-      </w:rPr>
-    </w:lvl>
-    <w:lvl w:ilvl="7" w:tentative="1">
-      <w:start w:val="1"/>
-      <w:numFmt w:val="bullet"/>
-      <w:lvlText w:val=""/>
-      <w:lvlJc w:val="left"/>
-      <w:pPr>
-        <w:tabs>
-          <w:tab w:val="num" w:pos="5760"/>
-        </w:tabs>
-        <w:ind w:left="5760" w:hanging="360"/>
-      </w:pPr>
-      <w:rPr>
-        <w:rFonts w:ascii="Wingdings" w:hAnsi="Wingdings" w:hint="default"/>
-        <w:sz w:val="20"/>
-      </w:rPr>
-    </w:lvl>
-    <w:lvl w:ilvl="8" w:tentative="1">
-      <w:start w:val="1"/>
-      <w:numFmt w:val="bullet"/>
-      <w:lvlText w:val=""/>
-      <w:lvlJc w:val="left"/>
-      <w:pPr>
-        <w:tabs>
-          <w:tab w:val="num" w:pos="6480"/>
-        </w:tabs>
-        <w:ind w:left="6480" w:hanging="360"/>
-      </w:pPr>
-      <w:rPr>
-        <w:rFonts w:ascii="Wingdings" w:hAnsi="Wingdings" w:hint="default"/>
-        <w:sz w:val="20"/>
-      </w:rPr>
-    </w:lvl>
-  </w:abstractNum>
-  <w:abstractNum w:abstractNumId="23">
-    <w:nsid w:val="57B638C8"/>
-    <w:multiLevelType w:val="multilevel"/>
-    <w:tmpl w:val="32CACEC0"/>
-    <w:lvl w:ilvl="0">
-      <w:start w:val="1"/>
-      <w:numFmt w:val="decimal"/>
-      <w:lvlText w:val="%1."/>
-      <w:lvlJc w:val="left"/>
-      <w:pPr>
-        <w:tabs>
-          <w:tab w:val="num" w:pos="720"/>
-        </w:tabs>
-        <w:ind w:left="720" w:hanging="360"/>
-      </w:pPr>
-    </w:lvl>
-    <w:lvl w:ilvl="1" w:tentative="1">
-      <w:start w:val="1"/>
-      <w:numFmt w:val="decimal"/>
-      <w:lvlText w:val="%2."/>
-      <w:lvlJc w:val="left"/>
-      <w:pPr>
-        <w:tabs>
-          <w:tab w:val="num" w:pos="1440"/>
-        </w:tabs>
-        <w:ind w:left="1440" w:hanging="360"/>
-      </w:pPr>
-    </w:lvl>
-    <w:lvl w:ilvl="2" w:tentative="1">
-      <w:start w:val="1"/>
-      <w:numFmt w:val="decimal"/>
-      <w:lvlText w:val="%3."/>
-      <w:lvlJc w:val="left"/>
-      <w:pPr>
-        <w:tabs>
-          <w:tab w:val="num" w:pos="2160"/>
-        </w:tabs>
-        <w:ind w:left="2160" w:hanging="360"/>
-      </w:pPr>
-    </w:lvl>
-    <w:lvl w:ilvl="3" w:tentative="1">
-      <w:start w:val="1"/>
-      <w:numFmt w:val="decimal"/>
-      <w:lvlText w:val="%4."/>
-      <w:lvlJc w:val="left"/>
-      <w:pPr>
-        <w:tabs>
-          <w:tab w:val="num" w:pos="2880"/>
-        </w:tabs>
-        <w:ind w:left="2880" w:hanging="360"/>
-      </w:pPr>
-    </w:lvl>
-    <w:lvl w:ilvl="4" w:tentative="1">
-      <w:start w:val="1"/>
-      <w:numFmt w:val="decimal"/>
-      <w:lvlText w:val="%5."/>
-      <w:lvlJc w:val="left"/>
-      <w:pPr>
-        <w:tabs>
-          <w:tab w:val="num" w:pos="3600"/>
-        </w:tabs>
-        <w:ind w:left="3600" w:hanging="360"/>
-      </w:pPr>
-    </w:lvl>
-    <w:lvl w:ilvl="5" w:tentative="1">
-      <w:start w:val="1"/>
-      <w:numFmt w:val="decimal"/>
-      <w:lvlText w:val="%6."/>
-      <w:lvlJc w:val="left"/>
-      <w:pPr>
-        <w:tabs>
-          <w:tab w:val="num" w:pos="4320"/>
-        </w:tabs>
-        <w:ind w:left="4320" w:hanging="360"/>
-      </w:pPr>
-    </w:lvl>
-    <w:lvl w:ilvl="6" w:tentative="1">
-      <w:start w:val="1"/>
-      <w:numFmt w:val="decimal"/>
-      <w:lvlText w:val="%7."/>
-      <w:lvlJc w:val="left"/>
-      <w:pPr>
-        <w:tabs>
-          <w:tab w:val="num" w:pos="5040"/>
-        </w:tabs>
-        <w:ind w:left="5040" w:hanging="360"/>
-      </w:pPr>
-    </w:lvl>
-    <w:lvl w:ilvl="7" w:tentative="1">
-      <w:start w:val="1"/>
-      <w:numFmt w:val="decimal"/>
-      <w:lvlText w:val="%8."/>
-      <w:lvlJc w:val="left"/>
-      <w:pPr>
-        <w:tabs>
-          <w:tab w:val="num" w:pos="5760"/>
-        </w:tabs>
-        <w:ind w:left="5760" w:hanging="360"/>
-      </w:pPr>
-    </w:lvl>
-    <w:lvl w:ilvl="8" w:tentative="1">
-      <w:start w:val="1"/>
-      <w:numFmt w:val="decimal"/>
-      <w:lvlText w:val="%9."/>
-      <w:lvlJc w:val="left"/>
-      <w:pPr>
-        <w:tabs>
-          <w:tab w:val="num" w:pos="6480"/>
-        </w:tabs>
-        <w:ind w:left="6480" w:hanging="360"/>
-      </w:pPr>
-    </w:lvl>
-  </w:abstractNum>
-  <w:abstractNum w:abstractNumId="24">
-    <w:nsid w:val="59850DCD"/>
-    <w:multiLevelType w:val="multilevel"/>
-    <w:tmpl w:val="61A8F400"/>
-    <w:lvl w:ilvl="0">
-      <w:start w:val="1"/>
-      <w:numFmt w:val="decimal"/>
-      <w:lvlText w:val="%1."/>
-      <w:lvlJc w:val="left"/>
-      <w:pPr>
-        <w:tabs>
-          <w:tab w:val="num" w:pos="720"/>
-        </w:tabs>
-        <w:ind w:left="720" w:hanging="360"/>
-      </w:pPr>
-    </w:lvl>
-    <w:lvl w:ilvl="1" w:tentative="1">
-      <w:start w:val="1"/>
-      <w:numFmt w:val="decimal"/>
-      <w:lvlText w:val="%2."/>
-      <w:lvlJc w:val="left"/>
-      <w:pPr>
-        <w:tabs>
-          <w:tab w:val="num" w:pos="1440"/>
-        </w:tabs>
-        <w:ind w:left="1440" w:hanging="360"/>
-      </w:pPr>
-    </w:lvl>
-    <w:lvl w:ilvl="2" w:tentative="1">
-      <w:start w:val="1"/>
-      <w:numFmt w:val="decimal"/>
-      <w:lvlText w:val="%3."/>
-      <w:lvlJc w:val="left"/>
-      <w:pPr>
-        <w:tabs>
-          <w:tab w:val="num" w:pos="2160"/>
-        </w:tabs>
-        <w:ind w:left="2160" w:hanging="360"/>
-      </w:pPr>
-    </w:lvl>
-    <w:lvl w:ilvl="3" w:tentative="1">
-      <w:start w:val="1"/>
-      <w:numFmt w:val="decimal"/>
-      <w:lvlText w:val="%4."/>
-      <w:lvlJc w:val="left"/>
-      <w:pPr>
-        <w:tabs>
-          <w:tab w:val="num" w:pos="2880"/>
-        </w:tabs>
-        <w:ind w:left="2880" w:hanging="360"/>
-      </w:pPr>
-    </w:lvl>
-    <w:lvl w:ilvl="4" w:tentative="1">
-      <w:start w:val="1"/>
-      <w:numFmt w:val="decimal"/>
-      <w:lvlText w:val="%5."/>
-      <w:lvlJc w:val="left"/>
-      <w:pPr>
-        <w:tabs>
-          <w:tab w:val="num" w:pos="3600"/>
-        </w:tabs>
-        <w:ind w:left="3600" w:hanging="360"/>
-      </w:pPr>
-    </w:lvl>
-    <w:lvl w:ilvl="5" w:tentative="1">
-      <w:start w:val="1"/>
-      <w:numFmt w:val="decimal"/>
-      <w:lvlText w:val="%6."/>
-      <w:lvlJc w:val="left"/>
-      <w:pPr>
-        <w:tabs>
-          <w:tab w:val="num" w:pos="4320"/>
-        </w:tabs>
-        <w:ind w:left="4320" w:hanging="360"/>
-      </w:pPr>
-    </w:lvl>
-    <w:lvl w:ilvl="6" w:tentative="1">
-      <w:start w:val="1"/>
-      <w:numFmt w:val="decimal"/>
-      <w:lvlText w:val="%7."/>
-      <w:lvlJc w:val="left"/>
-      <w:pPr>
-        <w:tabs>
-          <w:tab w:val="num" w:pos="5040"/>
-        </w:tabs>
-        <w:ind w:left="5040" w:hanging="360"/>
-      </w:pPr>
-    </w:lvl>
-    <w:lvl w:ilvl="7" w:tentative="1">
-      <w:start w:val="1"/>
-      <w:numFmt w:val="decimal"/>
-      <w:lvlText w:val="%8."/>
-      <w:lvlJc w:val="left"/>
-      <w:pPr>
-        <w:tabs>
-          <w:tab w:val="num" w:pos="5760"/>
-        </w:tabs>
-        <w:ind w:left="5760" w:hanging="360"/>
-      </w:pPr>
-    </w:lvl>
-    <w:lvl w:ilvl="8" w:tentative="1">
-      <w:start w:val="1"/>
-      <w:numFmt w:val="decimal"/>
-      <w:lvlText w:val="%9."/>
-      <w:lvlJc w:val="left"/>
-      <w:pPr>
-        <w:tabs>
-          <w:tab w:val="num" w:pos="6480"/>
-        </w:tabs>
-        <w:ind w:left="6480" w:hanging="360"/>
-      </w:pPr>
-    </w:lvl>
-  </w:abstractNum>
-  <w:abstractNum w:abstractNumId="25">
-    <w:nsid w:val="59944CC0"/>
-    <w:multiLevelType w:val="hybridMultilevel"/>
-    <w:tmpl w:val="75D2752E"/>
-    <w:lvl w:ilvl="0" w:tplc="4F90BAF8">
-      <w:start w:val="1"/>
-      <w:numFmt w:val="decimal"/>
-      <w:lvlText w:val="[%1]"/>
-      <w:lvlJc w:val="left"/>
-      <w:pPr>
-        <w:ind w:left="360" w:hanging="360"/>
-      </w:pPr>
-      <w:rPr>
-        <w:rFonts w:hint="default"/>
+        <w:ind w:left="648" w:hanging="360"/>
+      </w:pPr>
+      <w:rPr>
+        <w:rFonts w:ascii="Calibri" w:hAnsi="Calibri" w:hint="default"/>
+        <w:i w:val="0"/>
+        <w:sz w:val="22"/>
       </w:rPr>
     </w:lvl>
     <w:lvl w:ilvl="1" w:tplc="04090019" w:tentative="1">
@@ -6550,7 +6090,7 @@
       <w:lvlText w:val="%2."/>
       <w:lvlJc w:val="left"/>
       <w:pPr>
-        <w:ind w:left="1080" w:hanging="360"/>
+        <w:ind w:left="1368" w:hanging="360"/>
       </w:pPr>
     </w:lvl>
     <w:lvl w:ilvl="2" w:tplc="0409001B" w:tentative="1">
@@ -6559,7 +6099,7 @@
       <w:lvlText w:val="%3."/>
       <w:lvlJc w:val="right"/>
       <w:pPr>
-        <w:ind w:left="1800" w:hanging="180"/>
+        <w:ind w:left="2088" w:hanging="180"/>
       </w:pPr>
     </w:lvl>
     <w:lvl w:ilvl="3" w:tplc="0409000F" w:tentative="1">
@@ -6568,7 +6108,7 @@
       <w:lvlText w:val="%4."/>
       <w:lvlJc w:val="left"/>
       <w:pPr>
-        <w:ind w:left="2520" w:hanging="360"/>
+        <w:ind w:left="2808" w:hanging="360"/>
       </w:pPr>
     </w:lvl>
     <w:lvl w:ilvl="4" w:tplc="04090019" w:tentative="1">
@@ -6577,7 +6117,7 @@
       <w:lvlText w:val="%5."/>
       <w:lvlJc w:val="left"/>
       <w:pPr>
-        <w:ind w:left="3240" w:hanging="360"/>
+        <w:ind w:left="3528" w:hanging="360"/>
       </w:pPr>
     </w:lvl>
     <w:lvl w:ilvl="5" w:tplc="0409001B" w:tentative="1">
@@ -6586,7 +6126,7 @@
       <w:lvlText w:val="%6."/>
       <w:lvlJc w:val="right"/>
       <w:pPr>
-        <w:ind w:left="3960" w:hanging="180"/>
+        <w:ind w:left="4248" w:hanging="180"/>
       </w:pPr>
     </w:lvl>
     <w:lvl w:ilvl="6" w:tplc="0409000F" w:tentative="1">
@@ -6595,7 +6135,7 @@
       <w:lvlText w:val="%7."/>
       <w:lvlJc w:val="left"/>
       <w:pPr>
-        <w:ind w:left="4680" w:hanging="360"/>
+        <w:ind w:left="4968" w:hanging="360"/>
       </w:pPr>
     </w:lvl>
     <w:lvl w:ilvl="7" w:tplc="04090019" w:tentative="1">
@@ -6604,7 +6144,7 @@
       <w:lvlText w:val="%8."/>
       <w:lvlJc w:val="left"/>
       <w:pPr>
-        <w:ind w:left="5400" w:hanging="360"/>
+        <w:ind w:left="5688" w:hanging="360"/>
       </w:pPr>
     </w:lvl>
     <w:lvl w:ilvl="8" w:tplc="0409001B" w:tentative="1">
@@ -6613,327 +6153,25 @@
       <w:lvlText w:val="%9."/>
       <w:lvlJc w:val="right"/>
       <w:pPr>
-        <w:ind w:left="6120" w:hanging="180"/>
+        <w:ind w:left="6408" w:hanging="180"/>
       </w:pPr>
     </w:lvl>
   </w:abstractNum>
-  <w:abstractNum w:abstractNumId="26">
-    <w:nsid w:val="5AB9392C"/>
+  <w:abstractNum w:abstractNumId="19">
+    <w:nsid w:val="3B056240"/>
     <w:multiLevelType w:val="multilevel"/>
-    <w:tmpl w:val="28EC4B1A"/>
+    <w:tmpl w:val="D40A3578"/>
     <w:lvl w:ilvl="0">
-      <w:start w:val="1"/>
-      <w:numFmt w:val="bullet"/>
-      <w:lvlText w:val=""/>
-      <w:lvlJc w:val="left"/>
-      <w:pPr>
-        <w:tabs>
-          <w:tab w:val="num" w:pos="720"/>
-        </w:tabs>
-        <w:ind w:left="720" w:hanging="360"/>
-      </w:pPr>
-      <w:rPr>
-        <w:rFonts w:ascii="Symbol" w:hAnsi="Symbol" w:hint="default"/>
-        <w:sz w:val="20"/>
-      </w:rPr>
-    </w:lvl>
-    <w:lvl w:ilvl="1" w:tentative="1">
-      <w:start w:val="1"/>
-      <w:numFmt w:val="bullet"/>
-      <w:lvlText w:val="o"/>
-      <w:lvlJc w:val="left"/>
-      <w:pPr>
-        <w:tabs>
-          <w:tab w:val="num" w:pos="1440"/>
-        </w:tabs>
-        <w:ind w:left="1440" w:hanging="360"/>
-      </w:pPr>
-      <w:rPr>
-        <w:rFonts w:ascii="Courier New" w:hAnsi="Courier New" w:hint="default"/>
-        <w:sz w:val="20"/>
-      </w:rPr>
-    </w:lvl>
-    <w:lvl w:ilvl="2" w:tentative="1">
-      <w:start w:val="1"/>
-      <w:numFmt w:val="bullet"/>
-      <w:lvlText w:val=""/>
-      <w:lvlJc w:val="left"/>
-      <w:pPr>
-        <w:tabs>
-          <w:tab w:val="num" w:pos="2160"/>
-        </w:tabs>
-        <w:ind w:left="2160" w:hanging="360"/>
-      </w:pPr>
-      <w:rPr>
-        <w:rFonts w:ascii="Wingdings" w:hAnsi="Wingdings" w:hint="default"/>
-        <w:sz w:val="20"/>
-      </w:rPr>
-    </w:lvl>
-    <w:lvl w:ilvl="3" w:tentative="1">
-      <w:start w:val="1"/>
-      <w:numFmt w:val="bullet"/>
-      <w:lvlText w:val=""/>
-      <w:lvlJc w:val="left"/>
-      <w:pPr>
-        <w:tabs>
-          <w:tab w:val="num" w:pos="2880"/>
-        </w:tabs>
-        <w:ind w:left="2880" w:hanging="360"/>
-      </w:pPr>
-      <w:rPr>
-        <w:rFonts w:ascii="Wingdings" w:hAnsi="Wingdings" w:hint="default"/>
-        <w:sz w:val="20"/>
-      </w:rPr>
-    </w:lvl>
-    <w:lvl w:ilvl="4" w:tentative="1">
-      <w:start w:val="1"/>
-      <w:numFmt w:val="bullet"/>
-      <w:lvlText w:val=""/>
-      <w:lvlJc w:val="left"/>
-      <w:pPr>
-        <w:tabs>
-          <w:tab w:val="num" w:pos="3600"/>
-        </w:tabs>
-        <w:ind w:left="3600" w:hanging="360"/>
-      </w:pPr>
-      <w:rPr>
-        <w:rFonts w:ascii="Wingdings" w:hAnsi="Wingdings" w:hint="default"/>
-        <w:sz w:val="20"/>
-      </w:rPr>
-    </w:lvl>
-    <w:lvl w:ilvl="5" w:tentative="1">
-      <w:start w:val="1"/>
-      <w:numFmt w:val="bullet"/>
-      <w:lvlText w:val=""/>
-      <w:lvlJc w:val="left"/>
-      <w:pPr>
-        <w:tabs>
-          <w:tab w:val="num" w:pos="4320"/>
-        </w:tabs>
-        <w:ind w:left="4320" w:hanging="360"/>
-      </w:pPr>
-      <w:rPr>
-        <w:rFonts w:ascii="Wingdings" w:hAnsi="Wingdings" w:hint="default"/>
-        <w:sz w:val="20"/>
-      </w:rPr>
-    </w:lvl>
-    <w:lvl w:ilvl="6" w:tentative="1">
-      <w:start w:val="1"/>
-      <w:numFmt w:val="bullet"/>
-      <w:lvlText w:val=""/>
-      <w:lvlJc w:val="left"/>
-      <w:pPr>
-        <w:tabs>
-          <w:tab w:val="num" w:pos="5040"/>
-        </w:tabs>
-        <w:ind w:left="5040" w:hanging="360"/>
-      </w:pPr>
-      <w:rPr>
-        <w:rFonts w:ascii="Wingdings" w:hAnsi="Wingdings" w:hint="default"/>
-        <w:sz w:val="20"/>
-      </w:rPr>
-    </w:lvl>
-    <w:lvl w:ilvl="7" w:tentative="1">
-      <w:start w:val="1"/>
-      <w:numFmt w:val="bullet"/>
-      <w:lvlText w:val=""/>
-      <w:lvlJc w:val="left"/>
-      <w:pPr>
-        <w:tabs>
-          <w:tab w:val="num" w:pos="5760"/>
-        </w:tabs>
-        <w:ind w:left="5760" w:hanging="360"/>
-      </w:pPr>
-      <w:rPr>
-        <w:rFonts w:ascii="Wingdings" w:hAnsi="Wingdings" w:hint="default"/>
-        <w:sz w:val="20"/>
-      </w:rPr>
-    </w:lvl>
-    <w:lvl w:ilvl="8" w:tentative="1">
-      <w:start w:val="1"/>
-      <w:numFmt w:val="bullet"/>
-      <w:lvlText w:val=""/>
-      <w:lvlJc w:val="left"/>
-      <w:pPr>
-        <w:tabs>
-          <w:tab w:val="num" w:pos="6480"/>
-        </w:tabs>
-        <w:ind w:left="6480" w:hanging="360"/>
-      </w:pPr>
-      <w:rPr>
-        <w:rFonts w:ascii="Wingdings" w:hAnsi="Wingdings" w:hint="default"/>
-        <w:sz w:val="20"/>
-      </w:rPr>
-    </w:lvl>
-  </w:abstractNum>
-  <w:abstractNum w:abstractNumId="27">
-    <w:nsid w:val="60A02DA7"/>
-    <w:multiLevelType w:val="multilevel"/>
-    <w:tmpl w:val="1984551A"/>
-    <w:lvl w:ilvl="0">
-      <w:start w:val="1"/>
-      <w:numFmt w:val="bullet"/>
-      <w:lvlText w:val=""/>
-      <w:lvlJc w:val="left"/>
-      <w:pPr>
-        <w:tabs>
-          <w:tab w:val="num" w:pos="720"/>
-        </w:tabs>
-        <w:ind w:left="720" w:hanging="360"/>
-      </w:pPr>
-      <w:rPr>
-        <w:rFonts w:ascii="Symbol" w:hAnsi="Symbol" w:hint="default"/>
-        <w:sz w:val="20"/>
-      </w:rPr>
-    </w:lvl>
-    <w:lvl w:ilvl="1" w:tentative="1">
-      <w:start w:val="1"/>
-      <w:numFmt w:val="bullet"/>
-      <w:lvlText w:val="o"/>
-      <w:lvlJc w:val="left"/>
-      <w:pPr>
-        <w:tabs>
-          <w:tab w:val="num" w:pos="1440"/>
-        </w:tabs>
-        <w:ind w:left="1440" w:hanging="360"/>
-      </w:pPr>
-      <w:rPr>
-        <w:rFonts w:ascii="Courier New" w:hAnsi="Courier New" w:hint="default"/>
-        <w:sz w:val="20"/>
-      </w:rPr>
-    </w:lvl>
-    <w:lvl w:ilvl="2" w:tentative="1">
-      <w:start w:val="1"/>
-      <w:numFmt w:val="bullet"/>
-      <w:lvlText w:val=""/>
-      <w:lvlJc w:val="left"/>
-      <w:pPr>
-        <w:tabs>
-          <w:tab w:val="num" w:pos="2160"/>
-        </w:tabs>
-        <w:ind w:left="2160" w:hanging="360"/>
-      </w:pPr>
-      <w:rPr>
-        <w:rFonts w:ascii="Wingdings" w:hAnsi="Wingdings" w:hint="default"/>
-        <w:sz w:val="20"/>
-      </w:rPr>
-    </w:lvl>
-    <w:lvl w:ilvl="3" w:tentative="1">
-      <w:start w:val="1"/>
-      <w:numFmt w:val="bullet"/>
-      <w:lvlText w:val=""/>
-      <w:lvlJc w:val="left"/>
-      <w:pPr>
-        <w:tabs>
-          <w:tab w:val="num" w:pos="2880"/>
-        </w:tabs>
-        <w:ind w:left="2880" w:hanging="360"/>
-      </w:pPr>
-      <w:rPr>
-        <w:rFonts w:ascii="Wingdings" w:hAnsi="Wingdings" w:hint="default"/>
-        <w:sz w:val="20"/>
-      </w:rPr>
-    </w:lvl>
-    <w:lvl w:ilvl="4" w:tentative="1">
-      <w:start w:val="1"/>
-      <w:numFmt w:val="bullet"/>
-      <w:lvlText w:val=""/>
-      <w:lvlJc w:val="left"/>
-      <w:pPr>
-        <w:tabs>
-          <w:tab w:val="num" w:pos="3600"/>
-        </w:tabs>
-        <w:ind w:left="3600" w:hanging="360"/>
-      </w:pPr>
-      <w:rPr>
-        <w:rFonts w:ascii="Wingdings" w:hAnsi="Wingdings" w:hint="default"/>
-        <w:sz w:val="20"/>
-      </w:rPr>
-    </w:lvl>
-    <w:lvl w:ilvl="5" w:tentative="1">
-      <w:start w:val="1"/>
-      <w:numFmt w:val="bullet"/>
-      <w:lvlText w:val=""/>
-      <w:lvlJc w:val="left"/>
-      <w:pPr>
-        <w:tabs>
-          <w:tab w:val="num" w:pos="4320"/>
-        </w:tabs>
-        <w:ind w:left="4320" w:hanging="360"/>
-      </w:pPr>
-      <w:rPr>
-        <w:rFonts w:ascii="Wingdings" w:hAnsi="Wingdings" w:hint="default"/>
-        <w:sz w:val="20"/>
-      </w:rPr>
-    </w:lvl>
-    <w:lvl w:ilvl="6" w:tentative="1">
-      <w:start w:val="1"/>
-      <w:numFmt w:val="bullet"/>
-      <w:lvlText w:val=""/>
-      <w:lvlJc w:val="left"/>
-      <w:pPr>
-        <w:tabs>
-          <w:tab w:val="num" w:pos="5040"/>
-        </w:tabs>
-        <w:ind w:left="5040" w:hanging="360"/>
-      </w:pPr>
-      <w:rPr>
-        <w:rFonts w:ascii="Wingdings" w:hAnsi="Wingdings" w:hint="default"/>
-        <w:sz w:val="20"/>
-      </w:rPr>
-    </w:lvl>
-    <w:lvl w:ilvl="7" w:tentative="1">
-      <w:start w:val="1"/>
-      <w:numFmt w:val="bullet"/>
-      <w:lvlText w:val=""/>
-      <w:lvlJc w:val="left"/>
-      <w:pPr>
-        <w:tabs>
-          <w:tab w:val="num" w:pos="5760"/>
-        </w:tabs>
-        <w:ind w:left="5760" w:hanging="360"/>
-      </w:pPr>
-      <w:rPr>
-        <w:rFonts w:ascii="Wingdings" w:hAnsi="Wingdings" w:hint="default"/>
-        <w:sz w:val="20"/>
-      </w:rPr>
-    </w:lvl>
-    <w:lvl w:ilvl="8" w:tentative="1">
-      <w:start w:val="1"/>
-      <w:numFmt w:val="bullet"/>
-      <w:lvlText w:val=""/>
-      <w:lvlJc w:val="left"/>
-      <w:pPr>
-        <w:tabs>
-          <w:tab w:val="num" w:pos="6480"/>
-        </w:tabs>
-        <w:ind w:left="6480" w:hanging="360"/>
-      </w:pPr>
-      <w:rPr>
-        <w:rFonts w:ascii="Wingdings" w:hAnsi="Wingdings" w:hint="default"/>
-        <w:sz w:val="20"/>
-      </w:rPr>
-    </w:lvl>
-  </w:abstractNum>
-  <w:abstractNum w:abstractNumId="28">
-    <w:nsid w:val="6B394853"/>
-    <w:multiLevelType w:val="multilevel"/>
-    <w:tmpl w:val="5FD02B02"/>
-    <w:lvl w:ilvl="0">
-      <w:start w:val="26"/>
+      <w:start w:val="17"/>
       <w:numFmt w:val="decimal"/>
       <w:lvlText w:val="%1."/>
       <w:lvlJc w:val="left"/>
       <w:pPr>
         <w:tabs>
-          <w:tab w:val="num" w:pos="360"/>
-        </w:tabs>
-        <w:ind w:left="360" w:hanging="360"/>
-      </w:pPr>
-      <w:rPr>
-        <w:sz w:val="18"/>
-        <w:szCs w:val="18"/>
-      </w:rPr>
+          <w:tab w:val="num" w:pos="720"/>
+        </w:tabs>
+        <w:ind w:left="720" w:hanging="360"/>
+      </w:pPr>
     </w:lvl>
     <w:lvl w:ilvl="1" w:tentative="1">
       <w:start w:val="1"/>
@@ -7032,20 +6270,624 @@
       </w:pPr>
     </w:lvl>
   </w:abstractNum>
-  <w:abstractNum w:abstractNumId="29">
-    <w:nsid w:val="6BBF3E5D"/>
+  <w:abstractNum w:abstractNumId="20">
+    <w:nsid w:val="3DF46FF6"/>
     <w:multiLevelType w:val="hybridMultilevel"/>
-    <w:tmpl w:val="B8E49D0E"/>
-    <w:lvl w:ilvl="0" w:tplc="F93E8780">
-      <w:start w:val="1"/>
+    <w:tmpl w:val="19402F82"/>
+    <w:lvl w:ilvl="0" w:tplc="04090001">
+      <w:start w:val="1"/>
+      <w:numFmt w:val="bullet"/>
+      <w:lvlText w:val=""/>
+      <w:lvlJc w:val="left"/>
+      <w:pPr>
+        <w:ind w:left="720" w:hanging="360"/>
+      </w:pPr>
+      <w:rPr>
+        <w:rFonts w:ascii="Symbol" w:hAnsi="Symbol" w:hint="default"/>
+      </w:rPr>
+    </w:lvl>
+    <w:lvl w:ilvl="1" w:tplc="04090003" w:tentative="1">
+      <w:start w:val="1"/>
+      <w:numFmt w:val="bullet"/>
+      <w:lvlText w:val="o"/>
+      <w:lvlJc w:val="left"/>
+      <w:pPr>
+        <w:ind w:left="1440" w:hanging="360"/>
+      </w:pPr>
+      <w:rPr>
+        <w:rFonts w:ascii="Courier New" w:hAnsi="Courier New" w:cs="Courier New" w:hint="default"/>
+      </w:rPr>
+    </w:lvl>
+    <w:lvl w:ilvl="2" w:tplc="04090005" w:tentative="1">
+      <w:start w:val="1"/>
+      <w:numFmt w:val="bullet"/>
+      <w:lvlText w:val=""/>
+      <w:lvlJc w:val="left"/>
+      <w:pPr>
+        <w:ind w:left="2160" w:hanging="360"/>
+      </w:pPr>
+      <w:rPr>
+        <w:rFonts w:ascii="Wingdings" w:hAnsi="Wingdings" w:hint="default"/>
+      </w:rPr>
+    </w:lvl>
+    <w:lvl w:ilvl="3" w:tplc="04090001" w:tentative="1">
+      <w:start w:val="1"/>
+      <w:numFmt w:val="bullet"/>
+      <w:lvlText w:val=""/>
+      <w:lvlJc w:val="left"/>
+      <w:pPr>
+        <w:ind w:left="2880" w:hanging="360"/>
+      </w:pPr>
+      <w:rPr>
+        <w:rFonts w:ascii="Symbol" w:hAnsi="Symbol" w:hint="default"/>
+      </w:rPr>
+    </w:lvl>
+    <w:lvl w:ilvl="4" w:tplc="04090003" w:tentative="1">
+      <w:start w:val="1"/>
+      <w:numFmt w:val="bullet"/>
+      <w:lvlText w:val="o"/>
+      <w:lvlJc w:val="left"/>
+      <w:pPr>
+        <w:ind w:left="3600" w:hanging="360"/>
+      </w:pPr>
+      <w:rPr>
+        <w:rFonts w:ascii="Courier New" w:hAnsi="Courier New" w:cs="Courier New" w:hint="default"/>
+      </w:rPr>
+    </w:lvl>
+    <w:lvl w:ilvl="5" w:tplc="04090005" w:tentative="1">
+      <w:start w:val="1"/>
+      <w:numFmt w:val="bullet"/>
+      <w:lvlText w:val=""/>
+      <w:lvlJc w:val="left"/>
+      <w:pPr>
+        <w:ind w:left="4320" w:hanging="360"/>
+      </w:pPr>
+      <w:rPr>
+        <w:rFonts w:ascii="Wingdings" w:hAnsi="Wingdings" w:hint="default"/>
+      </w:rPr>
+    </w:lvl>
+    <w:lvl w:ilvl="6" w:tplc="04090001" w:tentative="1">
+      <w:start w:val="1"/>
+      <w:numFmt w:val="bullet"/>
+      <w:lvlText w:val=""/>
+      <w:lvlJc w:val="left"/>
+      <w:pPr>
+        <w:ind w:left="5040" w:hanging="360"/>
+      </w:pPr>
+      <w:rPr>
+        <w:rFonts w:ascii="Symbol" w:hAnsi="Symbol" w:hint="default"/>
+      </w:rPr>
+    </w:lvl>
+    <w:lvl w:ilvl="7" w:tplc="04090003" w:tentative="1">
+      <w:start w:val="1"/>
+      <w:numFmt w:val="bullet"/>
+      <w:lvlText w:val="o"/>
+      <w:lvlJc w:val="left"/>
+      <w:pPr>
+        <w:ind w:left="5760" w:hanging="360"/>
+      </w:pPr>
+      <w:rPr>
+        <w:rFonts w:ascii="Courier New" w:hAnsi="Courier New" w:cs="Courier New" w:hint="default"/>
+      </w:rPr>
+    </w:lvl>
+    <w:lvl w:ilvl="8" w:tplc="04090005" w:tentative="1">
+      <w:start w:val="1"/>
+      <w:numFmt w:val="bullet"/>
+      <w:lvlText w:val=""/>
+      <w:lvlJc w:val="left"/>
+      <w:pPr>
+        <w:ind w:left="6480" w:hanging="360"/>
+      </w:pPr>
+      <w:rPr>
+        <w:rFonts w:ascii="Wingdings" w:hAnsi="Wingdings" w:hint="default"/>
+      </w:rPr>
+    </w:lvl>
+  </w:abstractNum>
+  <w:abstractNum w:abstractNumId="21">
+    <w:nsid w:val="3FB828F6"/>
+    <w:multiLevelType w:val="hybridMultilevel"/>
+    <w:tmpl w:val="2E0E5104"/>
+    <w:lvl w:ilvl="0" w:tplc="04090001">
+      <w:start w:val="1"/>
+      <w:numFmt w:val="bullet"/>
+      <w:lvlText w:val=""/>
+      <w:lvlJc w:val="left"/>
+      <w:pPr>
+        <w:ind w:left="720" w:hanging="360"/>
+      </w:pPr>
+      <w:rPr>
+        <w:rFonts w:ascii="Symbol" w:hAnsi="Symbol" w:hint="default"/>
+      </w:rPr>
+    </w:lvl>
+    <w:lvl w:ilvl="1" w:tplc="04090003" w:tentative="1">
+      <w:start w:val="1"/>
+      <w:numFmt w:val="bullet"/>
+      <w:lvlText w:val="o"/>
+      <w:lvlJc w:val="left"/>
+      <w:pPr>
+        <w:ind w:left="1440" w:hanging="360"/>
+      </w:pPr>
+      <w:rPr>
+        <w:rFonts w:ascii="Courier New" w:hAnsi="Courier New" w:cs="Courier New" w:hint="default"/>
+      </w:rPr>
+    </w:lvl>
+    <w:lvl w:ilvl="2" w:tplc="04090005" w:tentative="1">
+      <w:start w:val="1"/>
+      <w:numFmt w:val="bullet"/>
+      <w:lvlText w:val=""/>
+      <w:lvlJc w:val="left"/>
+      <w:pPr>
+        <w:ind w:left="2160" w:hanging="360"/>
+      </w:pPr>
+      <w:rPr>
+        <w:rFonts w:ascii="Wingdings" w:hAnsi="Wingdings" w:hint="default"/>
+      </w:rPr>
+    </w:lvl>
+    <w:lvl w:ilvl="3" w:tplc="04090001" w:tentative="1">
+      <w:start w:val="1"/>
+      <w:numFmt w:val="bullet"/>
+      <w:lvlText w:val=""/>
+      <w:lvlJc w:val="left"/>
+      <w:pPr>
+        <w:ind w:left="2880" w:hanging="360"/>
+      </w:pPr>
+      <w:rPr>
+        <w:rFonts w:ascii="Symbol" w:hAnsi="Symbol" w:hint="default"/>
+      </w:rPr>
+    </w:lvl>
+    <w:lvl w:ilvl="4" w:tplc="04090003" w:tentative="1">
+      <w:start w:val="1"/>
+      <w:numFmt w:val="bullet"/>
+      <w:lvlText w:val="o"/>
+      <w:lvlJc w:val="left"/>
+      <w:pPr>
+        <w:ind w:left="3600" w:hanging="360"/>
+      </w:pPr>
+      <w:rPr>
+        <w:rFonts w:ascii="Courier New" w:hAnsi="Courier New" w:cs="Courier New" w:hint="default"/>
+      </w:rPr>
+    </w:lvl>
+    <w:lvl w:ilvl="5" w:tplc="04090005" w:tentative="1">
+      <w:start w:val="1"/>
+      <w:numFmt w:val="bullet"/>
+      <w:lvlText w:val=""/>
+      <w:lvlJc w:val="left"/>
+      <w:pPr>
+        <w:ind w:left="4320" w:hanging="360"/>
+      </w:pPr>
+      <w:rPr>
+        <w:rFonts w:ascii="Wingdings" w:hAnsi="Wingdings" w:hint="default"/>
+      </w:rPr>
+    </w:lvl>
+    <w:lvl w:ilvl="6" w:tplc="04090001" w:tentative="1">
+      <w:start w:val="1"/>
+      <w:numFmt w:val="bullet"/>
+      <w:lvlText w:val=""/>
+      <w:lvlJc w:val="left"/>
+      <w:pPr>
+        <w:ind w:left="5040" w:hanging="360"/>
+      </w:pPr>
+      <w:rPr>
+        <w:rFonts w:ascii="Symbol" w:hAnsi="Symbol" w:hint="default"/>
+      </w:rPr>
+    </w:lvl>
+    <w:lvl w:ilvl="7" w:tplc="04090003" w:tentative="1">
+      <w:start w:val="1"/>
+      <w:numFmt w:val="bullet"/>
+      <w:lvlText w:val="o"/>
+      <w:lvlJc w:val="left"/>
+      <w:pPr>
+        <w:ind w:left="5760" w:hanging="360"/>
+      </w:pPr>
+      <w:rPr>
+        <w:rFonts w:ascii="Courier New" w:hAnsi="Courier New" w:cs="Courier New" w:hint="default"/>
+      </w:rPr>
+    </w:lvl>
+    <w:lvl w:ilvl="8" w:tplc="04090005" w:tentative="1">
+      <w:start w:val="1"/>
+      <w:numFmt w:val="bullet"/>
+      <w:lvlText w:val=""/>
+      <w:lvlJc w:val="left"/>
+      <w:pPr>
+        <w:ind w:left="6480" w:hanging="360"/>
+      </w:pPr>
+      <w:rPr>
+        <w:rFonts w:ascii="Wingdings" w:hAnsi="Wingdings" w:hint="default"/>
+      </w:rPr>
+    </w:lvl>
+  </w:abstractNum>
+  <w:abstractNum w:abstractNumId="22">
+    <w:nsid w:val="43C50F32"/>
+    <w:multiLevelType w:val="multilevel"/>
+    <w:tmpl w:val="253495E0"/>
+    <w:lvl w:ilvl="0">
+      <w:start w:val="9"/>
       <w:numFmt w:val="decimal"/>
-      <w:lvlText w:val="[%1]"/>
-      <w:lvlJc w:val="left"/>
-      <w:pPr>
-        <w:ind w:left="360" w:hanging="360"/>
-      </w:pPr>
-      <w:rPr>
-        <w:rFonts w:hint="default"/>
+      <w:lvlText w:val="%1."/>
+      <w:lvlJc w:val="left"/>
+      <w:pPr>
+        <w:tabs>
+          <w:tab w:val="num" w:pos="720"/>
+        </w:tabs>
+        <w:ind w:left="720" w:hanging="360"/>
+      </w:pPr>
+    </w:lvl>
+    <w:lvl w:ilvl="1" w:tentative="1">
+      <w:start w:val="1"/>
+      <w:numFmt w:val="decimal"/>
+      <w:lvlText w:val="%2."/>
+      <w:lvlJc w:val="left"/>
+      <w:pPr>
+        <w:tabs>
+          <w:tab w:val="num" w:pos="1440"/>
+        </w:tabs>
+        <w:ind w:left="1440" w:hanging="360"/>
+      </w:pPr>
+    </w:lvl>
+    <w:lvl w:ilvl="2" w:tentative="1">
+      <w:start w:val="1"/>
+      <w:numFmt w:val="decimal"/>
+      <w:lvlText w:val="%3."/>
+      <w:lvlJc w:val="left"/>
+      <w:pPr>
+        <w:tabs>
+          <w:tab w:val="num" w:pos="2160"/>
+        </w:tabs>
+        <w:ind w:left="2160" w:hanging="360"/>
+      </w:pPr>
+    </w:lvl>
+    <w:lvl w:ilvl="3" w:tentative="1">
+      <w:start w:val="1"/>
+      <w:numFmt w:val="decimal"/>
+      <w:lvlText w:val="%4."/>
+      <w:lvlJc w:val="left"/>
+      <w:pPr>
+        <w:tabs>
+          <w:tab w:val="num" w:pos="2880"/>
+        </w:tabs>
+        <w:ind w:left="2880" w:hanging="360"/>
+      </w:pPr>
+    </w:lvl>
+    <w:lvl w:ilvl="4" w:tentative="1">
+      <w:start w:val="1"/>
+      <w:numFmt w:val="decimal"/>
+      <w:lvlText w:val="%5."/>
+      <w:lvlJc w:val="left"/>
+      <w:pPr>
+        <w:tabs>
+          <w:tab w:val="num" w:pos="3600"/>
+        </w:tabs>
+        <w:ind w:left="3600" w:hanging="360"/>
+      </w:pPr>
+    </w:lvl>
+    <w:lvl w:ilvl="5" w:tentative="1">
+      <w:start w:val="1"/>
+      <w:numFmt w:val="decimal"/>
+      <w:lvlText w:val="%6."/>
+      <w:lvlJc w:val="left"/>
+      <w:pPr>
+        <w:tabs>
+          <w:tab w:val="num" w:pos="4320"/>
+        </w:tabs>
+        <w:ind w:left="4320" w:hanging="360"/>
+      </w:pPr>
+    </w:lvl>
+    <w:lvl w:ilvl="6" w:tentative="1">
+      <w:start w:val="1"/>
+      <w:numFmt w:val="decimal"/>
+      <w:lvlText w:val="%7."/>
+      <w:lvlJc w:val="left"/>
+      <w:pPr>
+        <w:tabs>
+          <w:tab w:val="num" w:pos="5040"/>
+        </w:tabs>
+        <w:ind w:left="5040" w:hanging="360"/>
+      </w:pPr>
+    </w:lvl>
+    <w:lvl w:ilvl="7" w:tentative="1">
+      <w:start w:val="1"/>
+      <w:numFmt w:val="decimal"/>
+      <w:lvlText w:val="%8."/>
+      <w:lvlJc w:val="left"/>
+      <w:pPr>
+        <w:tabs>
+          <w:tab w:val="num" w:pos="5760"/>
+        </w:tabs>
+        <w:ind w:left="5760" w:hanging="360"/>
+      </w:pPr>
+    </w:lvl>
+    <w:lvl w:ilvl="8" w:tentative="1">
+      <w:start w:val="1"/>
+      <w:numFmt w:val="decimal"/>
+      <w:lvlText w:val="%9."/>
+      <w:lvlJc w:val="left"/>
+      <w:pPr>
+        <w:tabs>
+          <w:tab w:val="num" w:pos="6480"/>
+        </w:tabs>
+        <w:ind w:left="6480" w:hanging="360"/>
+      </w:pPr>
+    </w:lvl>
+  </w:abstractNum>
+  <w:abstractNum w:abstractNumId="23">
+    <w:nsid w:val="47D4480B"/>
+    <w:multiLevelType w:val="multilevel"/>
+    <w:tmpl w:val="07021698"/>
+    <w:lvl w:ilvl="0">
+      <w:start w:val="1"/>
+      <w:numFmt w:val="bullet"/>
+      <w:lvlText w:val=""/>
+      <w:lvlJc w:val="left"/>
+      <w:pPr>
+        <w:tabs>
+          <w:tab w:val="num" w:pos="720"/>
+        </w:tabs>
+        <w:ind w:left="720" w:hanging="360"/>
+      </w:pPr>
+      <w:rPr>
+        <w:rFonts w:ascii="Symbol" w:hAnsi="Symbol" w:hint="default"/>
+        <w:sz w:val="20"/>
+      </w:rPr>
+    </w:lvl>
+    <w:lvl w:ilvl="1" w:tentative="1">
+      <w:start w:val="1"/>
+      <w:numFmt w:val="bullet"/>
+      <w:lvlText w:val="o"/>
+      <w:lvlJc w:val="left"/>
+      <w:pPr>
+        <w:tabs>
+          <w:tab w:val="num" w:pos="1440"/>
+        </w:tabs>
+        <w:ind w:left="1440" w:hanging="360"/>
+      </w:pPr>
+      <w:rPr>
+        <w:rFonts w:ascii="Courier New" w:hAnsi="Courier New" w:hint="default"/>
+        <w:sz w:val="20"/>
+      </w:rPr>
+    </w:lvl>
+    <w:lvl w:ilvl="2" w:tentative="1">
+      <w:start w:val="1"/>
+      <w:numFmt w:val="bullet"/>
+      <w:lvlText w:val=""/>
+      <w:lvlJc w:val="left"/>
+      <w:pPr>
+        <w:tabs>
+          <w:tab w:val="num" w:pos="2160"/>
+        </w:tabs>
+        <w:ind w:left="2160" w:hanging="360"/>
+      </w:pPr>
+      <w:rPr>
+        <w:rFonts w:ascii="Wingdings" w:hAnsi="Wingdings" w:hint="default"/>
+        <w:sz w:val="20"/>
+      </w:rPr>
+    </w:lvl>
+    <w:lvl w:ilvl="3" w:tentative="1">
+      <w:start w:val="1"/>
+      <w:numFmt w:val="bullet"/>
+      <w:lvlText w:val=""/>
+      <w:lvlJc w:val="left"/>
+      <w:pPr>
+        <w:tabs>
+          <w:tab w:val="num" w:pos="2880"/>
+        </w:tabs>
+        <w:ind w:left="2880" w:hanging="360"/>
+      </w:pPr>
+      <w:rPr>
+        <w:rFonts w:ascii="Wingdings" w:hAnsi="Wingdings" w:hint="default"/>
+        <w:sz w:val="20"/>
+      </w:rPr>
+    </w:lvl>
+    <w:lvl w:ilvl="4" w:tentative="1">
+      <w:start w:val="1"/>
+      <w:numFmt w:val="bullet"/>
+      <w:lvlText w:val=""/>
+      <w:lvlJc w:val="left"/>
+      <w:pPr>
+        <w:tabs>
+          <w:tab w:val="num" w:pos="3600"/>
+        </w:tabs>
+        <w:ind w:left="3600" w:hanging="360"/>
+      </w:pPr>
+      <w:rPr>
+        <w:rFonts w:ascii="Wingdings" w:hAnsi="Wingdings" w:hint="default"/>
+        <w:sz w:val="20"/>
+      </w:rPr>
+    </w:lvl>
+    <w:lvl w:ilvl="5" w:tentative="1">
+      <w:start w:val="1"/>
+      <w:numFmt w:val="bullet"/>
+      <w:lvlText w:val=""/>
+      <w:lvlJc w:val="left"/>
+      <w:pPr>
+        <w:tabs>
+          <w:tab w:val="num" w:pos="4320"/>
+        </w:tabs>
+        <w:ind w:left="4320" w:hanging="360"/>
+      </w:pPr>
+      <w:rPr>
+        <w:rFonts w:ascii="Wingdings" w:hAnsi="Wingdings" w:hint="default"/>
+        <w:sz w:val="20"/>
+      </w:rPr>
+    </w:lvl>
+    <w:lvl w:ilvl="6" w:tentative="1">
+      <w:start w:val="1"/>
+      <w:numFmt w:val="bullet"/>
+      <w:lvlText w:val=""/>
+      <w:lvlJc w:val="left"/>
+      <w:pPr>
+        <w:tabs>
+          <w:tab w:val="num" w:pos="5040"/>
+        </w:tabs>
+        <w:ind w:left="5040" w:hanging="360"/>
+      </w:pPr>
+      <w:rPr>
+        <w:rFonts w:ascii="Wingdings" w:hAnsi="Wingdings" w:hint="default"/>
+        <w:sz w:val="20"/>
+      </w:rPr>
+    </w:lvl>
+    <w:lvl w:ilvl="7" w:tentative="1">
+      <w:start w:val="1"/>
+      <w:numFmt w:val="bullet"/>
+      <w:lvlText w:val=""/>
+      <w:lvlJc w:val="left"/>
+      <w:pPr>
+        <w:tabs>
+          <w:tab w:val="num" w:pos="5760"/>
+        </w:tabs>
+        <w:ind w:left="5760" w:hanging="360"/>
+      </w:pPr>
+      <w:rPr>
+        <w:rFonts w:ascii="Wingdings" w:hAnsi="Wingdings" w:hint="default"/>
+        <w:sz w:val="20"/>
+      </w:rPr>
+    </w:lvl>
+    <w:lvl w:ilvl="8" w:tentative="1">
+      <w:start w:val="1"/>
+      <w:numFmt w:val="bullet"/>
+      <w:lvlText w:val=""/>
+      <w:lvlJc w:val="left"/>
+      <w:pPr>
+        <w:tabs>
+          <w:tab w:val="num" w:pos="6480"/>
+        </w:tabs>
+        <w:ind w:left="6480" w:hanging="360"/>
+      </w:pPr>
+      <w:rPr>
+        <w:rFonts w:ascii="Wingdings" w:hAnsi="Wingdings" w:hint="default"/>
+        <w:sz w:val="20"/>
+      </w:rPr>
+    </w:lvl>
+  </w:abstractNum>
+  <w:abstractNum w:abstractNumId="24">
+    <w:nsid w:val="4A555120"/>
+    <w:multiLevelType w:val="hybridMultilevel"/>
+    <w:tmpl w:val="ED3E1C74"/>
+    <w:lvl w:ilvl="0" w:tplc="04090001">
+      <w:start w:val="1"/>
+      <w:numFmt w:val="bullet"/>
+      <w:lvlText w:val=""/>
+      <w:lvlJc w:val="left"/>
+      <w:pPr>
+        <w:ind w:left="1008" w:hanging="360"/>
+      </w:pPr>
+      <w:rPr>
+        <w:rFonts w:ascii="Symbol" w:hAnsi="Symbol" w:hint="default"/>
+      </w:rPr>
+    </w:lvl>
+    <w:lvl w:ilvl="1" w:tplc="04090003" w:tentative="1">
+      <w:start w:val="1"/>
+      <w:numFmt w:val="bullet"/>
+      <w:lvlText w:val="o"/>
+      <w:lvlJc w:val="left"/>
+      <w:pPr>
+        <w:ind w:left="1728" w:hanging="360"/>
+      </w:pPr>
+      <w:rPr>
+        <w:rFonts w:ascii="Courier New" w:hAnsi="Courier New" w:cs="Courier New" w:hint="default"/>
+      </w:rPr>
+    </w:lvl>
+    <w:lvl w:ilvl="2" w:tplc="04090005" w:tentative="1">
+      <w:start w:val="1"/>
+      <w:numFmt w:val="bullet"/>
+      <w:lvlText w:val=""/>
+      <w:lvlJc w:val="left"/>
+      <w:pPr>
+        <w:ind w:left="2448" w:hanging="360"/>
+      </w:pPr>
+      <w:rPr>
+        <w:rFonts w:ascii="Wingdings" w:hAnsi="Wingdings" w:hint="default"/>
+      </w:rPr>
+    </w:lvl>
+    <w:lvl w:ilvl="3" w:tplc="04090001" w:tentative="1">
+      <w:start w:val="1"/>
+      <w:numFmt w:val="bullet"/>
+      <w:lvlText w:val=""/>
+      <w:lvlJc w:val="left"/>
+      <w:pPr>
+        <w:ind w:left="3168" w:hanging="360"/>
+      </w:pPr>
+      <w:rPr>
+        <w:rFonts w:ascii="Symbol" w:hAnsi="Symbol" w:hint="default"/>
+      </w:rPr>
+    </w:lvl>
+    <w:lvl w:ilvl="4" w:tplc="04090003" w:tentative="1">
+      <w:start w:val="1"/>
+      <w:numFmt w:val="bullet"/>
+      <w:lvlText w:val="o"/>
+      <w:lvlJc w:val="left"/>
+      <w:pPr>
+        <w:ind w:left="3888" w:hanging="360"/>
+      </w:pPr>
+      <w:rPr>
+        <w:rFonts w:ascii="Courier New" w:hAnsi="Courier New" w:cs="Courier New" w:hint="default"/>
+      </w:rPr>
+    </w:lvl>
+    <w:lvl w:ilvl="5" w:tplc="04090005" w:tentative="1">
+      <w:start w:val="1"/>
+      <w:numFmt w:val="bullet"/>
+      <w:lvlText w:val=""/>
+      <w:lvlJc w:val="left"/>
+      <w:pPr>
+        <w:ind w:left="4608" w:hanging="360"/>
+      </w:pPr>
+      <w:rPr>
+        <w:rFonts w:ascii="Wingdings" w:hAnsi="Wingdings" w:hint="default"/>
+      </w:rPr>
+    </w:lvl>
+    <w:lvl w:ilvl="6" w:tplc="04090001" w:tentative="1">
+      <w:start w:val="1"/>
+      <w:numFmt w:val="bullet"/>
+      <w:lvlText w:val=""/>
+      <w:lvlJc w:val="left"/>
+      <w:pPr>
+        <w:ind w:left="5328" w:hanging="360"/>
+      </w:pPr>
+      <w:rPr>
+        <w:rFonts w:ascii="Symbol" w:hAnsi="Symbol" w:hint="default"/>
+      </w:rPr>
+    </w:lvl>
+    <w:lvl w:ilvl="7" w:tplc="04090003" w:tentative="1">
+      <w:start w:val="1"/>
+      <w:numFmt w:val="bullet"/>
+      <w:lvlText w:val="o"/>
+      <w:lvlJc w:val="left"/>
+      <w:pPr>
+        <w:ind w:left="6048" w:hanging="360"/>
+      </w:pPr>
+      <w:rPr>
+        <w:rFonts w:ascii="Courier New" w:hAnsi="Courier New" w:cs="Courier New" w:hint="default"/>
+      </w:rPr>
+    </w:lvl>
+    <w:lvl w:ilvl="8" w:tplc="04090005" w:tentative="1">
+      <w:start w:val="1"/>
+      <w:numFmt w:val="bullet"/>
+      <w:lvlText w:val=""/>
+      <w:lvlJc w:val="left"/>
+      <w:pPr>
+        <w:ind w:left="6768" w:hanging="360"/>
+      </w:pPr>
+      <w:rPr>
+        <w:rFonts w:ascii="Wingdings" w:hAnsi="Wingdings" w:hint="default"/>
+      </w:rPr>
+    </w:lvl>
+  </w:abstractNum>
+  <w:abstractNum w:abstractNumId="25">
+    <w:nsid w:val="4A990BE9"/>
+    <w:multiLevelType w:val="hybridMultilevel"/>
+    <w:tmpl w:val="B0A058CE"/>
+    <w:lvl w:ilvl="0" w:tplc="3C22688C">
+      <w:start w:val="1"/>
+      <w:numFmt w:val="decimal"/>
+      <w:lvlText w:val="%1."/>
+      <w:lvlJc w:val="left"/>
+      <w:pPr>
+        <w:ind w:left="720" w:hanging="360"/>
+      </w:pPr>
+      <w:rPr>
+        <w:rFonts w:ascii="Calibri" w:eastAsia="Calibri" w:hAnsi="Calibri" w:hint="default"/>
+        <w:b/>
+        <w:sz w:val="18"/>
+        <w:szCs w:val="14"/>
       </w:rPr>
     </w:lvl>
     <w:lvl w:ilvl="1" w:tplc="04090019" w:tentative="1">
@@ -7054,7 +6896,7 @@
       <w:lvlText w:val="%2."/>
       <w:lvlJc w:val="left"/>
       <w:pPr>
-        <w:ind w:left="1080" w:hanging="360"/>
+        <w:ind w:left="1440" w:hanging="360"/>
       </w:pPr>
     </w:lvl>
     <w:lvl w:ilvl="2" w:tplc="0409001B" w:tentative="1">
@@ -7063,7 +6905,7 @@
       <w:lvlText w:val="%3."/>
       <w:lvlJc w:val="right"/>
       <w:pPr>
-        <w:ind w:left="1800" w:hanging="180"/>
+        <w:ind w:left="2160" w:hanging="180"/>
       </w:pPr>
     </w:lvl>
     <w:lvl w:ilvl="3" w:tplc="0409000F" w:tentative="1">
@@ -7072,7 +6914,7 @@
       <w:lvlText w:val="%4."/>
       <w:lvlJc w:val="left"/>
       <w:pPr>
-        <w:ind w:left="2520" w:hanging="360"/>
+        <w:ind w:left="2880" w:hanging="360"/>
       </w:pPr>
     </w:lvl>
     <w:lvl w:ilvl="4" w:tplc="04090019" w:tentative="1">
@@ -7081,7 +6923,7 @@
       <w:lvlText w:val="%5."/>
       <w:lvlJc w:val="left"/>
       <w:pPr>
-        <w:ind w:left="3240" w:hanging="360"/>
+        <w:ind w:left="3600" w:hanging="360"/>
       </w:pPr>
     </w:lvl>
     <w:lvl w:ilvl="5" w:tplc="0409001B" w:tentative="1">
@@ -7090,7 +6932,7 @@
       <w:lvlText w:val="%6."/>
       <w:lvlJc w:val="right"/>
       <w:pPr>
-        <w:ind w:left="3960" w:hanging="180"/>
+        <w:ind w:left="4320" w:hanging="180"/>
       </w:pPr>
     </w:lvl>
     <w:lvl w:ilvl="6" w:tplc="0409000F" w:tentative="1">
@@ -7099,7 +6941,7 @@
       <w:lvlText w:val="%7."/>
       <w:lvlJc w:val="left"/>
       <w:pPr>
-        <w:ind w:left="4680" w:hanging="360"/>
+        <w:ind w:left="5040" w:hanging="360"/>
       </w:pPr>
     </w:lvl>
     <w:lvl w:ilvl="7" w:tplc="04090019" w:tentative="1">
@@ -7108,7 +6950,7 @@
       <w:lvlText w:val="%8."/>
       <w:lvlJc w:val="left"/>
       <w:pPr>
-        <w:ind w:left="5400" w:hanging="360"/>
+        <w:ind w:left="5760" w:hanging="360"/>
       </w:pPr>
     </w:lvl>
     <w:lvl w:ilvl="8" w:tplc="0409001B" w:tentative="1">
@@ -7117,45 +6959,581 @@
       <w:lvlText w:val="%9."/>
       <w:lvlJc w:val="right"/>
       <w:pPr>
-        <w:ind w:left="6120" w:hanging="180"/>
-      </w:pPr>
+        <w:ind w:left="6480" w:hanging="180"/>
+      </w:pPr>
+    </w:lvl>
+  </w:abstractNum>
+  <w:abstractNum w:abstractNumId="26">
+    <w:nsid w:val="4AD87E4F"/>
+    <w:multiLevelType w:val="multilevel"/>
+    <w:tmpl w:val="C130E91A"/>
+    <w:lvl w:ilvl="0">
+      <w:start w:val="1"/>
+      <w:numFmt w:val="bullet"/>
+      <w:lvlText w:val=""/>
+      <w:lvlJc w:val="left"/>
+      <w:pPr>
+        <w:tabs>
+          <w:tab w:val="num" w:pos="720"/>
+        </w:tabs>
+        <w:ind w:left="720" w:hanging="360"/>
+      </w:pPr>
+      <w:rPr>
+        <w:rFonts w:ascii="Symbol" w:hAnsi="Symbol" w:hint="default"/>
+        <w:sz w:val="20"/>
+      </w:rPr>
+    </w:lvl>
+    <w:lvl w:ilvl="1" w:tentative="1">
+      <w:start w:val="1"/>
+      <w:numFmt w:val="bullet"/>
+      <w:lvlText w:val="o"/>
+      <w:lvlJc w:val="left"/>
+      <w:pPr>
+        <w:tabs>
+          <w:tab w:val="num" w:pos="1440"/>
+        </w:tabs>
+        <w:ind w:left="1440" w:hanging="360"/>
+      </w:pPr>
+      <w:rPr>
+        <w:rFonts w:ascii="Courier New" w:hAnsi="Courier New" w:hint="default"/>
+        <w:sz w:val="20"/>
+      </w:rPr>
+    </w:lvl>
+    <w:lvl w:ilvl="2" w:tentative="1">
+      <w:start w:val="1"/>
+      <w:numFmt w:val="bullet"/>
+      <w:lvlText w:val=""/>
+      <w:lvlJc w:val="left"/>
+      <w:pPr>
+        <w:tabs>
+          <w:tab w:val="num" w:pos="2160"/>
+        </w:tabs>
+        <w:ind w:left="2160" w:hanging="360"/>
+      </w:pPr>
+      <w:rPr>
+        <w:rFonts w:ascii="Wingdings" w:hAnsi="Wingdings" w:hint="default"/>
+        <w:sz w:val="20"/>
+      </w:rPr>
+    </w:lvl>
+    <w:lvl w:ilvl="3" w:tentative="1">
+      <w:start w:val="1"/>
+      <w:numFmt w:val="bullet"/>
+      <w:lvlText w:val=""/>
+      <w:lvlJc w:val="left"/>
+      <w:pPr>
+        <w:tabs>
+          <w:tab w:val="num" w:pos="2880"/>
+        </w:tabs>
+        <w:ind w:left="2880" w:hanging="360"/>
+      </w:pPr>
+      <w:rPr>
+        <w:rFonts w:ascii="Wingdings" w:hAnsi="Wingdings" w:hint="default"/>
+        <w:sz w:val="20"/>
+      </w:rPr>
+    </w:lvl>
+    <w:lvl w:ilvl="4" w:tentative="1">
+      <w:start w:val="1"/>
+      <w:numFmt w:val="bullet"/>
+      <w:lvlText w:val=""/>
+      <w:lvlJc w:val="left"/>
+      <w:pPr>
+        <w:tabs>
+          <w:tab w:val="num" w:pos="3600"/>
+        </w:tabs>
+        <w:ind w:left="3600" w:hanging="360"/>
+      </w:pPr>
+      <w:rPr>
+        <w:rFonts w:ascii="Wingdings" w:hAnsi="Wingdings" w:hint="default"/>
+        <w:sz w:val="20"/>
+      </w:rPr>
+    </w:lvl>
+    <w:lvl w:ilvl="5" w:tentative="1">
+      <w:start w:val="1"/>
+      <w:numFmt w:val="bullet"/>
+      <w:lvlText w:val=""/>
+      <w:lvlJc w:val="left"/>
+      <w:pPr>
+        <w:tabs>
+          <w:tab w:val="num" w:pos="4320"/>
+        </w:tabs>
+        <w:ind w:left="4320" w:hanging="360"/>
+      </w:pPr>
+      <w:rPr>
+        <w:rFonts w:ascii="Wingdings" w:hAnsi="Wingdings" w:hint="default"/>
+        <w:sz w:val="20"/>
+      </w:rPr>
+    </w:lvl>
+    <w:lvl w:ilvl="6" w:tentative="1">
+      <w:start w:val="1"/>
+      <w:numFmt w:val="bullet"/>
+      <w:lvlText w:val=""/>
+      <w:lvlJc w:val="left"/>
+      <w:pPr>
+        <w:tabs>
+          <w:tab w:val="num" w:pos="5040"/>
+        </w:tabs>
+        <w:ind w:left="5040" w:hanging="360"/>
+      </w:pPr>
+      <w:rPr>
+        <w:rFonts w:ascii="Wingdings" w:hAnsi="Wingdings" w:hint="default"/>
+        <w:sz w:val="20"/>
+      </w:rPr>
+    </w:lvl>
+    <w:lvl w:ilvl="7" w:tentative="1">
+      <w:start w:val="1"/>
+      <w:numFmt w:val="bullet"/>
+      <w:lvlText w:val=""/>
+      <w:lvlJc w:val="left"/>
+      <w:pPr>
+        <w:tabs>
+          <w:tab w:val="num" w:pos="5760"/>
+        </w:tabs>
+        <w:ind w:left="5760" w:hanging="360"/>
+      </w:pPr>
+      <w:rPr>
+        <w:rFonts w:ascii="Wingdings" w:hAnsi="Wingdings" w:hint="default"/>
+        <w:sz w:val="20"/>
+      </w:rPr>
+    </w:lvl>
+    <w:lvl w:ilvl="8" w:tentative="1">
+      <w:start w:val="1"/>
+      <w:numFmt w:val="bullet"/>
+      <w:lvlText w:val=""/>
+      <w:lvlJc w:val="left"/>
+      <w:pPr>
+        <w:tabs>
+          <w:tab w:val="num" w:pos="6480"/>
+        </w:tabs>
+        <w:ind w:left="6480" w:hanging="360"/>
+      </w:pPr>
+      <w:rPr>
+        <w:rFonts w:ascii="Wingdings" w:hAnsi="Wingdings" w:hint="default"/>
+        <w:sz w:val="20"/>
+      </w:rPr>
+    </w:lvl>
+  </w:abstractNum>
+  <w:abstractNum w:abstractNumId="27">
+    <w:nsid w:val="4CAA500C"/>
+    <w:multiLevelType w:val="multilevel"/>
+    <w:tmpl w:val="69D44B2A"/>
+    <w:lvl w:ilvl="0">
+      <w:start w:val="1"/>
+      <w:numFmt w:val="bullet"/>
+      <w:lvlText w:val=""/>
+      <w:lvlJc w:val="left"/>
+      <w:pPr>
+        <w:tabs>
+          <w:tab w:val="num" w:pos="720"/>
+        </w:tabs>
+        <w:ind w:left="720" w:hanging="360"/>
+      </w:pPr>
+      <w:rPr>
+        <w:rFonts w:ascii="Symbol" w:hAnsi="Symbol" w:hint="default"/>
+        <w:sz w:val="20"/>
+      </w:rPr>
+    </w:lvl>
+    <w:lvl w:ilvl="1" w:tentative="1">
+      <w:start w:val="1"/>
+      <w:numFmt w:val="bullet"/>
+      <w:lvlText w:val="o"/>
+      <w:lvlJc w:val="left"/>
+      <w:pPr>
+        <w:tabs>
+          <w:tab w:val="num" w:pos="1440"/>
+        </w:tabs>
+        <w:ind w:left="1440" w:hanging="360"/>
+      </w:pPr>
+      <w:rPr>
+        <w:rFonts w:ascii="Courier New" w:hAnsi="Courier New" w:hint="default"/>
+        <w:sz w:val="20"/>
+      </w:rPr>
+    </w:lvl>
+    <w:lvl w:ilvl="2" w:tentative="1">
+      <w:start w:val="1"/>
+      <w:numFmt w:val="bullet"/>
+      <w:lvlText w:val=""/>
+      <w:lvlJc w:val="left"/>
+      <w:pPr>
+        <w:tabs>
+          <w:tab w:val="num" w:pos="2160"/>
+        </w:tabs>
+        <w:ind w:left="2160" w:hanging="360"/>
+      </w:pPr>
+      <w:rPr>
+        <w:rFonts w:ascii="Wingdings" w:hAnsi="Wingdings" w:hint="default"/>
+        <w:sz w:val="20"/>
+      </w:rPr>
+    </w:lvl>
+    <w:lvl w:ilvl="3" w:tentative="1">
+      <w:start w:val="1"/>
+      <w:numFmt w:val="bullet"/>
+      <w:lvlText w:val=""/>
+      <w:lvlJc w:val="left"/>
+      <w:pPr>
+        <w:tabs>
+          <w:tab w:val="num" w:pos="2880"/>
+        </w:tabs>
+        <w:ind w:left="2880" w:hanging="360"/>
+      </w:pPr>
+      <w:rPr>
+        <w:rFonts w:ascii="Wingdings" w:hAnsi="Wingdings" w:hint="default"/>
+        <w:sz w:val="20"/>
+      </w:rPr>
+    </w:lvl>
+    <w:lvl w:ilvl="4" w:tentative="1">
+      <w:start w:val="1"/>
+      <w:numFmt w:val="bullet"/>
+      <w:lvlText w:val=""/>
+      <w:lvlJc w:val="left"/>
+      <w:pPr>
+        <w:tabs>
+          <w:tab w:val="num" w:pos="3600"/>
+        </w:tabs>
+        <w:ind w:left="3600" w:hanging="360"/>
+      </w:pPr>
+      <w:rPr>
+        <w:rFonts w:ascii="Wingdings" w:hAnsi="Wingdings" w:hint="default"/>
+        <w:sz w:val="20"/>
+      </w:rPr>
+    </w:lvl>
+    <w:lvl w:ilvl="5" w:tentative="1">
+      <w:start w:val="1"/>
+      <w:numFmt w:val="bullet"/>
+      <w:lvlText w:val=""/>
+      <w:lvlJc w:val="left"/>
+      <w:pPr>
+        <w:tabs>
+          <w:tab w:val="num" w:pos="4320"/>
+        </w:tabs>
+        <w:ind w:left="4320" w:hanging="360"/>
+      </w:pPr>
+      <w:rPr>
+        <w:rFonts w:ascii="Wingdings" w:hAnsi="Wingdings" w:hint="default"/>
+        <w:sz w:val="20"/>
+      </w:rPr>
+    </w:lvl>
+    <w:lvl w:ilvl="6" w:tentative="1">
+      <w:start w:val="1"/>
+      <w:numFmt w:val="bullet"/>
+      <w:lvlText w:val=""/>
+      <w:lvlJc w:val="left"/>
+      <w:pPr>
+        <w:tabs>
+          <w:tab w:val="num" w:pos="5040"/>
+        </w:tabs>
+        <w:ind w:left="5040" w:hanging="360"/>
+      </w:pPr>
+      <w:rPr>
+        <w:rFonts w:ascii="Wingdings" w:hAnsi="Wingdings" w:hint="default"/>
+        <w:sz w:val="20"/>
+      </w:rPr>
+    </w:lvl>
+    <w:lvl w:ilvl="7" w:tentative="1">
+      <w:start w:val="1"/>
+      <w:numFmt w:val="bullet"/>
+      <w:lvlText w:val=""/>
+      <w:lvlJc w:val="left"/>
+      <w:pPr>
+        <w:tabs>
+          <w:tab w:val="num" w:pos="5760"/>
+        </w:tabs>
+        <w:ind w:left="5760" w:hanging="360"/>
+      </w:pPr>
+      <w:rPr>
+        <w:rFonts w:ascii="Wingdings" w:hAnsi="Wingdings" w:hint="default"/>
+        <w:sz w:val="20"/>
+      </w:rPr>
+    </w:lvl>
+    <w:lvl w:ilvl="8" w:tentative="1">
+      <w:start w:val="1"/>
+      <w:numFmt w:val="bullet"/>
+      <w:lvlText w:val=""/>
+      <w:lvlJc w:val="left"/>
+      <w:pPr>
+        <w:tabs>
+          <w:tab w:val="num" w:pos="6480"/>
+        </w:tabs>
+        <w:ind w:left="6480" w:hanging="360"/>
+      </w:pPr>
+      <w:rPr>
+        <w:rFonts w:ascii="Wingdings" w:hAnsi="Wingdings" w:hint="default"/>
+        <w:sz w:val="20"/>
+      </w:rPr>
+    </w:lvl>
+  </w:abstractNum>
+  <w:abstractNum w:abstractNumId="28">
+    <w:nsid w:val="4F146781"/>
+    <w:multiLevelType w:val="hybridMultilevel"/>
+    <w:tmpl w:val="FB965974"/>
+    <w:lvl w:ilvl="0" w:tplc="0409000F">
+      <w:start w:val="1"/>
+      <w:numFmt w:val="decimal"/>
+      <w:lvlText w:val="%1."/>
+      <w:lvlJc w:val="left"/>
+      <w:pPr>
+        <w:ind w:left="720" w:hanging="360"/>
+      </w:pPr>
+      <w:rPr>
+        <w:rFonts w:hint="default"/>
+      </w:rPr>
+    </w:lvl>
+    <w:lvl w:ilvl="1" w:tplc="04090019" w:tentative="1">
+      <w:start w:val="1"/>
+      <w:numFmt w:val="lowerLetter"/>
+      <w:lvlText w:val="%2."/>
+      <w:lvlJc w:val="left"/>
+      <w:pPr>
+        <w:ind w:left="1440" w:hanging="360"/>
+      </w:pPr>
+    </w:lvl>
+    <w:lvl w:ilvl="2" w:tplc="0409001B" w:tentative="1">
+      <w:start w:val="1"/>
+      <w:numFmt w:val="lowerRoman"/>
+      <w:lvlText w:val="%3."/>
+      <w:lvlJc w:val="right"/>
+      <w:pPr>
+        <w:ind w:left="2160" w:hanging="180"/>
+      </w:pPr>
+    </w:lvl>
+    <w:lvl w:ilvl="3" w:tplc="0409000F" w:tentative="1">
+      <w:start w:val="1"/>
+      <w:numFmt w:val="decimal"/>
+      <w:lvlText w:val="%4."/>
+      <w:lvlJc w:val="left"/>
+      <w:pPr>
+        <w:ind w:left="2880" w:hanging="360"/>
+      </w:pPr>
+    </w:lvl>
+    <w:lvl w:ilvl="4" w:tplc="04090019" w:tentative="1">
+      <w:start w:val="1"/>
+      <w:numFmt w:val="lowerLetter"/>
+      <w:lvlText w:val="%5."/>
+      <w:lvlJc w:val="left"/>
+      <w:pPr>
+        <w:ind w:left="3600" w:hanging="360"/>
+      </w:pPr>
+    </w:lvl>
+    <w:lvl w:ilvl="5" w:tplc="0409001B" w:tentative="1">
+      <w:start w:val="1"/>
+      <w:numFmt w:val="lowerRoman"/>
+      <w:lvlText w:val="%6."/>
+      <w:lvlJc w:val="right"/>
+      <w:pPr>
+        <w:ind w:left="4320" w:hanging="180"/>
+      </w:pPr>
+    </w:lvl>
+    <w:lvl w:ilvl="6" w:tplc="0409000F" w:tentative="1">
+      <w:start w:val="1"/>
+      <w:numFmt w:val="decimal"/>
+      <w:lvlText w:val="%7."/>
+      <w:lvlJc w:val="left"/>
+      <w:pPr>
+        <w:ind w:left="5040" w:hanging="360"/>
+      </w:pPr>
+    </w:lvl>
+    <w:lvl w:ilvl="7" w:tplc="04090019" w:tentative="1">
+      <w:start w:val="1"/>
+      <w:numFmt w:val="lowerLetter"/>
+      <w:lvlText w:val="%8."/>
+      <w:lvlJc w:val="left"/>
+      <w:pPr>
+        <w:ind w:left="5760" w:hanging="360"/>
+      </w:pPr>
+    </w:lvl>
+    <w:lvl w:ilvl="8" w:tplc="0409001B" w:tentative="1">
+      <w:start w:val="1"/>
+      <w:numFmt w:val="lowerRoman"/>
+      <w:lvlText w:val="%9."/>
+      <w:lvlJc w:val="right"/>
+      <w:pPr>
+        <w:ind w:left="6480" w:hanging="180"/>
+      </w:pPr>
+    </w:lvl>
+  </w:abstractNum>
+  <w:abstractNum w:abstractNumId="29">
+    <w:nsid w:val="51C53229"/>
+    <w:multiLevelType w:val="multilevel"/>
+    <w:tmpl w:val="2ED88E20"/>
+    <w:lvl w:ilvl="0">
+      <w:start w:val="1"/>
+      <w:numFmt w:val="bullet"/>
+      <w:lvlText w:val=""/>
+      <w:lvlJc w:val="left"/>
+      <w:pPr>
+        <w:tabs>
+          <w:tab w:val="num" w:pos="720"/>
+        </w:tabs>
+        <w:ind w:left="720" w:hanging="360"/>
+      </w:pPr>
+      <w:rPr>
+        <w:rFonts w:ascii="Symbol" w:hAnsi="Symbol" w:hint="default"/>
+        <w:sz w:val="20"/>
+      </w:rPr>
+    </w:lvl>
+    <w:lvl w:ilvl="1" w:tentative="1">
+      <w:start w:val="1"/>
+      <w:numFmt w:val="bullet"/>
+      <w:lvlText w:val="o"/>
+      <w:lvlJc w:val="left"/>
+      <w:pPr>
+        <w:tabs>
+          <w:tab w:val="num" w:pos="1440"/>
+        </w:tabs>
+        <w:ind w:left="1440" w:hanging="360"/>
+      </w:pPr>
+      <w:rPr>
+        <w:rFonts w:ascii="Courier New" w:hAnsi="Courier New" w:hint="default"/>
+        <w:sz w:val="20"/>
+      </w:rPr>
+    </w:lvl>
+    <w:lvl w:ilvl="2" w:tentative="1">
+      <w:start w:val="1"/>
+      <w:numFmt w:val="bullet"/>
+      <w:lvlText w:val=""/>
+      <w:lvlJc w:val="left"/>
+      <w:pPr>
+        <w:tabs>
+          <w:tab w:val="num" w:pos="2160"/>
+        </w:tabs>
+        <w:ind w:left="2160" w:hanging="360"/>
+      </w:pPr>
+      <w:rPr>
+        <w:rFonts w:ascii="Wingdings" w:hAnsi="Wingdings" w:hint="default"/>
+        <w:sz w:val="20"/>
+      </w:rPr>
+    </w:lvl>
+    <w:lvl w:ilvl="3" w:tentative="1">
+      <w:start w:val="1"/>
+      <w:numFmt w:val="bullet"/>
+      <w:lvlText w:val=""/>
+      <w:lvlJc w:val="left"/>
+      <w:pPr>
+        <w:tabs>
+          <w:tab w:val="num" w:pos="2880"/>
+        </w:tabs>
+        <w:ind w:left="2880" w:hanging="360"/>
+      </w:pPr>
+      <w:rPr>
+        <w:rFonts w:ascii="Wingdings" w:hAnsi="Wingdings" w:hint="default"/>
+        <w:sz w:val="20"/>
+      </w:rPr>
+    </w:lvl>
+    <w:lvl w:ilvl="4" w:tentative="1">
+      <w:start w:val="1"/>
+      <w:numFmt w:val="bullet"/>
+      <w:lvlText w:val=""/>
+      <w:lvlJc w:val="left"/>
+      <w:pPr>
+        <w:tabs>
+          <w:tab w:val="num" w:pos="3600"/>
+        </w:tabs>
+        <w:ind w:left="3600" w:hanging="360"/>
+      </w:pPr>
+      <w:rPr>
+        <w:rFonts w:ascii="Wingdings" w:hAnsi="Wingdings" w:hint="default"/>
+        <w:sz w:val="20"/>
+      </w:rPr>
+    </w:lvl>
+    <w:lvl w:ilvl="5" w:tentative="1">
+      <w:start w:val="1"/>
+      <w:numFmt w:val="bullet"/>
+      <w:lvlText w:val=""/>
+      <w:lvlJc w:val="left"/>
+      <w:pPr>
+        <w:tabs>
+          <w:tab w:val="num" w:pos="4320"/>
+        </w:tabs>
+        <w:ind w:left="4320" w:hanging="360"/>
+      </w:pPr>
+      <w:rPr>
+        <w:rFonts w:ascii="Wingdings" w:hAnsi="Wingdings" w:hint="default"/>
+        <w:sz w:val="20"/>
+      </w:rPr>
+    </w:lvl>
+    <w:lvl w:ilvl="6" w:tentative="1">
+      <w:start w:val="1"/>
+      <w:numFmt w:val="bullet"/>
+      <w:lvlText w:val=""/>
+      <w:lvlJc w:val="left"/>
+      <w:pPr>
+        <w:tabs>
+          <w:tab w:val="num" w:pos="5040"/>
+        </w:tabs>
+        <w:ind w:left="5040" w:hanging="360"/>
+      </w:pPr>
+      <w:rPr>
+        <w:rFonts w:ascii="Wingdings" w:hAnsi="Wingdings" w:hint="default"/>
+        <w:sz w:val="20"/>
+      </w:rPr>
+    </w:lvl>
+    <w:lvl w:ilvl="7" w:tentative="1">
+      <w:start w:val="1"/>
+      <w:numFmt w:val="bullet"/>
+      <w:lvlText w:val=""/>
+      <w:lvlJc w:val="left"/>
+      <w:pPr>
+        <w:tabs>
+          <w:tab w:val="num" w:pos="5760"/>
+        </w:tabs>
+        <w:ind w:left="5760" w:hanging="360"/>
+      </w:pPr>
+      <w:rPr>
+        <w:rFonts w:ascii="Wingdings" w:hAnsi="Wingdings" w:hint="default"/>
+        <w:sz w:val="20"/>
+      </w:rPr>
+    </w:lvl>
+    <w:lvl w:ilvl="8" w:tentative="1">
+      <w:start w:val="1"/>
+      <w:numFmt w:val="bullet"/>
+      <w:lvlText w:val=""/>
+      <w:lvlJc w:val="left"/>
+      <w:pPr>
+        <w:tabs>
+          <w:tab w:val="num" w:pos="6480"/>
+        </w:tabs>
+        <w:ind w:left="6480" w:hanging="360"/>
+      </w:pPr>
+      <w:rPr>
+        <w:rFonts w:ascii="Wingdings" w:hAnsi="Wingdings" w:hint="default"/>
+        <w:sz w:val="20"/>
+      </w:rPr>
     </w:lvl>
   </w:abstractNum>
   <w:abstractNum w:abstractNumId="30">
-    <w:nsid w:val="6C40221B"/>
+    <w:nsid w:val="55B83D7C"/>
     <w:multiLevelType w:val="hybridMultilevel"/>
-    <w:tmpl w:val="0D24A16E"/>
+    <w:tmpl w:val="E5881622"/>
     <w:lvl w:ilvl="0" w:tplc="04090001">
       <w:start w:val="1"/>
       <w:numFmt w:val="bullet"/>
       <w:lvlText w:val=""/>
       <w:lvlJc w:val="left"/>
       <w:pPr>
-        <w:ind w:left="1636" w:hanging="360"/>
+        <w:ind w:left="1080" w:hanging="360"/>
       </w:pPr>
       <w:rPr>
         <w:rFonts w:ascii="Symbol" w:hAnsi="Symbol" w:hint="default"/>
       </w:rPr>
     </w:lvl>
-    <w:lvl w:ilvl="1" w:tplc="04090003">
+    <w:lvl w:ilvl="1" w:tplc="04090003" w:tentative="1">
       <w:start w:val="1"/>
       <w:numFmt w:val="bullet"/>
       <w:lvlText w:val="o"/>
       <w:lvlJc w:val="left"/>
       <w:pPr>
-        <w:ind w:left="2356" w:hanging="360"/>
+        <w:ind w:left="1800" w:hanging="360"/>
       </w:pPr>
       <w:rPr>
         <w:rFonts w:ascii="Courier New" w:hAnsi="Courier New" w:cs="Courier New" w:hint="default"/>
       </w:rPr>
     </w:lvl>
-    <w:lvl w:ilvl="2" w:tplc="04090005">
-      <w:start w:val="1"/>
-      <w:numFmt w:val="bullet"/>
-      <w:lvlText w:val=""/>
-      <w:lvlJc w:val="left"/>
-      <w:pPr>
-        <w:ind w:left="1636" w:hanging="360"/>
+    <w:lvl w:ilvl="2" w:tplc="04090005" w:tentative="1">
+      <w:start w:val="1"/>
+      <w:numFmt w:val="bullet"/>
+      <w:lvlText w:val=""/>
+      <w:lvlJc w:val="left"/>
+      <w:pPr>
+        <w:ind w:left="2520" w:hanging="360"/>
       </w:pPr>
       <w:rPr>
         <w:rFonts w:ascii="Wingdings" w:hAnsi="Wingdings" w:hint="default"/>
@@ -7167,7 +7545,7 @@
       <w:lvlText w:val=""/>
       <w:lvlJc w:val="left"/>
       <w:pPr>
-        <w:ind w:left="3796" w:hanging="360"/>
+        <w:ind w:left="3240" w:hanging="360"/>
       </w:pPr>
       <w:rPr>
         <w:rFonts w:ascii="Symbol" w:hAnsi="Symbol" w:hint="default"/>
@@ -7179,7 +7557,7 @@
       <w:lvlText w:val="o"/>
       <w:lvlJc w:val="left"/>
       <w:pPr>
-        <w:ind w:left="4516" w:hanging="360"/>
+        <w:ind w:left="3960" w:hanging="360"/>
       </w:pPr>
       <w:rPr>
         <w:rFonts w:ascii="Courier New" w:hAnsi="Courier New" w:cs="Courier New" w:hint="default"/>
@@ -7191,7 +7569,7 @@
       <w:lvlText w:val=""/>
       <w:lvlJc w:val="left"/>
       <w:pPr>
-        <w:ind w:left="5236" w:hanging="360"/>
+        <w:ind w:left="4680" w:hanging="360"/>
       </w:pPr>
       <w:rPr>
         <w:rFonts w:ascii="Wingdings" w:hAnsi="Wingdings" w:hint="default"/>
@@ -7203,7 +7581,7 @@
       <w:lvlText w:val=""/>
       <w:lvlJc w:val="left"/>
       <w:pPr>
-        <w:ind w:left="5956" w:hanging="360"/>
+        <w:ind w:left="5400" w:hanging="360"/>
       </w:pPr>
       <w:rPr>
         <w:rFonts w:ascii="Symbol" w:hAnsi="Symbol" w:hint="default"/>
@@ -7215,7 +7593,7 @@
       <w:lvlText w:val="o"/>
       <w:lvlJc w:val="left"/>
       <w:pPr>
-        <w:ind w:left="6676" w:hanging="360"/>
+        <w:ind w:left="6120" w:hanging="360"/>
       </w:pPr>
       <w:rPr>
         <w:rFonts w:ascii="Courier New" w:hAnsi="Courier New" w:cs="Courier New" w:hint="default"/>
@@ -7227,7 +7605,7 @@
       <w:lvlText w:val=""/>
       <w:lvlJc w:val="left"/>
       <w:pPr>
-        <w:ind w:left="7396" w:hanging="360"/>
+        <w:ind w:left="6840" w:hanging="360"/>
       </w:pPr>
       <w:rPr>
         <w:rFonts w:ascii="Wingdings" w:hAnsi="Wingdings" w:hint="default"/>
@@ -7235,6 +7613,860 @@
     </w:lvl>
   </w:abstractNum>
   <w:abstractNum w:abstractNumId="31">
+    <w:nsid w:val="566072D5"/>
+    <w:multiLevelType w:val="multilevel"/>
+    <w:tmpl w:val="2FC03EA4"/>
+    <w:lvl w:ilvl="0">
+      <w:start w:val="1"/>
+      <w:numFmt w:val="bullet"/>
+      <w:lvlText w:val=""/>
+      <w:lvlJc w:val="left"/>
+      <w:pPr>
+        <w:tabs>
+          <w:tab w:val="num" w:pos="720"/>
+        </w:tabs>
+        <w:ind w:left="720" w:hanging="360"/>
+      </w:pPr>
+      <w:rPr>
+        <w:rFonts w:ascii="Symbol" w:hAnsi="Symbol" w:hint="default"/>
+        <w:sz w:val="20"/>
+      </w:rPr>
+    </w:lvl>
+    <w:lvl w:ilvl="1" w:tentative="1">
+      <w:start w:val="1"/>
+      <w:numFmt w:val="bullet"/>
+      <w:lvlText w:val="o"/>
+      <w:lvlJc w:val="left"/>
+      <w:pPr>
+        <w:tabs>
+          <w:tab w:val="num" w:pos="1440"/>
+        </w:tabs>
+        <w:ind w:left="1440" w:hanging="360"/>
+      </w:pPr>
+      <w:rPr>
+        <w:rFonts w:ascii="Courier New" w:hAnsi="Courier New" w:hint="default"/>
+        <w:sz w:val="20"/>
+      </w:rPr>
+    </w:lvl>
+    <w:lvl w:ilvl="2" w:tentative="1">
+      <w:start w:val="1"/>
+      <w:numFmt w:val="bullet"/>
+      <w:lvlText w:val=""/>
+      <w:lvlJc w:val="left"/>
+      <w:pPr>
+        <w:tabs>
+          <w:tab w:val="num" w:pos="2160"/>
+        </w:tabs>
+        <w:ind w:left="2160" w:hanging="360"/>
+      </w:pPr>
+      <w:rPr>
+        <w:rFonts w:ascii="Wingdings" w:hAnsi="Wingdings" w:hint="default"/>
+        <w:sz w:val="20"/>
+      </w:rPr>
+    </w:lvl>
+    <w:lvl w:ilvl="3" w:tentative="1">
+      <w:start w:val="1"/>
+      <w:numFmt w:val="bullet"/>
+      <w:lvlText w:val=""/>
+      <w:lvlJc w:val="left"/>
+      <w:pPr>
+        <w:tabs>
+          <w:tab w:val="num" w:pos="2880"/>
+        </w:tabs>
+        <w:ind w:left="2880" w:hanging="360"/>
+      </w:pPr>
+      <w:rPr>
+        <w:rFonts w:ascii="Wingdings" w:hAnsi="Wingdings" w:hint="default"/>
+        <w:sz w:val="20"/>
+      </w:rPr>
+    </w:lvl>
+    <w:lvl w:ilvl="4" w:tentative="1">
+      <w:start w:val="1"/>
+      <w:numFmt w:val="bullet"/>
+      <w:lvlText w:val=""/>
+      <w:lvlJc w:val="left"/>
+      <w:pPr>
+        <w:tabs>
+          <w:tab w:val="num" w:pos="3600"/>
+        </w:tabs>
+        <w:ind w:left="3600" w:hanging="360"/>
+      </w:pPr>
+      <w:rPr>
+        <w:rFonts w:ascii="Wingdings" w:hAnsi="Wingdings" w:hint="default"/>
+        <w:sz w:val="20"/>
+      </w:rPr>
+    </w:lvl>
+    <w:lvl w:ilvl="5" w:tentative="1">
+      <w:start w:val="1"/>
+      <w:numFmt w:val="bullet"/>
+      <w:lvlText w:val=""/>
+      <w:lvlJc w:val="left"/>
+      <w:pPr>
+        <w:tabs>
+          <w:tab w:val="num" w:pos="4320"/>
+        </w:tabs>
+        <w:ind w:left="4320" w:hanging="360"/>
+      </w:pPr>
+      <w:rPr>
+        <w:rFonts w:ascii="Wingdings" w:hAnsi="Wingdings" w:hint="default"/>
+        <w:sz w:val="20"/>
+      </w:rPr>
+    </w:lvl>
+    <w:lvl w:ilvl="6" w:tentative="1">
+      <w:start w:val="1"/>
+      <w:numFmt w:val="bullet"/>
+      <w:lvlText w:val=""/>
+      <w:lvlJc w:val="left"/>
+      <w:pPr>
+        <w:tabs>
+          <w:tab w:val="num" w:pos="5040"/>
+        </w:tabs>
+        <w:ind w:left="5040" w:hanging="360"/>
+      </w:pPr>
+      <w:rPr>
+        <w:rFonts w:ascii="Wingdings" w:hAnsi="Wingdings" w:hint="default"/>
+        <w:sz w:val="20"/>
+      </w:rPr>
+    </w:lvl>
+    <w:lvl w:ilvl="7" w:tentative="1">
+      <w:start w:val="1"/>
+      <w:numFmt w:val="bullet"/>
+      <w:lvlText w:val=""/>
+      <w:lvlJc w:val="left"/>
+      <w:pPr>
+        <w:tabs>
+          <w:tab w:val="num" w:pos="5760"/>
+        </w:tabs>
+        <w:ind w:left="5760" w:hanging="360"/>
+      </w:pPr>
+      <w:rPr>
+        <w:rFonts w:ascii="Wingdings" w:hAnsi="Wingdings" w:hint="default"/>
+        <w:sz w:val="20"/>
+      </w:rPr>
+    </w:lvl>
+    <w:lvl w:ilvl="8" w:tentative="1">
+      <w:start w:val="1"/>
+      <w:numFmt w:val="bullet"/>
+      <w:lvlText w:val=""/>
+      <w:lvlJc w:val="left"/>
+      <w:pPr>
+        <w:tabs>
+          <w:tab w:val="num" w:pos="6480"/>
+        </w:tabs>
+        <w:ind w:left="6480" w:hanging="360"/>
+      </w:pPr>
+      <w:rPr>
+        <w:rFonts w:ascii="Wingdings" w:hAnsi="Wingdings" w:hint="default"/>
+        <w:sz w:val="20"/>
+      </w:rPr>
+    </w:lvl>
+  </w:abstractNum>
+  <w:abstractNum w:abstractNumId="32">
+    <w:nsid w:val="5E385851"/>
+    <w:multiLevelType w:val="hybridMultilevel"/>
+    <w:tmpl w:val="ABD0F87A"/>
+    <w:lvl w:ilvl="0" w:tplc="0409000F">
+      <w:start w:val="1"/>
+      <w:numFmt w:val="decimal"/>
+      <w:lvlText w:val="%1."/>
+      <w:lvlJc w:val="left"/>
+      <w:pPr>
+        <w:ind w:left="720" w:hanging="360"/>
+      </w:pPr>
+      <w:rPr>
+        <w:rFonts w:hint="default"/>
+      </w:rPr>
+    </w:lvl>
+    <w:lvl w:ilvl="1" w:tplc="04090019" w:tentative="1">
+      <w:start w:val="1"/>
+      <w:numFmt w:val="lowerLetter"/>
+      <w:lvlText w:val="%2."/>
+      <w:lvlJc w:val="left"/>
+      <w:pPr>
+        <w:ind w:left="1440" w:hanging="360"/>
+      </w:pPr>
+    </w:lvl>
+    <w:lvl w:ilvl="2" w:tplc="0409001B" w:tentative="1">
+      <w:start w:val="1"/>
+      <w:numFmt w:val="lowerRoman"/>
+      <w:lvlText w:val="%3."/>
+      <w:lvlJc w:val="right"/>
+      <w:pPr>
+        <w:ind w:left="2160" w:hanging="180"/>
+      </w:pPr>
+    </w:lvl>
+    <w:lvl w:ilvl="3" w:tplc="0409000F" w:tentative="1">
+      <w:start w:val="1"/>
+      <w:numFmt w:val="decimal"/>
+      <w:lvlText w:val="%4."/>
+      <w:lvlJc w:val="left"/>
+      <w:pPr>
+        <w:ind w:left="2880" w:hanging="360"/>
+      </w:pPr>
+    </w:lvl>
+    <w:lvl w:ilvl="4" w:tplc="04090019" w:tentative="1">
+      <w:start w:val="1"/>
+      <w:numFmt w:val="lowerLetter"/>
+      <w:lvlText w:val="%5."/>
+      <w:lvlJc w:val="left"/>
+      <w:pPr>
+        <w:ind w:left="3600" w:hanging="360"/>
+      </w:pPr>
+    </w:lvl>
+    <w:lvl w:ilvl="5" w:tplc="0409001B" w:tentative="1">
+      <w:start w:val="1"/>
+      <w:numFmt w:val="lowerRoman"/>
+      <w:lvlText w:val="%6."/>
+      <w:lvlJc w:val="right"/>
+      <w:pPr>
+        <w:ind w:left="4320" w:hanging="180"/>
+      </w:pPr>
+    </w:lvl>
+    <w:lvl w:ilvl="6" w:tplc="0409000F" w:tentative="1">
+      <w:start w:val="1"/>
+      <w:numFmt w:val="decimal"/>
+      <w:lvlText w:val="%7."/>
+      <w:lvlJc w:val="left"/>
+      <w:pPr>
+        <w:ind w:left="5040" w:hanging="360"/>
+      </w:pPr>
+    </w:lvl>
+    <w:lvl w:ilvl="7" w:tplc="04090019" w:tentative="1">
+      <w:start w:val="1"/>
+      <w:numFmt w:val="lowerLetter"/>
+      <w:lvlText w:val="%8."/>
+      <w:lvlJc w:val="left"/>
+      <w:pPr>
+        <w:ind w:left="5760" w:hanging="360"/>
+      </w:pPr>
+    </w:lvl>
+    <w:lvl w:ilvl="8" w:tplc="0409001B" w:tentative="1">
+      <w:start w:val="1"/>
+      <w:numFmt w:val="lowerRoman"/>
+      <w:lvlText w:val="%9."/>
+      <w:lvlJc w:val="right"/>
+      <w:pPr>
+        <w:ind w:left="6480" w:hanging="180"/>
+      </w:pPr>
+    </w:lvl>
+  </w:abstractNum>
+  <w:abstractNum w:abstractNumId="33">
+    <w:nsid w:val="5EF115BD"/>
+    <w:multiLevelType w:val="multilevel"/>
+    <w:tmpl w:val="52342B02"/>
+    <w:lvl w:ilvl="0">
+      <w:start w:val="1"/>
+      <w:numFmt w:val="decimal"/>
+      <w:lvlText w:val="%1."/>
+      <w:lvlJc w:val="left"/>
+      <w:pPr>
+        <w:tabs>
+          <w:tab w:val="num" w:pos="720"/>
+        </w:tabs>
+        <w:ind w:left="720" w:hanging="360"/>
+      </w:pPr>
+    </w:lvl>
+    <w:lvl w:ilvl="1" w:tentative="1">
+      <w:start w:val="1"/>
+      <w:numFmt w:val="decimal"/>
+      <w:lvlText w:val="%2."/>
+      <w:lvlJc w:val="left"/>
+      <w:pPr>
+        <w:tabs>
+          <w:tab w:val="num" w:pos="1440"/>
+        </w:tabs>
+        <w:ind w:left="1440" w:hanging="360"/>
+      </w:pPr>
+    </w:lvl>
+    <w:lvl w:ilvl="2" w:tentative="1">
+      <w:start w:val="1"/>
+      <w:numFmt w:val="decimal"/>
+      <w:lvlText w:val="%3."/>
+      <w:lvlJc w:val="left"/>
+      <w:pPr>
+        <w:tabs>
+          <w:tab w:val="num" w:pos="2160"/>
+        </w:tabs>
+        <w:ind w:left="2160" w:hanging="360"/>
+      </w:pPr>
+    </w:lvl>
+    <w:lvl w:ilvl="3" w:tentative="1">
+      <w:start w:val="1"/>
+      <w:numFmt w:val="decimal"/>
+      <w:lvlText w:val="%4."/>
+      <w:lvlJc w:val="left"/>
+      <w:pPr>
+        <w:tabs>
+          <w:tab w:val="num" w:pos="2880"/>
+        </w:tabs>
+        <w:ind w:left="2880" w:hanging="360"/>
+      </w:pPr>
+    </w:lvl>
+    <w:lvl w:ilvl="4" w:tentative="1">
+      <w:start w:val="1"/>
+      <w:numFmt w:val="decimal"/>
+      <w:lvlText w:val="%5."/>
+      <w:lvlJc w:val="left"/>
+      <w:pPr>
+        <w:tabs>
+          <w:tab w:val="num" w:pos="3600"/>
+        </w:tabs>
+        <w:ind w:left="3600" w:hanging="360"/>
+      </w:pPr>
+    </w:lvl>
+    <w:lvl w:ilvl="5" w:tentative="1">
+      <w:start w:val="1"/>
+      <w:numFmt w:val="decimal"/>
+      <w:lvlText w:val="%6."/>
+      <w:lvlJc w:val="left"/>
+      <w:pPr>
+        <w:tabs>
+          <w:tab w:val="num" w:pos="4320"/>
+        </w:tabs>
+        <w:ind w:left="4320" w:hanging="360"/>
+      </w:pPr>
+    </w:lvl>
+    <w:lvl w:ilvl="6" w:tentative="1">
+      <w:start w:val="1"/>
+      <w:numFmt w:val="decimal"/>
+      <w:lvlText w:val="%7."/>
+      <w:lvlJc w:val="left"/>
+      <w:pPr>
+        <w:tabs>
+          <w:tab w:val="num" w:pos="5040"/>
+        </w:tabs>
+        <w:ind w:left="5040" w:hanging="360"/>
+      </w:pPr>
+    </w:lvl>
+    <w:lvl w:ilvl="7" w:tentative="1">
+      <w:start w:val="1"/>
+      <w:numFmt w:val="decimal"/>
+      <w:lvlText w:val="%8."/>
+      <w:lvlJc w:val="left"/>
+      <w:pPr>
+        <w:tabs>
+          <w:tab w:val="num" w:pos="5760"/>
+        </w:tabs>
+        <w:ind w:left="5760" w:hanging="360"/>
+      </w:pPr>
+    </w:lvl>
+    <w:lvl w:ilvl="8" w:tentative="1">
+      <w:start w:val="1"/>
+      <w:numFmt w:val="decimal"/>
+      <w:lvlText w:val="%9."/>
+      <w:lvlJc w:val="left"/>
+      <w:pPr>
+        <w:tabs>
+          <w:tab w:val="num" w:pos="6480"/>
+        </w:tabs>
+        <w:ind w:left="6480" w:hanging="360"/>
+      </w:pPr>
+    </w:lvl>
+  </w:abstractNum>
+  <w:abstractNum w:abstractNumId="34">
+    <w:nsid w:val="5F1314EE"/>
+    <w:multiLevelType w:val="multilevel"/>
+    <w:tmpl w:val="556A2FCA"/>
+    <w:lvl w:ilvl="0">
+      <w:start w:val="1"/>
+      <w:numFmt w:val="bullet"/>
+      <w:lvlText w:val=""/>
+      <w:lvlJc w:val="left"/>
+      <w:pPr>
+        <w:tabs>
+          <w:tab w:val="num" w:pos="720"/>
+        </w:tabs>
+        <w:ind w:left="720" w:hanging="360"/>
+      </w:pPr>
+      <w:rPr>
+        <w:rFonts w:ascii="Symbol" w:hAnsi="Symbol" w:hint="default"/>
+        <w:sz w:val="20"/>
+      </w:rPr>
+    </w:lvl>
+    <w:lvl w:ilvl="1" w:tentative="1">
+      <w:start w:val="1"/>
+      <w:numFmt w:val="bullet"/>
+      <w:lvlText w:val="o"/>
+      <w:lvlJc w:val="left"/>
+      <w:pPr>
+        <w:tabs>
+          <w:tab w:val="num" w:pos="1440"/>
+        </w:tabs>
+        <w:ind w:left="1440" w:hanging="360"/>
+      </w:pPr>
+      <w:rPr>
+        <w:rFonts w:ascii="Courier New" w:hAnsi="Courier New" w:hint="default"/>
+        <w:sz w:val="20"/>
+      </w:rPr>
+    </w:lvl>
+    <w:lvl w:ilvl="2" w:tentative="1">
+      <w:start w:val="1"/>
+      <w:numFmt w:val="bullet"/>
+      <w:lvlText w:val=""/>
+      <w:lvlJc w:val="left"/>
+      <w:pPr>
+        <w:tabs>
+          <w:tab w:val="num" w:pos="2160"/>
+        </w:tabs>
+        <w:ind w:left="2160" w:hanging="360"/>
+      </w:pPr>
+      <w:rPr>
+        <w:rFonts w:ascii="Wingdings" w:hAnsi="Wingdings" w:hint="default"/>
+        <w:sz w:val="20"/>
+      </w:rPr>
+    </w:lvl>
+    <w:lvl w:ilvl="3" w:tentative="1">
+      <w:start w:val="1"/>
+      <w:numFmt w:val="bullet"/>
+      <w:lvlText w:val=""/>
+      <w:lvlJc w:val="left"/>
+      <w:pPr>
+        <w:tabs>
+          <w:tab w:val="num" w:pos="2880"/>
+        </w:tabs>
+        <w:ind w:left="2880" w:hanging="360"/>
+      </w:pPr>
+      <w:rPr>
+        <w:rFonts w:ascii="Wingdings" w:hAnsi="Wingdings" w:hint="default"/>
+        <w:sz w:val="20"/>
+      </w:rPr>
+    </w:lvl>
+    <w:lvl w:ilvl="4" w:tentative="1">
+      <w:start w:val="1"/>
+      <w:numFmt w:val="bullet"/>
+      <w:lvlText w:val=""/>
+      <w:lvlJc w:val="left"/>
+      <w:pPr>
+        <w:tabs>
+          <w:tab w:val="num" w:pos="3600"/>
+        </w:tabs>
+        <w:ind w:left="3600" w:hanging="360"/>
+      </w:pPr>
+      <w:rPr>
+        <w:rFonts w:ascii="Wingdings" w:hAnsi="Wingdings" w:hint="default"/>
+        <w:sz w:val="20"/>
+      </w:rPr>
+    </w:lvl>
+    <w:lvl w:ilvl="5" w:tentative="1">
+      <w:start w:val="1"/>
+      <w:numFmt w:val="bullet"/>
+      <w:lvlText w:val=""/>
+      <w:lvlJc w:val="left"/>
+      <w:pPr>
+        <w:tabs>
+          <w:tab w:val="num" w:pos="4320"/>
+        </w:tabs>
+        <w:ind w:left="4320" w:hanging="360"/>
+      </w:pPr>
+      <w:rPr>
+        <w:rFonts w:ascii="Wingdings" w:hAnsi="Wingdings" w:hint="default"/>
+        <w:sz w:val="20"/>
+      </w:rPr>
+    </w:lvl>
+    <w:lvl w:ilvl="6" w:tentative="1">
+      <w:start w:val="1"/>
+      <w:numFmt w:val="bullet"/>
+      <w:lvlText w:val=""/>
+      <w:lvlJc w:val="left"/>
+      <w:pPr>
+        <w:tabs>
+          <w:tab w:val="num" w:pos="5040"/>
+        </w:tabs>
+        <w:ind w:left="5040" w:hanging="360"/>
+      </w:pPr>
+      <w:rPr>
+        <w:rFonts w:ascii="Wingdings" w:hAnsi="Wingdings" w:hint="default"/>
+        <w:sz w:val="20"/>
+      </w:rPr>
+    </w:lvl>
+    <w:lvl w:ilvl="7" w:tentative="1">
+      <w:start w:val="1"/>
+      <w:numFmt w:val="bullet"/>
+      <w:lvlText w:val=""/>
+      <w:lvlJc w:val="left"/>
+      <w:pPr>
+        <w:tabs>
+          <w:tab w:val="num" w:pos="5760"/>
+        </w:tabs>
+        <w:ind w:left="5760" w:hanging="360"/>
+      </w:pPr>
+      <w:rPr>
+        <w:rFonts w:ascii="Wingdings" w:hAnsi="Wingdings" w:hint="default"/>
+        <w:sz w:val="20"/>
+      </w:rPr>
+    </w:lvl>
+    <w:lvl w:ilvl="8" w:tentative="1">
+      <w:start w:val="1"/>
+      <w:numFmt w:val="bullet"/>
+      <w:lvlText w:val=""/>
+      <w:lvlJc w:val="left"/>
+      <w:pPr>
+        <w:tabs>
+          <w:tab w:val="num" w:pos="6480"/>
+        </w:tabs>
+        <w:ind w:left="6480" w:hanging="360"/>
+      </w:pPr>
+      <w:rPr>
+        <w:rFonts w:ascii="Wingdings" w:hAnsi="Wingdings" w:hint="default"/>
+        <w:sz w:val="20"/>
+      </w:rPr>
+    </w:lvl>
+  </w:abstractNum>
+  <w:abstractNum w:abstractNumId="35">
+    <w:nsid w:val="5F772558"/>
+    <w:multiLevelType w:val="hybridMultilevel"/>
+    <w:tmpl w:val="0A64EFC8"/>
+    <w:lvl w:ilvl="0" w:tplc="528C44AC">
+      <w:start w:val="1"/>
+      <w:numFmt w:val="bullet"/>
+      <w:lvlText w:val=""/>
+      <w:lvlJc w:val="left"/>
+      <w:pPr>
+        <w:ind w:left="1080" w:hanging="360"/>
+      </w:pPr>
+      <w:rPr>
+        <w:rFonts w:ascii="Symbol" w:hAnsi="Symbol" w:hint="default"/>
+        <w:b/>
+        <w:sz w:val="18"/>
+        <w:szCs w:val="14"/>
+      </w:rPr>
+    </w:lvl>
+    <w:lvl w:ilvl="1" w:tplc="04090019" w:tentative="1">
+      <w:start w:val="1"/>
+      <w:numFmt w:val="lowerLetter"/>
+      <w:lvlText w:val="%2."/>
+      <w:lvlJc w:val="left"/>
+      <w:pPr>
+        <w:ind w:left="1800" w:hanging="360"/>
+      </w:pPr>
+    </w:lvl>
+    <w:lvl w:ilvl="2" w:tplc="0409001B" w:tentative="1">
+      <w:start w:val="1"/>
+      <w:numFmt w:val="lowerRoman"/>
+      <w:lvlText w:val="%3."/>
+      <w:lvlJc w:val="right"/>
+      <w:pPr>
+        <w:ind w:left="2520" w:hanging="180"/>
+      </w:pPr>
+    </w:lvl>
+    <w:lvl w:ilvl="3" w:tplc="0409000F" w:tentative="1">
+      <w:start w:val="1"/>
+      <w:numFmt w:val="decimal"/>
+      <w:lvlText w:val="%4."/>
+      <w:lvlJc w:val="left"/>
+      <w:pPr>
+        <w:ind w:left="3240" w:hanging="360"/>
+      </w:pPr>
+    </w:lvl>
+    <w:lvl w:ilvl="4" w:tplc="04090019" w:tentative="1">
+      <w:start w:val="1"/>
+      <w:numFmt w:val="lowerLetter"/>
+      <w:lvlText w:val="%5."/>
+      <w:lvlJc w:val="left"/>
+      <w:pPr>
+        <w:ind w:left="3960" w:hanging="360"/>
+      </w:pPr>
+    </w:lvl>
+    <w:lvl w:ilvl="5" w:tplc="0409001B" w:tentative="1">
+      <w:start w:val="1"/>
+      <w:numFmt w:val="lowerRoman"/>
+      <w:lvlText w:val="%6."/>
+      <w:lvlJc w:val="right"/>
+      <w:pPr>
+        <w:ind w:left="4680" w:hanging="180"/>
+      </w:pPr>
+    </w:lvl>
+    <w:lvl w:ilvl="6" w:tplc="0409000F" w:tentative="1">
+      <w:start w:val="1"/>
+      <w:numFmt w:val="decimal"/>
+      <w:lvlText w:val="%7."/>
+      <w:lvlJc w:val="left"/>
+      <w:pPr>
+        <w:ind w:left="5400" w:hanging="360"/>
+      </w:pPr>
+    </w:lvl>
+    <w:lvl w:ilvl="7" w:tplc="04090019" w:tentative="1">
+      <w:start w:val="1"/>
+      <w:numFmt w:val="lowerLetter"/>
+      <w:lvlText w:val="%8."/>
+      <w:lvlJc w:val="left"/>
+      <w:pPr>
+        <w:ind w:left="6120" w:hanging="360"/>
+      </w:pPr>
+    </w:lvl>
+    <w:lvl w:ilvl="8" w:tplc="0409001B" w:tentative="1">
+      <w:start w:val="1"/>
+      <w:numFmt w:val="lowerRoman"/>
+      <w:lvlText w:val="%9."/>
+      <w:lvlJc w:val="right"/>
+      <w:pPr>
+        <w:ind w:left="6840" w:hanging="180"/>
+      </w:pPr>
+    </w:lvl>
+  </w:abstractNum>
+  <w:abstractNum w:abstractNumId="36">
+    <w:nsid w:val="64F43F05"/>
+    <w:multiLevelType w:val="multilevel"/>
+    <w:tmpl w:val="B6B8263A"/>
+    <w:lvl w:ilvl="0">
+      <w:start w:val="1"/>
+      <w:numFmt w:val="bullet"/>
+      <w:lvlText w:val=""/>
+      <w:lvlJc w:val="left"/>
+      <w:pPr>
+        <w:tabs>
+          <w:tab w:val="num" w:pos="720"/>
+        </w:tabs>
+        <w:ind w:left="720" w:hanging="360"/>
+      </w:pPr>
+      <w:rPr>
+        <w:rFonts w:ascii="Symbol" w:hAnsi="Symbol" w:hint="default"/>
+        <w:sz w:val="20"/>
+      </w:rPr>
+    </w:lvl>
+    <w:lvl w:ilvl="1" w:tentative="1">
+      <w:start w:val="1"/>
+      <w:numFmt w:val="bullet"/>
+      <w:lvlText w:val="o"/>
+      <w:lvlJc w:val="left"/>
+      <w:pPr>
+        <w:tabs>
+          <w:tab w:val="num" w:pos="1440"/>
+        </w:tabs>
+        <w:ind w:left="1440" w:hanging="360"/>
+      </w:pPr>
+      <w:rPr>
+        <w:rFonts w:ascii="Courier New" w:hAnsi="Courier New" w:hint="default"/>
+        <w:sz w:val="20"/>
+      </w:rPr>
+    </w:lvl>
+    <w:lvl w:ilvl="2" w:tentative="1">
+      <w:start w:val="1"/>
+      <w:numFmt w:val="bullet"/>
+      <w:lvlText w:val=""/>
+      <w:lvlJc w:val="left"/>
+      <w:pPr>
+        <w:tabs>
+          <w:tab w:val="num" w:pos="2160"/>
+        </w:tabs>
+        <w:ind w:left="2160" w:hanging="360"/>
+      </w:pPr>
+      <w:rPr>
+        <w:rFonts w:ascii="Wingdings" w:hAnsi="Wingdings" w:hint="default"/>
+        <w:sz w:val="20"/>
+      </w:rPr>
+    </w:lvl>
+    <w:lvl w:ilvl="3" w:tentative="1">
+      <w:start w:val="1"/>
+      <w:numFmt w:val="bullet"/>
+      <w:lvlText w:val=""/>
+      <w:lvlJc w:val="left"/>
+      <w:pPr>
+        <w:tabs>
+          <w:tab w:val="num" w:pos="2880"/>
+        </w:tabs>
+        <w:ind w:left="2880" w:hanging="360"/>
+      </w:pPr>
+      <w:rPr>
+        <w:rFonts w:ascii="Wingdings" w:hAnsi="Wingdings" w:hint="default"/>
+        <w:sz w:val="20"/>
+      </w:rPr>
+    </w:lvl>
+    <w:lvl w:ilvl="4" w:tentative="1">
+      <w:start w:val="1"/>
+      <w:numFmt w:val="bullet"/>
+      <w:lvlText w:val=""/>
+      <w:lvlJc w:val="left"/>
+      <w:pPr>
+        <w:tabs>
+          <w:tab w:val="num" w:pos="3600"/>
+        </w:tabs>
+        <w:ind w:left="3600" w:hanging="360"/>
+      </w:pPr>
+      <w:rPr>
+        <w:rFonts w:ascii="Wingdings" w:hAnsi="Wingdings" w:hint="default"/>
+        <w:sz w:val="20"/>
+      </w:rPr>
+    </w:lvl>
+    <w:lvl w:ilvl="5" w:tentative="1">
+      <w:start w:val="1"/>
+      <w:numFmt w:val="bullet"/>
+      <w:lvlText w:val=""/>
+      <w:lvlJc w:val="left"/>
+      <w:pPr>
+        <w:tabs>
+          <w:tab w:val="num" w:pos="4320"/>
+        </w:tabs>
+        <w:ind w:left="4320" w:hanging="360"/>
+      </w:pPr>
+      <w:rPr>
+        <w:rFonts w:ascii="Wingdings" w:hAnsi="Wingdings" w:hint="default"/>
+        <w:sz w:val="20"/>
+      </w:rPr>
+    </w:lvl>
+    <w:lvl w:ilvl="6" w:tentative="1">
+      <w:start w:val="1"/>
+      <w:numFmt w:val="bullet"/>
+      <w:lvlText w:val=""/>
+      <w:lvlJc w:val="left"/>
+      <w:pPr>
+        <w:tabs>
+          <w:tab w:val="num" w:pos="5040"/>
+        </w:tabs>
+        <w:ind w:left="5040" w:hanging="360"/>
+      </w:pPr>
+      <w:rPr>
+        <w:rFonts w:ascii="Wingdings" w:hAnsi="Wingdings" w:hint="default"/>
+        <w:sz w:val="20"/>
+      </w:rPr>
+    </w:lvl>
+    <w:lvl w:ilvl="7" w:tentative="1">
+      <w:start w:val="1"/>
+      <w:numFmt w:val="bullet"/>
+      <w:lvlText w:val=""/>
+      <w:lvlJc w:val="left"/>
+      <w:pPr>
+        <w:tabs>
+          <w:tab w:val="num" w:pos="5760"/>
+        </w:tabs>
+        <w:ind w:left="5760" w:hanging="360"/>
+      </w:pPr>
+      <w:rPr>
+        <w:rFonts w:ascii="Wingdings" w:hAnsi="Wingdings" w:hint="default"/>
+        <w:sz w:val="20"/>
+      </w:rPr>
+    </w:lvl>
+    <w:lvl w:ilvl="8" w:tentative="1">
+      <w:start w:val="1"/>
+      <w:numFmt w:val="bullet"/>
+      <w:lvlText w:val=""/>
+      <w:lvlJc w:val="left"/>
+      <w:pPr>
+        <w:tabs>
+          <w:tab w:val="num" w:pos="6480"/>
+        </w:tabs>
+        <w:ind w:left="6480" w:hanging="360"/>
+      </w:pPr>
+      <w:rPr>
+        <w:rFonts w:ascii="Wingdings" w:hAnsi="Wingdings" w:hint="default"/>
+        <w:sz w:val="20"/>
+      </w:rPr>
+    </w:lvl>
+  </w:abstractNum>
+  <w:abstractNum w:abstractNumId="37">
+    <w:nsid w:val="683D4034"/>
+    <w:multiLevelType w:val="hybridMultilevel"/>
+    <w:tmpl w:val="A82AD73C"/>
+    <w:lvl w:ilvl="0" w:tplc="04090001">
+      <w:start w:val="1"/>
+      <w:numFmt w:val="bullet"/>
+      <w:lvlText w:val=""/>
+      <w:lvlJc w:val="left"/>
+      <w:pPr>
+        <w:ind w:left="1440" w:hanging="360"/>
+      </w:pPr>
+      <w:rPr>
+        <w:rFonts w:ascii="Symbol" w:hAnsi="Symbol" w:hint="default"/>
+      </w:rPr>
+    </w:lvl>
+    <w:lvl w:ilvl="1" w:tplc="04090003" w:tentative="1">
+      <w:start w:val="1"/>
+      <w:numFmt w:val="bullet"/>
+      <w:lvlText w:val="o"/>
+      <w:lvlJc w:val="left"/>
+      <w:pPr>
+        <w:ind w:left="2160" w:hanging="360"/>
+      </w:pPr>
+      <w:rPr>
+        <w:rFonts w:ascii="Courier New" w:hAnsi="Courier New" w:cs="Courier New" w:hint="default"/>
+      </w:rPr>
+    </w:lvl>
+    <w:lvl w:ilvl="2" w:tplc="04090005" w:tentative="1">
+      <w:start w:val="1"/>
+      <w:numFmt w:val="bullet"/>
+      <w:lvlText w:val=""/>
+      <w:lvlJc w:val="left"/>
+      <w:pPr>
+        <w:ind w:left="2880" w:hanging="360"/>
+      </w:pPr>
+      <w:rPr>
+        <w:rFonts w:ascii="Wingdings" w:hAnsi="Wingdings" w:hint="default"/>
+      </w:rPr>
+    </w:lvl>
+    <w:lvl w:ilvl="3" w:tplc="04090001" w:tentative="1">
+      <w:start w:val="1"/>
+      <w:numFmt w:val="bullet"/>
+      <w:lvlText w:val=""/>
+      <w:lvlJc w:val="left"/>
+      <w:pPr>
+        <w:ind w:left="3600" w:hanging="360"/>
+      </w:pPr>
+      <w:rPr>
+        <w:rFonts w:ascii="Symbol" w:hAnsi="Symbol" w:hint="default"/>
+      </w:rPr>
+    </w:lvl>
+    <w:lvl w:ilvl="4" w:tplc="04090003" w:tentative="1">
+      <w:start w:val="1"/>
+      <w:numFmt w:val="bullet"/>
+      <w:lvlText w:val="o"/>
+      <w:lvlJc w:val="left"/>
+      <w:pPr>
+        <w:ind w:left="4320" w:hanging="360"/>
+      </w:pPr>
+      <w:rPr>
+        <w:rFonts w:ascii="Courier New" w:hAnsi="Courier New" w:cs="Courier New" w:hint="default"/>
+      </w:rPr>
+    </w:lvl>
+    <w:lvl w:ilvl="5" w:tplc="04090005" w:tentative="1">
+      <w:start w:val="1"/>
+      <w:numFmt w:val="bullet"/>
+      <w:lvlText w:val=""/>
+      <w:lvlJc w:val="left"/>
+      <w:pPr>
+        <w:ind w:left="5040" w:hanging="360"/>
+      </w:pPr>
+      <w:rPr>
+        <w:rFonts w:ascii="Wingdings" w:hAnsi="Wingdings" w:hint="default"/>
+      </w:rPr>
+    </w:lvl>
+    <w:lvl w:ilvl="6" w:tplc="04090001" w:tentative="1">
+      <w:start w:val="1"/>
+      <w:numFmt w:val="bullet"/>
+      <w:lvlText w:val=""/>
+      <w:lvlJc w:val="left"/>
+      <w:pPr>
+        <w:ind w:left="5760" w:hanging="360"/>
+      </w:pPr>
+      <w:rPr>
+        <w:rFonts w:ascii="Symbol" w:hAnsi="Symbol" w:hint="default"/>
+      </w:rPr>
+    </w:lvl>
+    <w:lvl w:ilvl="7" w:tplc="04090003" w:tentative="1">
+      <w:start w:val="1"/>
+      <w:numFmt w:val="bullet"/>
+      <w:lvlText w:val="o"/>
+      <w:lvlJc w:val="left"/>
+      <w:pPr>
+        <w:ind w:left="6480" w:hanging="360"/>
+      </w:pPr>
+      <w:rPr>
+        <w:rFonts w:ascii="Courier New" w:hAnsi="Courier New" w:cs="Courier New" w:hint="default"/>
+      </w:rPr>
+    </w:lvl>
+    <w:lvl w:ilvl="8" w:tplc="04090005" w:tentative="1">
+      <w:start w:val="1"/>
+      <w:numFmt w:val="bullet"/>
+      <w:lvlText w:val=""/>
+      <w:lvlJc w:val="left"/>
+      <w:pPr>
+        <w:ind w:left="7200" w:hanging="360"/>
+      </w:pPr>
+      <w:rPr>
+        <w:rFonts w:ascii="Wingdings" w:hAnsi="Wingdings" w:hint="default"/>
+      </w:rPr>
+    </w:lvl>
+  </w:abstractNum>
+  <w:abstractNum w:abstractNumId="38">
     <w:nsid w:val="6DC3293B"/>
     <w:multiLevelType w:val="singleLevel"/>
     <w:tmpl w:val="3A8EC28E"/>
@@ -7251,131 +8483,159 @@
       </w:pPr>
     </w:lvl>
   </w:abstractNum>
-  <w:abstractNum w:abstractNumId="32">
-    <w:nsid w:val="730E3672"/>
+  <w:abstractNum w:abstractNumId="39">
+    <w:nsid w:val="6E087966"/>
     <w:multiLevelType w:val="multilevel"/>
-    <w:tmpl w:val="F02A1928"/>
+    <w:tmpl w:val="3CE22560"/>
     <w:lvl w:ilvl="0">
       <w:start w:val="1"/>
-      <w:numFmt w:val="decimal"/>
-      <w:lvlText w:val="%1."/>
-      <w:lvlJc w:val="left"/>
-      <w:pPr>
-        <w:ind w:left="1080" w:hanging="360"/>
-      </w:pPr>
-      <w:rPr>
-        <w:rFonts w:hint="default"/>
-      </w:rPr>
-    </w:lvl>
-    <w:lvl w:ilvl="1">
-      <w:start w:val="1"/>
-      <w:numFmt w:val="decimal"/>
-      <w:isLgl/>
-      <w:lvlText w:val="%1.%2."/>
-      <w:lvlJc w:val="left"/>
-      <w:pPr>
-        <w:ind w:left="1080" w:hanging="360"/>
-      </w:pPr>
-      <w:rPr>
-        <w:rFonts w:hint="default"/>
-      </w:rPr>
-    </w:lvl>
-    <w:lvl w:ilvl="2">
-      <w:start w:val="1"/>
-      <w:numFmt w:val="decimal"/>
-      <w:isLgl/>
-      <w:lvlText w:val="%1.%2.%3."/>
-      <w:lvlJc w:val="left"/>
-      <w:pPr>
-        <w:ind w:left="1440" w:hanging="720"/>
-      </w:pPr>
-      <w:rPr>
-        <w:rFonts w:hint="default"/>
-      </w:rPr>
-    </w:lvl>
-    <w:lvl w:ilvl="3">
-      <w:start w:val="1"/>
-      <w:numFmt w:val="decimal"/>
-      <w:isLgl/>
-      <w:lvlText w:val="%1.%2.%3.%4."/>
-      <w:lvlJc w:val="left"/>
-      <w:pPr>
-        <w:ind w:left="1440" w:hanging="720"/>
-      </w:pPr>
-      <w:rPr>
-        <w:rFonts w:hint="default"/>
-      </w:rPr>
-    </w:lvl>
-    <w:lvl w:ilvl="4">
-      <w:start w:val="1"/>
-      <w:numFmt w:val="decimal"/>
-      <w:isLgl/>
-      <w:lvlText w:val="%1.%2.%3.%4.%5."/>
-      <w:lvlJc w:val="left"/>
-      <w:pPr>
-        <w:ind w:left="1800" w:hanging="1080"/>
-      </w:pPr>
-      <w:rPr>
-        <w:rFonts w:hint="default"/>
-      </w:rPr>
-    </w:lvl>
-    <w:lvl w:ilvl="5">
-      <w:start w:val="1"/>
-      <w:numFmt w:val="decimal"/>
-      <w:isLgl/>
-      <w:lvlText w:val="%1.%2.%3.%4.%5.%6."/>
-      <w:lvlJc w:val="left"/>
-      <w:pPr>
-        <w:ind w:left="1800" w:hanging="1080"/>
-      </w:pPr>
-      <w:rPr>
-        <w:rFonts w:hint="default"/>
-      </w:rPr>
-    </w:lvl>
-    <w:lvl w:ilvl="6">
-      <w:start w:val="1"/>
-      <w:numFmt w:val="decimal"/>
-      <w:isLgl/>
-      <w:lvlText w:val="%1.%2.%3.%4.%5.%6.%7."/>
-      <w:lvlJc w:val="left"/>
-      <w:pPr>
-        <w:ind w:left="1800" w:hanging="1080"/>
-      </w:pPr>
-      <w:rPr>
-        <w:rFonts w:hint="default"/>
-      </w:rPr>
-    </w:lvl>
-    <w:lvl w:ilvl="7">
-      <w:start w:val="1"/>
-      <w:numFmt w:val="decimal"/>
-      <w:isLgl/>
-      <w:lvlText w:val="%1.%2.%3.%4.%5.%6.%7.%8."/>
-      <w:lvlJc w:val="left"/>
-      <w:pPr>
-        <w:ind w:left="2160" w:hanging="1440"/>
-      </w:pPr>
-      <w:rPr>
-        <w:rFonts w:hint="default"/>
-      </w:rPr>
-    </w:lvl>
-    <w:lvl w:ilvl="8">
-      <w:start w:val="1"/>
-      <w:numFmt w:val="decimal"/>
-      <w:isLgl/>
-      <w:lvlText w:val="%1.%2.%3.%4.%5.%6.%7.%8.%9."/>
-      <w:lvlJc w:val="left"/>
-      <w:pPr>
-        <w:ind w:left="2160" w:hanging="1440"/>
-      </w:pPr>
-      <w:rPr>
-        <w:rFonts w:hint="default"/>
+      <w:numFmt w:val="bullet"/>
+      <w:lvlText w:val=""/>
+      <w:lvlJc w:val="left"/>
+      <w:pPr>
+        <w:tabs>
+          <w:tab w:val="num" w:pos="720"/>
+        </w:tabs>
+        <w:ind w:left="720" w:hanging="360"/>
+      </w:pPr>
+      <w:rPr>
+        <w:rFonts w:ascii="Symbol" w:hAnsi="Symbol" w:hint="default"/>
+        <w:sz w:val="20"/>
+      </w:rPr>
+    </w:lvl>
+    <w:lvl w:ilvl="1" w:tentative="1">
+      <w:start w:val="1"/>
+      <w:numFmt w:val="bullet"/>
+      <w:lvlText w:val="o"/>
+      <w:lvlJc w:val="left"/>
+      <w:pPr>
+        <w:tabs>
+          <w:tab w:val="num" w:pos="1440"/>
+        </w:tabs>
+        <w:ind w:left="1440" w:hanging="360"/>
+      </w:pPr>
+      <w:rPr>
+        <w:rFonts w:ascii="Courier New" w:hAnsi="Courier New" w:hint="default"/>
+        <w:sz w:val="20"/>
+      </w:rPr>
+    </w:lvl>
+    <w:lvl w:ilvl="2" w:tentative="1">
+      <w:start w:val="1"/>
+      <w:numFmt w:val="bullet"/>
+      <w:lvlText w:val=""/>
+      <w:lvlJc w:val="left"/>
+      <w:pPr>
+        <w:tabs>
+          <w:tab w:val="num" w:pos="2160"/>
+        </w:tabs>
+        <w:ind w:left="2160" w:hanging="360"/>
+      </w:pPr>
+      <w:rPr>
+        <w:rFonts w:ascii="Wingdings" w:hAnsi="Wingdings" w:hint="default"/>
+        <w:sz w:val="20"/>
+      </w:rPr>
+    </w:lvl>
+    <w:lvl w:ilvl="3" w:tentative="1">
+      <w:start w:val="1"/>
+      <w:numFmt w:val="bullet"/>
+      <w:lvlText w:val=""/>
+      <w:lvlJc w:val="left"/>
+      <w:pPr>
+        <w:tabs>
+          <w:tab w:val="num" w:pos="2880"/>
+        </w:tabs>
+        <w:ind w:left="2880" w:hanging="360"/>
+      </w:pPr>
+      <w:rPr>
+        <w:rFonts w:ascii="Wingdings" w:hAnsi="Wingdings" w:hint="default"/>
+        <w:sz w:val="20"/>
+      </w:rPr>
+    </w:lvl>
+    <w:lvl w:ilvl="4" w:tentative="1">
+      <w:start w:val="1"/>
+      <w:numFmt w:val="bullet"/>
+      <w:lvlText w:val=""/>
+      <w:lvlJc w:val="left"/>
+      <w:pPr>
+        <w:tabs>
+          <w:tab w:val="num" w:pos="3600"/>
+        </w:tabs>
+        <w:ind w:left="3600" w:hanging="360"/>
+      </w:pPr>
+      <w:rPr>
+        <w:rFonts w:ascii="Wingdings" w:hAnsi="Wingdings" w:hint="default"/>
+        <w:sz w:val="20"/>
+      </w:rPr>
+    </w:lvl>
+    <w:lvl w:ilvl="5" w:tentative="1">
+      <w:start w:val="1"/>
+      <w:numFmt w:val="bullet"/>
+      <w:lvlText w:val=""/>
+      <w:lvlJc w:val="left"/>
+      <w:pPr>
+        <w:tabs>
+          <w:tab w:val="num" w:pos="4320"/>
+        </w:tabs>
+        <w:ind w:left="4320" w:hanging="360"/>
+      </w:pPr>
+      <w:rPr>
+        <w:rFonts w:ascii="Wingdings" w:hAnsi="Wingdings" w:hint="default"/>
+        <w:sz w:val="20"/>
+      </w:rPr>
+    </w:lvl>
+    <w:lvl w:ilvl="6" w:tentative="1">
+      <w:start w:val="1"/>
+      <w:numFmt w:val="bullet"/>
+      <w:lvlText w:val=""/>
+      <w:lvlJc w:val="left"/>
+      <w:pPr>
+        <w:tabs>
+          <w:tab w:val="num" w:pos="5040"/>
+        </w:tabs>
+        <w:ind w:left="5040" w:hanging="360"/>
+      </w:pPr>
+      <w:rPr>
+        <w:rFonts w:ascii="Wingdings" w:hAnsi="Wingdings" w:hint="default"/>
+        <w:sz w:val="20"/>
+      </w:rPr>
+    </w:lvl>
+    <w:lvl w:ilvl="7" w:tentative="1">
+      <w:start w:val="1"/>
+      <w:numFmt w:val="bullet"/>
+      <w:lvlText w:val=""/>
+      <w:lvlJc w:val="left"/>
+      <w:pPr>
+        <w:tabs>
+          <w:tab w:val="num" w:pos="5760"/>
+        </w:tabs>
+        <w:ind w:left="5760" w:hanging="360"/>
+      </w:pPr>
+      <w:rPr>
+        <w:rFonts w:ascii="Wingdings" w:hAnsi="Wingdings" w:hint="default"/>
+        <w:sz w:val="20"/>
+      </w:rPr>
+    </w:lvl>
+    <w:lvl w:ilvl="8" w:tentative="1">
+      <w:start w:val="1"/>
+      <w:numFmt w:val="bullet"/>
+      <w:lvlText w:val=""/>
+      <w:lvlJc w:val="left"/>
+      <w:pPr>
+        <w:tabs>
+          <w:tab w:val="num" w:pos="6480"/>
+        </w:tabs>
+        <w:ind w:left="6480" w:hanging="360"/>
+      </w:pPr>
+      <w:rPr>
+        <w:rFonts w:ascii="Wingdings" w:hAnsi="Wingdings" w:hint="default"/>
+        <w:sz w:val="20"/>
       </w:rPr>
     </w:lvl>
   </w:abstractNum>
-  <w:abstractNum w:abstractNumId="33">
-    <w:nsid w:val="74552447"/>
+  <w:abstractNum w:abstractNumId="40">
+    <w:nsid w:val="7AEE4293"/>
     <w:multiLevelType w:val="multilevel"/>
-    <w:tmpl w:val="D35E722E"/>
+    <w:tmpl w:val="713688B4"/>
     <w:lvl w:ilvl="0">
       <w:start w:val="1"/>
       <w:numFmt w:val="bullet"/>
@@ -7521,308 +8781,10 @@
       </w:rPr>
     </w:lvl>
   </w:abstractNum>
-  <w:abstractNum w:abstractNumId="34">
-    <w:nsid w:val="75AF0293"/>
+  <w:abstractNum w:abstractNumId="41">
+    <w:nsid w:val="7E3B657D"/>
     <w:multiLevelType w:val="multilevel"/>
-    <w:tmpl w:val="04BAB9F4"/>
-    <w:lvl w:ilvl="0">
-      <w:start w:val="1"/>
-      <w:numFmt w:val="bullet"/>
-      <w:lvlText w:val=""/>
-      <w:lvlJc w:val="left"/>
-      <w:pPr>
-        <w:tabs>
-          <w:tab w:val="num" w:pos="720"/>
-        </w:tabs>
-        <w:ind w:left="720" w:hanging="360"/>
-      </w:pPr>
-      <w:rPr>
-        <w:rFonts w:ascii="Symbol" w:hAnsi="Symbol" w:hint="default"/>
-        <w:sz w:val="20"/>
-      </w:rPr>
-    </w:lvl>
-    <w:lvl w:ilvl="1" w:tentative="1">
-      <w:start w:val="1"/>
-      <w:numFmt w:val="bullet"/>
-      <w:lvlText w:val="o"/>
-      <w:lvlJc w:val="left"/>
-      <w:pPr>
-        <w:tabs>
-          <w:tab w:val="num" w:pos="1440"/>
-        </w:tabs>
-        <w:ind w:left="1440" w:hanging="360"/>
-      </w:pPr>
-      <w:rPr>
-        <w:rFonts w:ascii="Courier New" w:hAnsi="Courier New" w:hint="default"/>
-        <w:sz w:val="20"/>
-      </w:rPr>
-    </w:lvl>
-    <w:lvl w:ilvl="2" w:tentative="1">
-      <w:start w:val="1"/>
-      <w:numFmt w:val="bullet"/>
-      <w:lvlText w:val=""/>
-      <w:lvlJc w:val="left"/>
-      <w:pPr>
-        <w:tabs>
-          <w:tab w:val="num" w:pos="2160"/>
-        </w:tabs>
-        <w:ind w:left="2160" w:hanging="360"/>
-      </w:pPr>
-      <w:rPr>
-        <w:rFonts w:ascii="Wingdings" w:hAnsi="Wingdings" w:hint="default"/>
-        <w:sz w:val="20"/>
-      </w:rPr>
-    </w:lvl>
-    <w:lvl w:ilvl="3" w:tentative="1">
-      <w:start w:val="1"/>
-      <w:numFmt w:val="bullet"/>
-      <w:lvlText w:val=""/>
-      <w:lvlJc w:val="left"/>
-      <w:pPr>
-        <w:tabs>
-          <w:tab w:val="num" w:pos="2880"/>
-        </w:tabs>
-        <w:ind w:left="2880" w:hanging="360"/>
-      </w:pPr>
-      <w:rPr>
-        <w:rFonts w:ascii="Wingdings" w:hAnsi="Wingdings" w:hint="default"/>
-        <w:sz w:val="20"/>
-      </w:rPr>
-    </w:lvl>
-    <w:lvl w:ilvl="4" w:tentative="1">
-      <w:start w:val="1"/>
-      <w:numFmt w:val="bullet"/>
-      <w:lvlText w:val=""/>
-      <w:lvlJc w:val="left"/>
-      <w:pPr>
-        <w:tabs>
-          <w:tab w:val="num" w:pos="3600"/>
-        </w:tabs>
-        <w:ind w:left="3600" w:hanging="360"/>
-      </w:pPr>
-      <w:rPr>
-        <w:rFonts w:ascii="Wingdings" w:hAnsi="Wingdings" w:hint="default"/>
-        <w:sz w:val="20"/>
-      </w:rPr>
-    </w:lvl>
-    <w:lvl w:ilvl="5" w:tentative="1">
-      <w:start w:val="1"/>
-      <w:numFmt w:val="bullet"/>
-      <w:lvlText w:val=""/>
-      <w:lvlJc w:val="left"/>
-      <w:pPr>
-        <w:tabs>
-          <w:tab w:val="num" w:pos="4320"/>
-        </w:tabs>
-        <w:ind w:left="4320" w:hanging="360"/>
-      </w:pPr>
-      <w:rPr>
-        <w:rFonts w:ascii="Wingdings" w:hAnsi="Wingdings" w:hint="default"/>
-        <w:sz w:val="20"/>
-      </w:rPr>
-    </w:lvl>
-    <w:lvl w:ilvl="6" w:tentative="1">
-      <w:start w:val="1"/>
-      <w:numFmt w:val="bullet"/>
-      <w:lvlText w:val=""/>
-      <w:lvlJc w:val="left"/>
-      <w:pPr>
-        <w:tabs>
-          <w:tab w:val="num" w:pos="5040"/>
-        </w:tabs>
-        <w:ind w:left="5040" w:hanging="360"/>
-      </w:pPr>
-      <w:rPr>
-        <w:rFonts w:ascii="Wingdings" w:hAnsi="Wingdings" w:hint="default"/>
-        <w:sz w:val="20"/>
-      </w:rPr>
-    </w:lvl>
-    <w:lvl w:ilvl="7" w:tentative="1">
-      <w:start w:val="1"/>
-      <w:numFmt w:val="bullet"/>
-      <w:lvlText w:val=""/>
-      <w:lvlJc w:val="left"/>
-      <w:pPr>
-        <w:tabs>
-          <w:tab w:val="num" w:pos="5760"/>
-        </w:tabs>
-        <w:ind w:left="5760" w:hanging="360"/>
-      </w:pPr>
-      <w:rPr>
-        <w:rFonts w:ascii="Wingdings" w:hAnsi="Wingdings" w:hint="default"/>
-        <w:sz w:val="20"/>
-      </w:rPr>
-    </w:lvl>
-    <w:lvl w:ilvl="8" w:tentative="1">
-      <w:start w:val="1"/>
-      <w:numFmt w:val="bullet"/>
-      <w:lvlText w:val=""/>
-      <w:lvlJc w:val="left"/>
-      <w:pPr>
-        <w:tabs>
-          <w:tab w:val="num" w:pos="6480"/>
-        </w:tabs>
-        <w:ind w:left="6480" w:hanging="360"/>
-      </w:pPr>
-      <w:rPr>
-        <w:rFonts w:ascii="Wingdings" w:hAnsi="Wingdings" w:hint="default"/>
-        <w:sz w:val="20"/>
-      </w:rPr>
-    </w:lvl>
-  </w:abstractNum>
-  <w:abstractNum w:abstractNumId="35">
-    <w:nsid w:val="7C8679E7"/>
-    <w:multiLevelType w:val="multilevel"/>
-    <w:tmpl w:val="AEBE232E"/>
-    <w:lvl w:ilvl="0">
-      <w:start w:val="1"/>
-      <w:numFmt w:val="bullet"/>
-      <w:lvlText w:val=""/>
-      <w:lvlJc w:val="left"/>
-      <w:pPr>
-        <w:tabs>
-          <w:tab w:val="num" w:pos="720"/>
-        </w:tabs>
-        <w:ind w:left="720" w:hanging="360"/>
-      </w:pPr>
-      <w:rPr>
-        <w:rFonts w:ascii="Symbol" w:hAnsi="Symbol" w:hint="default"/>
-        <w:sz w:val="20"/>
-      </w:rPr>
-    </w:lvl>
-    <w:lvl w:ilvl="1" w:tentative="1">
-      <w:start w:val="1"/>
-      <w:numFmt w:val="bullet"/>
-      <w:lvlText w:val="o"/>
-      <w:lvlJc w:val="left"/>
-      <w:pPr>
-        <w:tabs>
-          <w:tab w:val="num" w:pos="1440"/>
-        </w:tabs>
-        <w:ind w:left="1440" w:hanging="360"/>
-      </w:pPr>
-      <w:rPr>
-        <w:rFonts w:ascii="Courier New" w:hAnsi="Courier New" w:hint="default"/>
-        <w:sz w:val="20"/>
-      </w:rPr>
-    </w:lvl>
-    <w:lvl w:ilvl="2" w:tentative="1">
-      <w:start w:val="1"/>
-      <w:numFmt w:val="bullet"/>
-      <w:lvlText w:val=""/>
-      <w:lvlJc w:val="left"/>
-      <w:pPr>
-        <w:tabs>
-          <w:tab w:val="num" w:pos="2160"/>
-        </w:tabs>
-        <w:ind w:left="2160" w:hanging="360"/>
-      </w:pPr>
-      <w:rPr>
-        <w:rFonts w:ascii="Wingdings" w:hAnsi="Wingdings" w:hint="default"/>
-        <w:sz w:val="20"/>
-      </w:rPr>
-    </w:lvl>
-    <w:lvl w:ilvl="3" w:tentative="1">
-      <w:start w:val="1"/>
-      <w:numFmt w:val="bullet"/>
-      <w:lvlText w:val=""/>
-      <w:lvlJc w:val="left"/>
-      <w:pPr>
-        <w:tabs>
-          <w:tab w:val="num" w:pos="2880"/>
-        </w:tabs>
-        <w:ind w:left="2880" w:hanging="360"/>
-      </w:pPr>
-      <w:rPr>
-        <w:rFonts w:ascii="Wingdings" w:hAnsi="Wingdings" w:hint="default"/>
-        <w:sz w:val="20"/>
-      </w:rPr>
-    </w:lvl>
-    <w:lvl w:ilvl="4" w:tentative="1">
-      <w:start w:val="1"/>
-      <w:numFmt w:val="bullet"/>
-      <w:lvlText w:val=""/>
-      <w:lvlJc w:val="left"/>
-      <w:pPr>
-        <w:tabs>
-          <w:tab w:val="num" w:pos="3600"/>
-        </w:tabs>
-        <w:ind w:left="3600" w:hanging="360"/>
-      </w:pPr>
-      <w:rPr>
-        <w:rFonts w:ascii="Wingdings" w:hAnsi="Wingdings" w:hint="default"/>
-        <w:sz w:val="20"/>
-      </w:rPr>
-    </w:lvl>
-    <w:lvl w:ilvl="5" w:tentative="1">
-      <w:start w:val="1"/>
-      <w:numFmt w:val="bullet"/>
-      <w:lvlText w:val=""/>
-      <w:lvlJc w:val="left"/>
-      <w:pPr>
-        <w:tabs>
-          <w:tab w:val="num" w:pos="4320"/>
-        </w:tabs>
-        <w:ind w:left="4320" w:hanging="360"/>
-      </w:pPr>
-      <w:rPr>
-        <w:rFonts w:ascii="Wingdings" w:hAnsi="Wingdings" w:hint="default"/>
-        <w:sz w:val="20"/>
-      </w:rPr>
-    </w:lvl>
-    <w:lvl w:ilvl="6" w:tentative="1">
-      <w:start w:val="1"/>
-      <w:numFmt w:val="bullet"/>
-      <w:lvlText w:val=""/>
-      <w:lvlJc w:val="left"/>
-      <w:pPr>
-        <w:tabs>
-          <w:tab w:val="num" w:pos="5040"/>
-        </w:tabs>
-        <w:ind w:left="5040" w:hanging="360"/>
-      </w:pPr>
-      <w:rPr>
-        <w:rFonts w:ascii="Wingdings" w:hAnsi="Wingdings" w:hint="default"/>
-        <w:sz w:val="20"/>
-      </w:rPr>
-    </w:lvl>
-    <w:lvl w:ilvl="7" w:tentative="1">
-      <w:start w:val="1"/>
-      <w:numFmt w:val="bullet"/>
-      <w:lvlText w:val=""/>
-      <w:lvlJc w:val="left"/>
-      <w:pPr>
-        <w:tabs>
-          <w:tab w:val="num" w:pos="5760"/>
-        </w:tabs>
-        <w:ind w:left="5760" w:hanging="360"/>
-      </w:pPr>
-      <w:rPr>
-        <w:rFonts w:ascii="Wingdings" w:hAnsi="Wingdings" w:hint="default"/>
-        <w:sz w:val="20"/>
-      </w:rPr>
-    </w:lvl>
-    <w:lvl w:ilvl="8" w:tentative="1">
-      <w:start w:val="1"/>
-      <w:numFmt w:val="bullet"/>
-      <w:lvlText w:val=""/>
-      <w:lvlJc w:val="left"/>
-      <w:pPr>
-        <w:tabs>
-          <w:tab w:val="num" w:pos="6480"/>
-        </w:tabs>
-        <w:ind w:left="6480" w:hanging="360"/>
-      </w:pPr>
-      <w:rPr>
-        <w:rFonts w:ascii="Wingdings" w:hAnsi="Wingdings" w:hint="default"/>
-        <w:sz w:val="20"/>
-      </w:rPr>
-    </w:lvl>
-  </w:abstractNum>
-  <w:abstractNum w:abstractNumId="36">
-    <w:nsid w:val="7D8E03F9"/>
-    <w:multiLevelType w:val="multilevel"/>
-    <w:tmpl w:val="28EE9896"/>
+    <w:tmpl w:val="64EE59DE"/>
     <w:lvl w:ilvl="0">
       <w:start w:val="1"/>
       <w:numFmt w:val="bullet"/>
@@ -7969,116 +8931,135 @@
     </w:lvl>
   </w:abstractNum>
   <w:num w:numId="1">
-    <w:abstractNumId w:val="4"/>
+    <w:abstractNumId w:val="2"/>
   </w:num>
   <w:num w:numId="2">
+    <w:abstractNumId w:val="3"/>
+  </w:num>
+  <w:num w:numId="3">
+    <w:abstractNumId w:val="28"/>
+  </w:num>
+  <w:num w:numId="4">
     <w:abstractNumId w:val="32"/>
   </w:num>
-  <w:num w:numId="3">
-    <w:abstractNumId w:val="1"/>
-  </w:num>
-  <w:num w:numId="4">
-    <w:abstractNumId w:val="8"/>
-  </w:num>
   <w:num w:numId="5">
-    <w:abstractNumId w:val="31"/>
+    <w:abstractNumId w:val="25"/>
   </w:num>
   <w:num w:numId="6">
+    <w:abstractNumId w:val="40"/>
+  </w:num>
+  <w:num w:numId="7">
+    <w:abstractNumId w:val="35"/>
+  </w:num>
+  <w:num w:numId="8">
+    <w:abstractNumId w:val="36"/>
+  </w:num>
+  <w:num w:numId="9">
+    <w:abstractNumId w:val="16"/>
+  </w:num>
+  <w:num w:numId="10">
+    <w:abstractNumId w:val="5"/>
+  </w:num>
+  <w:num w:numId="11">
     <w:abstractNumId w:val="11"/>
   </w:num>
-  <w:num w:numId="7">
-    <w:abstractNumId w:val="5"/>
+  <w:num w:numId="12">
+    <w:abstractNumId w:val="13"/>
   </w:num>
-  <w:num w:numId="8">
-    <w:abstractNumId w:val="2"/>
+  <w:num w:numId="13">
+    <w:abstractNumId w:val="37"/>
   </w:num>
-  <w:num w:numId="9">
+  <w:num w:numId="14">
     <w:abstractNumId w:val="30"/>
   </w:num>
-  <w:num w:numId="10">
-    <w:abstractNumId w:val="27"/>
-  </w:num>
-  <w:num w:numId="11">
+  <w:num w:numId="15">
     <w:abstractNumId w:val="33"/>
   </w:num>
-  <w:num w:numId="12">
-    <w:abstractNumId w:val="35"/>
-  </w:num>
-  <w:num w:numId="13">
-    <w:abstractNumId w:val="16"/>
-  </w:num>
-  <w:num w:numId="14">
-    <w:abstractNumId w:val="21"/>
-  </w:num>
-  <w:num w:numId="15">
-    <w:abstractNumId w:val="0"/>
-  </w:num>
   <w:num w:numId="16">
-    <w:abstractNumId w:val="3"/>
+    <w:abstractNumId w:val="22"/>
   </w:num>
   <w:num w:numId="17">
     <w:abstractNumId w:val="19"/>
   </w:num>
   <w:num w:numId="18">
-    <w:abstractNumId w:val="13"/>
+    <w:abstractNumId w:val="29"/>
   </w:num>
   <w:num w:numId="19">
-    <w:abstractNumId w:val="28"/>
+    <w:abstractNumId w:val="41"/>
   </w:num>
   <w:num w:numId="20">
-    <w:abstractNumId w:val="7"/>
+    <w:abstractNumId w:val="9"/>
   </w:num>
   <w:num w:numId="21">
-    <w:abstractNumId w:val="29"/>
+    <w:abstractNumId w:val="23"/>
   </w:num>
   <w:num w:numId="22">
-    <w:abstractNumId w:val="12"/>
+    <w:abstractNumId w:val="17"/>
   </w:num>
   <w:num w:numId="23">
-    <w:abstractNumId w:val="34"/>
+    <w:abstractNumId w:val="31"/>
   </w:num>
   <w:num w:numId="24">
-    <w:abstractNumId w:val="9"/>
+    <w:abstractNumId w:val="12"/>
   </w:num>
   <w:num w:numId="25">
     <w:abstractNumId w:val="15"/>
   </w:num>
   <w:num w:numId="26">
+    <w:abstractNumId w:val="27"/>
+  </w:num>
+  <w:num w:numId="27">
+    <w:abstractNumId w:val="4"/>
+  </w:num>
+  <w:num w:numId="28">
+    <w:abstractNumId w:val="34"/>
+  </w:num>
+  <w:num w:numId="29">
+    <w:abstractNumId w:val="39"/>
+  </w:num>
+  <w:num w:numId="30">
+    <w:abstractNumId w:val="18"/>
+  </w:num>
+  <w:num w:numId="31">
     <w:abstractNumId w:val="26"/>
   </w:num>
-  <w:num w:numId="27">
-    <w:abstractNumId w:val="18"/>
+  <w:num w:numId="32">
+    <w:abstractNumId w:val="10"/>
   </w:num>
-  <w:num w:numId="28">
+  <w:num w:numId="33">
+    <w:abstractNumId w:val="21"/>
+  </w:num>
+  <w:num w:numId="34">
+    <w:abstractNumId w:val="38"/>
+  </w:num>
+  <w:num w:numId="35">
+    <w:abstractNumId w:val="7"/>
+  </w:num>
+  <w:num w:numId="36">
+    <w:abstractNumId w:val="20"/>
+  </w:num>
+  <w:num w:numId="37">
     <w:abstractNumId w:val="24"/>
   </w:num>
-  <w:num w:numId="29">
-    <w:abstractNumId w:val="20"/>
-  </w:num>
-  <w:num w:numId="30">
-    <w:abstractNumId w:val="22"/>
-  </w:num>
-  <w:num w:numId="31">
-    <w:abstractNumId w:val="10"/>
-  </w:num>
-  <w:num w:numId="32">
-    <w:abstractNumId w:val="17"/>
-  </w:num>
-  <w:num w:numId="33">
-    <w:abstractNumId w:val="23"/>
-  </w:num>
-  <w:num w:numId="34">
-    <w:abstractNumId w:val="36"/>
-  </w:num>
-  <w:num w:numId="35">
+  <w:num w:numId="38">
     <w:abstractNumId w:val="14"/>
   </w:num>
-  <w:num w:numId="36">
-    <w:abstractNumId w:val="25"/>
+  <w:num w:numId="39">
+    <w:abstractNumId w:val="0"/>
+    <w:lvlOverride w:ilvl="0">
+      <w:startOverride w:val="1"/>
+    </w:lvlOverride>
   </w:num>
-  <w:num w:numId="37">
+  <w:num w:numId="40">
     <w:abstractNumId w:val="6"/>
   </w:num>
+  <w:num w:numId="41">
+    <w:abstractNumId w:val="1"/>
+  </w:num>
+  <w:num w:numId="42">
+    <w:abstractNumId w:val="8"/>
+  </w:num>
+  <w:numIdMacAtCleanup w:val="2"/>
 </w:numbering>
 </file>
 
@@ -8543,8 +9524,12 @@
     <w:rsid w:val="00383E2E"/>
     <w:pPr>
       <w:numPr>
-        <w:numId w:val="8"/>
+        <w:numId w:val="1"/>
       </w:numPr>
+      <w:tabs>
+        <w:tab w:val="clear" w:pos="1139"/>
+        <w:tab w:val="num" w:pos="288"/>
+      </w:tabs>
       <w:adjustRightInd w:val="0"/>
       <w:snapToGrid w:val="0"/>
       <w:spacing w:before="180" w:after="60" w:line="240" w:lineRule="auto"/>
@@ -8705,6 +9690,155 @@
     <w:name w:val="mop"/>
     <w:basedOn w:val="DefaultParagraphFont"/>
     <w:rsid w:val="005B3109"/>
+  </w:style>
+  <w:style w:type="character" w:customStyle="1" w:styleId="italic">
+    <w:name w:val="italic"/>
+    <w:basedOn w:val="DefaultParagraphFont"/>
+    <w:rsid w:val="007F475A"/>
+  </w:style>
+  <w:style w:type="paragraph" w:customStyle="1" w:styleId="isselectedend">
+    <w:name w:val="isselectedend"/>
+    <w:basedOn w:val="Normal"/>
+    <w:rsid w:val="008E7159"/>
+    <w:pPr>
+      <w:spacing w:before="100" w:beforeAutospacing="1" w:after="100" w:afterAutospacing="1" w:line="240" w:lineRule="auto"/>
+    </w:pPr>
+    <w:rPr>
+      <w:rFonts w:ascii="Times New Roman" w:eastAsia="Times New Roman" w:hAnsi="Times New Roman"/>
+      <w:sz w:val="24"/>
+      <w:szCs w:val="24"/>
+      <w:lang w:bidi="te-IN"/>
+    </w:rPr>
+  </w:style>
+  <w:style w:type="character" w:customStyle="1" w:styleId="text-token-text-primary">
+    <w:name w:val="text-token-text-primary"/>
+    <w:basedOn w:val="DefaultParagraphFont"/>
+    <w:rsid w:val="008E7159"/>
+  </w:style>
+  <w:style w:type="character" w:customStyle="1" w:styleId="math-inline">
+    <w:name w:val="math-inline"/>
+    <w:basedOn w:val="DefaultParagraphFont"/>
+    <w:rsid w:val="00D37350"/>
+  </w:style>
+  <w:style w:type="paragraph" w:customStyle="1" w:styleId="leading-tight">
+    <w:name w:val="leading-tight"/>
+    <w:basedOn w:val="Normal"/>
+    <w:rsid w:val="008D44B0"/>
+    <w:pPr>
+      <w:spacing w:before="100" w:beforeAutospacing="1" w:after="100" w:afterAutospacing="1" w:line="240" w:lineRule="auto"/>
+    </w:pPr>
+    <w:rPr>
+      <w:rFonts w:ascii="Times New Roman" w:eastAsia="Times New Roman" w:hAnsi="Times New Roman"/>
+      <w:sz w:val="24"/>
+      <w:szCs w:val="24"/>
+      <w:lang w:bidi="te-IN"/>
+    </w:rPr>
+  </w:style>
+  <w:style w:type="character" w:styleId="FollowedHyperlink">
+    <w:name w:val="FollowedHyperlink"/>
+    <w:basedOn w:val="DefaultParagraphFont"/>
+    <w:uiPriority w:val="99"/>
+    <w:semiHidden/>
+    <w:unhideWhenUsed/>
+    <w:rsid w:val="00561255"/>
+    <w:rPr>
+      <w:color w:val="954F72" w:themeColor="followedHyperlink"/>
+      <w:u w:val="single"/>
+    </w:rPr>
+  </w:style>
+  <w:style w:type="paragraph" w:customStyle="1" w:styleId="pdq2pgselectionanchorcontainer">
+    <w:name w:val="pdq2pg_selectionanchorcontainer"/>
+    <w:basedOn w:val="Normal"/>
+    <w:rsid w:val="007714B6"/>
+    <w:pPr>
+      <w:spacing w:before="100" w:beforeAutospacing="1" w:after="100" w:afterAutospacing="1" w:line="240" w:lineRule="auto"/>
+    </w:pPr>
+    <w:rPr>
+      <w:rFonts w:ascii="Times New Roman" w:eastAsia="Times New Roman" w:hAnsi="Times New Roman"/>
+      <w:sz w:val="24"/>
+      <w:szCs w:val="24"/>
+      <w:lang w:bidi="te-IN"/>
+    </w:rPr>
+  </w:style>
+  <w:style w:type="character" w:styleId="HTMLCode">
+    <w:name w:val="HTML Code"/>
+    <w:basedOn w:val="DefaultParagraphFont"/>
+    <w:uiPriority w:val="99"/>
+    <w:semiHidden/>
+    <w:unhideWhenUsed/>
+    <w:rsid w:val="007714B6"/>
+    <w:rPr>
+      <w:rFonts w:ascii="Courier New" w:eastAsia="Times New Roman" w:hAnsi="Courier New" w:cs="Courier New"/>
+      <w:sz w:val="20"/>
+      <w:szCs w:val="20"/>
+    </w:rPr>
+  </w:style>
+  <w:style w:type="paragraph" w:styleId="IntenseQuote">
+    <w:name w:val="Intense Quote"/>
+    <w:basedOn w:val="Normal"/>
+    <w:next w:val="Normal"/>
+    <w:link w:val="IntenseQuoteChar"/>
+    <w:uiPriority w:val="30"/>
+    <w:qFormat/>
+    <w:rsid w:val="000F494B"/>
+    <w:pPr>
+      <w:pBdr>
+        <w:bottom w:val="single" w:sz="4" w:space="4" w:color="5B9BD5" w:themeColor="accent1"/>
+      </w:pBdr>
+      <w:spacing w:before="200" w:after="280"/>
+      <w:ind w:left="936" w:right="936"/>
+    </w:pPr>
+    <w:rPr>
+      <w:b/>
+      <w:bCs/>
+      <w:i/>
+      <w:iCs/>
+      <w:color w:val="5B9BD5" w:themeColor="accent1"/>
+    </w:rPr>
+  </w:style>
+  <w:style w:type="character" w:customStyle="1" w:styleId="IntenseQuoteChar">
+    <w:name w:val="Intense Quote Char"/>
+    <w:basedOn w:val="DefaultParagraphFont"/>
+    <w:link w:val="IntenseQuote"/>
+    <w:uiPriority w:val="30"/>
+    <w:rsid w:val="000F494B"/>
+    <w:rPr>
+      <w:b/>
+      <w:bCs/>
+      <w:i/>
+      <w:iCs/>
+      <w:color w:val="5B9BD5" w:themeColor="accent1"/>
+      <w:sz w:val="22"/>
+      <w:szCs w:val="22"/>
+    </w:rPr>
+  </w:style>
+  <w:style w:type="character" w:styleId="BookTitle">
+    <w:name w:val="Book Title"/>
+    <w:basedOn w:val="DefaultParagraphFont"/>
+    <w:uiPriority w:val="33"/>
+    <w:qFormat/>
+    <w:rsid w:val="00873267"/>
+    <w:rPr>
+      <w:b/>
+      <w:bCs/>
+      <w:smallCaps/>
+      <w:spacing w:val="5"/>
+    </w:rPr>
+  </w:style>
+  <w:style w:type="paragraph" w:styleId="NoSpacing">
+    <w:name w:val="No Spacing"/>
+    <w:uiPriority w:val="1"/>
+    <w:qFormat/>
+    <w:rsid w:val="00C36BFD"/>
+    <w:rPr>
+      <w:sz w:val="22"/>
+      <w:szCs w:val="22"/>
+    </w:rPr>
+  </w:style>
+  <w:style w:type="character" w:customStyle="1" w:styleId="t286pc">
+    <w:name w:val="t286pc"/>
+    <w:basedOn w:val="DefaultParagraphFont"/>
+    <w:rsid w:val="00F24BBE"/>
   </w:style>
 </w:styles>
 </file>
@@ -8974,8 +10108,7 @@
 <CoverPageProperties xmlns="http://schemas.microsoft.com/office/2006/coverPageProps">
   <PublishDate/>
   <Abstract/>
-  <CompanyAddress>Paper ID: IJITEST-2026-006          www.ijitest.org       Volume X Issue X, Month 2026
-</CompanyAddress>
+  <CompanyAddress>Paper ID: IJITEST-2026-015          www.ijitest.org       Volume 1 Issue 4, June 2026</CompanyAddress>
   <CompanyPhone/>
   <CompanyFax/>
   <CompanyEmail/>
@@ -8995,7 +10128,7 @@
 </file>
 
 <file path=customXml/itemProps2.xml><?xml version="1.0" encoding="utf-8"?>
-<ds:datastoreItem xmlns:ds="http://schemas.openxmlformats.org/officeDocument/2006/customXml" ds:itemID="{0154A3B8-952E-4265-AB6D-D6891A686637}">
+<ds:datastoreItem xmlns:ds="http://schemas.openxmlformats.org/officeDocument/2006/customXml" ds:itemID="{67C2185F-860B-4C84-99AC-B42C97DD00A5}">
   <ds:schemaRefs>
     <ds:schemaRef ds:uri="http://schemas.openxmlformats.org/officeDocument/2006/bibliography"/>
   </ds:schemaRefs>
